--- a/08运维服务质量管理制度、计划及报告/CYYH-ITSS-08-09投诉处理及问题升级流程.docx
+++ b/08运维服务质量管理制度、计划及报告/CYYH-ITSS-08-09投诉处理及问题升级流程.docx
@@ -1,7 +1,6 @@
 
 <file path=word/document.xml><?xml version="1.0" encoding="utf-8"?>
-<w:document xmlns:wpc="http://schemas.microsoft.com/office/word/2010/wordprocessingCanvas" xmlns:mc="http://schemas.openxmlformats.org/markup-compatibility/2006" xmlns:o="urn:schemas-microsoft-com:office:office" xmlns:r="http://schemas.openxmlformats.org/officeDocument/2006/relationships" xmlns:m="http://schemas.openxmlformats.org/officeDocument/2006/math" xmlns:v="urn:schemas-microsoft-com:vml" xmlns:wp14="http://schemas.microsoft.com/office/word/2010/wordprocessingDrawing" xmlns:wp="http://schemas.openxmlformats.org/drawingml/2006/wordprocessingDrawing" xmlns:w10="urn:schemas-microsoft-com:office:word" xmlns:w="http://schemas.openxmlformats.org/wordprocessingml/2006/main" xmlns:w14="http://schemas.microsoft.com/office/word/2010/wordml" xmlns:w15="http://schemas.microsoft.com/office/word/2012/wordml" xmlns:wne="http://schemas.microsoft.com/office/word/2006/wordml" xmlns:wpg="http://schemas.microsoft.com/office/word/2010/wordprocessingGroup" xmlns:wpi="http://schemas.microsoft.com/office/word/2010/wordprocessingInk" xmlns:wps="http://schemas.microsoft.com/office/word/2010/wordprocessingShape" mc:Ignorable="w14 w15 wp14">
-  <!-- Generated by Aspose.Words for .NET 13.3.0.1 -->
+<w:document xmlns:wpc="http://schemas.microsoft.com/office/word/2010/wordprocessingCanvas" xmlns:mc="http://schemas.openxmlformats.org/markup-compatibility/2006" xmlns:o="urn:schemas-microsoft-com:office:office" xmlns:r="http://schemas.openxmlformats.org/officeDocument/2006/relationships" xmlns:m="http://schemas.openxmlformats.org/officeDocument/2006/math" xmlns:v="urn:schemas-microsoft-com:vml" xmlns:wp14="http://schemas.microsoft.com/office/word/2010/wordprocessingDrawing" xmlns:wp="http://schemas.openxmlformats.org/drawingml/2006/wordprocessingDrawing" xmlns:w="http://schemas.openxmlformats.org/wordprocessingml/2006/main" xmlns:w14="http://schemas.microsoft.com/office/word/2010/wordml" xmlns:w10="urn:schemas-microsoft-com:office:word" xmlns:w15="http://schemas.microsoft.com/office/word/2012/wordml" xmlns:wpg="http://schemas.microsoft.com/office/word/2010/wordprocessingGroup" xmlns:wpi="http://schemas.microsoft.com/office/word/2010/wordprocessingInk" xmlns:wne="http://schemas.microsoft.com/office/word/2006/wordml" xmlns:wps="http://schemas.microsoft.com/office/word/2010/wordprocessingShape" xmlns:wpsCustomData="http://www.wps.cn/officeDocument/2013/wpsCustomData" mc:Ignorable="w14 w15 wp14">
   <w:body>
     <w:p>
       <w:pPr>
@@ -13,7 +12,7 @@
         </w:rPr>
         <w:drawing>
           <wp:inline distT="0" distB="0" distL="0" distR="0">
-            <wp:extent cx="696350" cy="271753"/>
+            <wp:extent cx="695960" cy="271145"/>
             <wp:effectExtent l="0" t="0" r="0" b="0"/>
             <wp:docPr id="2" name="IM 2"/>
             <wp:cNvGraphicFramePr/>
@@ -25,13 +24,13 @@
                     <pic:cNvPicPr/>
                   </pic:nvPicPr>
                   <pic:blipFill>
-                    <a:blip xmlns:r="http://schemas.openxmlformats.org/officeDocument/2006/relationships" r:embed="rId4"/>
+                    <a:blip r:embed="rId10"/>
                     <a:stretch>
                       <a:fillRect/>
                     </a:stretch>
                   </pic:blipFill>
                   <pic:spPr>
-                    <a:xfrm rot="0">
+                    <a:xfrm>
                       <a:off x="0" y="0"/>
                       <a:ext cx="696350" cy="271753"/>
                     </a:xfrm>
@@ -48,31 +47,31 @@
     </w:p>
     <w:p>
       <w:pPr>
-        <w:pStyle w:val="BodyText"/>
+        <w:pStyle w:val="2"/>
         <w:spacing w:line="257" w:lineRule="auto"/>
       </w:pPr>
     </w:p>
     <w:p>
       <w:pPr>
-        <w:pStyle w:val="BodyText"/>
+        <w:pStyle w:val="2"/>
         <w:spacing w:line="257" w:lineRule="auto"/>
       </w:pPr>
     </w:p>
     <w:p>
       <w:pPr>
-        <w:pStyle w:val="BodyText"/>
+        <w:pStyle w:val="2"/>
         <w:spacing w:line="258" w:lineRule="auto"/>
       </w:pPr>
     </w:p>
     <w:p>
       <w:pPr>
-        <w:pStyle w:val="BodyText"/>
+        <w:pStyle w:val="2"/>
         <w:spacing w:line="258" w:lineRule="auto"/>
       </w:pPr>
     </w:p>
     <w:p>
       <w:pPr>
-        <w:pStyle w:val="BodyText"/>
+        <w:pStyle w:val="2"/>
         <w:spacing w:line="258" w:lineRule="auto"/>
       </w:pPr>
     </w:p>
@@ -81,14 +80,14 @@
         <w:spacing w:before="140" w:line="225" w:lineRule="auto"/>
         <w:ind w:left="1099"/>
         <w:rPr>
-          <w:rFonts w:ascii="SimHei" w:eastAsia="SimHei" w:hAnsi="SimHei" w:cs="SimHei"/>
+          <w:rFonts w:ascii="黑体" w:hAnsi="黑体" w:eastAsia="黑体" w:cs="黑体"/>
           <w:sz w:val="43"/>
           <w:szCs w:val="43"/>
         </w:rPr>
       </w:pPr>
       <w:r>
         <w:rPr>
-          <w:rFonts w:ascii="SimHei" w:eastAsia="SimHei" w:hAnsi="SimHei" w:cs="SimHei"/>
+          <w:rFonts w:ascii="黑体" w:hAnsi="黑体" w:eastAsia="黑体" w:cs="黑体"/>
           <w:b/>
           <w:bCs/>
           <w:spacing w:val="6"/>
@@ -100,13 +99,13 @@
     </w:p>
     <w:p>
       <w:pPr>
-        <w:pStyle w:val="BodyText"/>
+        <w:pStyle w:val="2"/>
         <w:spacing w:line="313" w:lineRule="auto"/>
       </w:pPr>
     </w:p>
     <w:p>
       <w:pPr>
-        <w:pStyle w:val="BodyText"/>
+        <w:pStyle w:val="2"/>
         <w:spacing w:line="314" w:lineRule="auto"/>
       </w:pPr>
     </w:p>
@@ -115,14 +114,14 @@
         <w:spacing w:before="140" w:line="224" w:lineRule="auto"/>
         <w:ind w:left="1761"/>
         <w:rPr>
-          <w:rFonts w:ascii="SimHei" w:eastAsia="SimHei" w:hAnsi="SimHei" w:cs="SimHei"/>
+          <w:rFonts w:ascii="黑体" w:hAnsi="黑体" w:eastAsia="黑体" w:cs="黑体"/>
           <w:sz w:val="43"/>
           <w:szCs w:val="43"/>
         </w:rPr>
       </w:pPr>
       <w:r>
         <w:rPr>
-          <w:rFonts w:ascii="SimHei" w:eastAsia="SimHei" w:hAnsi="SimHei" w:cs="SimHei"/>
+          <w:rFonts w:ascii="黑体" w:hAnsi="黑体" w:eastAsia="黑体" w:cs="黑体"/>
           <w:b/>
           <w:bCs/>
           <w:spacing w:val="5"/>
@@ -134,140 +133,68 @@
     </w:p>
     <w:p>
       <w:pPr>
-        <w:pStyle w:val="BodyText"/>
+        <w:pStyle w:val="2"/>
         <w:spacing w:line="249" w:lineRule="auto"/>
       </w:pPr>
     </w:p>
     <w:p>
       <w:pPr>
-        <w:pStyle w:val="BodyText"/>
+        <w:pStyle w:val="2"/>
         <w:spacing w:line="249" w:lineRule="auto"/>
       </w:pPr>
     </w:p>
     <w:p>
       <w:pPr>
-        <w:pStyle w:val="BodyText"/>
+        <w:pStyle w:val="2"/>
         <w:spacing w:line="249" w:lineRule="auto"/>
       </w:pPr>
     </w:p>
     <w:p>
       <w:pPr>
-        <w:pStyle w:val="BodyText"/>
+        <w:pStyle w:val="2"/>
         <w:spacing w:line="249" w:lineRule="auto"/>
       </w:pPr>
     </w:p>
     <w:p>
       <w:pPr>
-        <w:pStyle w:val="BodyText"/>
+        <w:pStyle w:val="2"/>
         <w:spacing w:line="249" w:lineRule="auto"/>
       </w:pPr>
     </w:p>
     <w:p>
       <w:pPr>
-        <w:pStyle w:val="BodyText"/>
+        <w:pStyle w:val="2"/>
         <w:spacing w:line="249" w:lineRule="auto"/>
       </w:pPr>
     </w:p>
     <w:p>
       <w:pPr>
-        <w:pStyle w:val="BodyText"/>
+        <w:pStyle w:val="2"/>
         <w:spacing w:line="249" w:lineRule="auto"/>
       </w:pPr>
     </w:p>
     <w:p>
       <w:pPr>
-        <w:pStyle w:val="BodyText"/>
+        <w:pStyle w:val="2"/>
         <w:spacing w:line="249" w:lineRule="auto"/>
       </w:pPr>
     </w:p>
     <w:p>
       <w:pPr>
-        <w:pStyle w:val="BodyText"/>
+        <w:pStyle w:val="2"/>
         <w:spacing w:line="249" w:lineRule="auto"/>
       </w:pPr>
     </w:p>
     <w:p>
       <w:pPr>
-        <w:pStyle w:val="BodyText"/>
+        <w:pStyle w:val="2"/>
         <w:spacing w:line="249" w:lineRule="auto"/>
       </w:pPr>
     </w:p>
     <w:p>
       <w:pPr>
-        <w:pStyle w:val="BodyText"/>
+        <w:pStyle w:val="2"/>
         <w:spacing w:line="249" w:lineRule="auto"/>
-      </w:pPr>
-    </w:p>
-    <w:p>
-      <w:pPr>
-        <w:pStyle w:val="BodyText"/>
-        <w:spacing w:line="249" w:lineRule="auto"/>
-      </w:pPr>
-    </w:p>
-    <w:p>
-      <w:pPr>
-        <w:pStyle w:val="BodyText"/>
-        <w:spacing w:line="249" w:lineRule="auto"/>
-      </w:pPr>
-    </w:p>
-    <w:p>
-      <w:pPr>
-        <w:pStyle w:val="BodyText"/>
-        <w:spacing w:line="249" w:lineRule="auto"/>
-      </w:pPr>
-    </w:p>
-    <w:p>
-      <w:pPr>
-        <w:pStyle w:val="BodyText"/>
-        <w:spacing w:line="249" w:lineRule="auto"/>
-      </w:pPr>
-    </w:p>
-    <w:p>
-      <w:pPr>
-        <w:pStyle w:val="BodyText"/>
-        <w:spacing w:line="249" w:lineRule="auto"/>
-      </w:pPr>
-    </w:p>
-    <w:p>
-      <w:pPr>
-        <w:pStyle w:val="BodyText"/>
-        <w:spacing w:line="249" w:lineRule="auto"/>
-      </w:pPr>
-    </w:p>
-    <w:p>
-      <w:pPr>
-        <w:pStyle w:val="BodyText"/>
-        <w:spacing w:line="250" w:lineRule="auto"/>
-      </w:pPr>
-    </w:p>
-    <w:p>
-      <w:pPr>
-        <w:pStyle w:val="BodyText"/>
-        <w:spacing w:line="250" w:lineRule="auto"/>
-      </w:pPr>
-    </w:p>
-    <w:p>
-      <w:pPr>
-        <w:pStyle w:val="BodyText"/>
-        <w:spacing w:line="250" w:lineRule="auto"/>
-      </w:pPr>
-    </w:p>
-    <w:p>
-      <w:pPr>
-        <w:pStyle w:val="BodyText"/>
-        <w:spacing w:line="250" w:lineRule="auto"/>
-      </w:pPr>
-    </w:p>
-    <w:p>
-      <w:pPr>
-        <w:pStyle w:val="BodyText"/>
-        <w:spacing w:line="250" w:lineRule="auto"/>
-      </w:pPr>
-    </w:p>
-    <w:p>
-      <w:pPr>
-        <w:pStyle w:val="BodyText"/>
-        <w:spacing w:line="250" w:lineRule="auto"/>
       </w:pPr>
     </w:p>
     <w:p>
@@ -275,14 +202,16 @@
         <w:spacing w:before="97" w:line="221" w:lineRule="auto"/>
         <w:ind w:left="2888"/>
         <w:rPr>
-          <w:rFonts w:ascii="SimHei" w:eastAsia="SimHei" w:hAnsi="SimHei" w:cs="SimHei"/>
+          <w:rFonts w:ascii="黑体" w:hAnsi="黑体" w:eastAsia="黑体" w:cs="黑体"/>
           <w:sz w:val="30"/>
           <w:szCs w:val="30"/>
         </w:rPr>
       </w:pPr>
-      <w:r>
-        <w:rPr>
-          <w:rFonts w:ascii="SimHei" w:eastAsia="SimHei" w:hAnsi="SimHei" w:cs="SimHei"/>
+      <w:bookmarkStart w:id="9" w:name="_GoBack"/>
+      <w:bookmarkEnd w:id="9"/>
+      <w:r>
+        <w:rPr>
+          <w:rFonts w:ascii="黑体" w:hAnsi="黑体" w:eastAsia="黑体" w:cs="黑体"/>
           <w:b/>
           <w:bCs/>
           <w:spacing w:val="-3"/>
@@ -293,7 +222,7 @@
       </w:r>
       <w:r>
         <w:rPr>
-          <w:rFonts w:ascii="SimHei" w:eastAsia="SimHei" w:hAnsi="SimHei" w:cs="SimHei"/>
+          <w:rFonts w:ascii="黑体" w:hAnsi="黑体" w:eastAsia="黑体" w:cs="黑体"/>
           <w:spacing w:val="-3"/>
           <w:sz w:val="30"/>
           <w:szCs w:val="30"/>
@@ -302,7 +231,7 @@
       </w:r>
       <w:r>
         <w:rPr>
-          <w:rFonts w:ascii="SimHei" w:eastAsia="SimHei" w:hAnsi="SimHei" w:cs="SimHei"/>
+          <w:rFonts w:ascii="黑体" w:hAnsi="黑体" w:eastAsia="黑体" w:cs="黑体"/>
           <w:b/>
           <w:bCs/>
           <w:spacing w:val="-3"/>
@@ -317,14 +246,14 @@
         <w:spacing w:before="269" w:line="221" w:lineRule="auto"/>
         <w:ind w:left="2878"/>
         <w:rPr>
-          <w:rFonts w:ascii="SimHei" w:eastAsia="SimHei" w:hAnsi="SimHei" w:cs="SimHei"/>
+          <w:rFonts w:ascii="黑体" w:hAnsi="黑体" w:eastAsia="黑体" w:cs="黑体"/>
           <w:sz w:val="30"/>
           <w:szCs w:val="30"/>
         </w:rPr>
       </w:pPr>
       <w:r>
         <w:rPr>
-          <w:rFonts w:ascii="SimHei" w:eastAsia="SimHei" w:hAnsi="SimHei" w:cs="SimHei"/>
+          <w:rFonts w:ascii="黑体" w:hAnsi="黑体" w:eastAsia="黑体" w:cs="黑体"/>
           <w:b/>
           <w:bCs/>
           <w:spacing w:val="-4"/>
@@ -335,7 +264,7 @@
       </w:r>
       <w:r>
         <w:rPr>
-          <w:rFonts w:ascii="SimHei" w:eastAsia="SimHei" w:hAnsi="SimHei" w:cs="SimHei"/>
+          <w:rFonts w:ascii="黑体" w:hAnsi="黑体" w:eastAsia="黑体" w:cs="黑体"/>
           <w:spacing w:val="-4"/>
           <w:sz w:val="30"/>
           <w:szCs w:val="30"/>
@@ -344,7 +273,7 @@
       </w:r>
       <w:r>
         <w:rPr>
-          <w:rFonts w:ascii="Times New Roman" w:eastAsia="Times New Roman" w:hAnsi="Times New Roman" w:cs="Times New Roman"/>
+          <w:rFonts w:ascii="Times New Roman" w:hAnsi="Times New Roman" w:eastAsia="Times New Roman" w:cs="Times New Roman"/>
           <w:b/>
           <w:bCs/>
           <w:spacing w:val="-4"/>
@@ -359,14 +288,14 @@
         <w:spacing w:before="269" w:line="222" w:lineRule="auto"/>
         <w:ind w:left="2883"/>
         <w:rPr>
-          <w:rFonts w:ascii="Times New Roman" w:eastAsia="Times New Roman" w:hAnsi="Times New Roman" w:cs="Times New Roman"/>
+          <w:rFonts w:ascii="Times New Roman" w:hAnsi="Times New Roman" w:eastAsia="Times New Roman" w:cs="Times New Roman"/>
           <w:sz w:val="30"/>
           <w:szCs w:val="30"/>
         </w:rPr>
       </w:pPr>
       <w:r>
         <w:rPr>
-          <w:rFonts w:ascii="SimHei" w:eastAsia="SimHei" w:hAnsi="SimHei" w:cs="SimHei"/>
+          <w:rFonts w:ascii="黑体" w:hAnsi="黑体" w:eastAsia="黑体" w:cs="黑体"/>
           <w:b/>
           <w:bCs/>
           <w:spacing w:val="-2"/>
@@ -377,7 +306,7 @@
       </w:r>
       <w:r>
         <w:rPr>
-          <w:rFonts w:ascii="Times New Roman" w:eastAsia="Times New Roman" w:hAnsi="Times New Roman" w:cs="Times New Roman"/>
+          <w:rFonts w:ascii="Times New Roman" w:hAnsi="Times New Roman" w:eastAsia="Times New Roman" w:cs="Times New Roman"/>
           <w:b/>
           <w:bCs/>
           <w:spacing w:val="-2"/>
@@ -392,14 +321,14 @@
         <w:spacing w:before="271" w:line="222" w:lineRule="auto"/>
         <w:ind w:left="2884"/>
         <w:rPr>
-          <w:rFonts w:ascii="SimHei" w:eastAsia="SimHei" w:hAnsi="SimHei" w:cs="SimHei"/>
+          <w:rFonts w:ascii="黑体" w:hAnsi="黑体" w:eastAsia="黑体" w:cs="黑体"/>
           <w:sz w:val="30"/>
           <w:szCs w:val="30"/>
         </w:rPr>
       </w:pPr>
       <w:r>
         <w:rPr>
-          <w:rFonts w:ascii="SimHei" w:eastAsia="SimHei" w:hAnsi="SimHei" w:cs="SimHei"/>
+          <w:rFonts w:ascii="黑体" w:hAnsi="黑体" w:eastAsia="黑体" w:cs="黑体"/>
           <w:b/>
           <w:bCs/>
           <w:spacing w:val="-6"/>
@@ -414,14 +343,14 @@
         <w:spacing w:before="268" w:line="222" w:lineRule="auto"/>
         <w:ind w:left="2884"/>
         <w:rPr>
-          <w:rFonts w:ascii="SimHei" w:eastAsia="SimHei" w:hAnsi="SimHei" w:cs="SimHei"/>
+          <w:rFonts w:ascii="黑体" w:hAnsi="黑体" w:eastAsia="黑体" w:cs="黑体"/>
           <w:sz w:val="30"/>
           <w:szCs w:val="30"/>
         </w:rPr>
       </w:pPr>
       <w:r>
         <w:rPr>
-          <w:rFonts w:ascii="SimHei" w:eastAsia="SimHei" w:hAnsi="SimHei" w:cs="SimHei"/>
+          <w:rFonts w:ascii="黑体" w:hAnsi="黑体" w:eastAsia="黑体" w:cs="黑体"/>
           <w:b/>
           <w:bCs/>
           <w:spacing w:val="-4"/>
@@ -436,14 +365,14 @@
         <w:spacing w:before="268" w:line="221" w:lineRule="auto"/>
         <w:ind w:left="2884"/>
         <w:rPr>
-          <w:rFonts w:ascii="SimHei" w:eastAsia="SimHei" w:hAnsi="SimHei" w:cs="SimHei"/>
+          <w:rFonts w:ascii="黑体" w:hAnsi="黑体" w:eastAsia="黑体" w:cs="黑体"/>
           <w:sz w:val="30"/>
           <w:szCs w:val="30"/>
         </w:rPr>
       </w:pPr>
       <w:r>
         <w:rPr>
-          <w:rFonts w:ascii="SimHei" w:eastAsia="SimHei" w:hAnsi="SimHei" w:cs="SimHei"/>
+          <w:rFonts w:ascii="黑体" w:hAnsi="黑体" w:eastAsia="黑体" w:cs="黑体"/>
           <w:b/>
           <w:bCs/>
           <w:spacing w:val="-6"/>
@@ -458,14 +387,14 @@
         <w:spacing w:before="275" w:line="221" w:lineRule="auto"/>
         <w:ind w:left="2878"/>
         <w:rPr>
-          <w:rFonts w:ascii="SimHei" w:eastAsia="SimHei" w:hAnsi="SimHei" w:cs="SimHei"/>
+          <w:rFonts w:ascii="黑体" w:hAnsi="黑体" w:eastAsia="黑体" w:cs="黑体"/>
           <w:sz w:val="30"/>
           <w:szCs w:val="30"/>
         </w:rPr>
       </w:pPr>
       <w:r>
         <w:rPr>
-          <w:rFonts w:ascii="SimHei" w:eastAsia="SimHei" w:hAnsi="SimHei" w:cs="SimHei"/>
+          <w:rFonts w:ascii="黑体" w:hAnsi="黑体" w:eastAsia="黑体" w:cs="黑体"/>
           <w:b/>
           <w:bCs/>
           <w:spacing w:val="-5"/>
@@ -476,7 +405,7 @@
       </w:r>
       <w:r>
         <w:rPr>
-          <w:rFonts w:ascii="Times New Roman" w:eastAsia="Times New Roman" w:hAnsi="Times New Roman" w:cs="Times New Roman"/>
+          <w:rFonts w:ascii="Times New Roman" w:hAnsi="Times New Roman" w:eastAsia="Times New Roman" w:cs="Times New Roman"/>
           <w:b/>
           <w:bCs/>
           <w:spacing w:val="-5"/>
@@ -491,15 +420,15 @@
       <w:pPr>
         <w:spacing w:line="221" w:lineRule="auto"/>
         <w:rPr>
-          <w:rFonts w:ascii="SimHei" w:eastAsia="SimHei" w:hAnsi="SimHei" w:cs="SimHei"/>
+          <w:rFonts w:ascii="黑体" w:hAnsi="黑体" w:eastAsia="黑体" w:cs="黑体"/>
           <w:sz w:val="30"/>
           <w:szCs w:val="30"/>
         </w:rPr>
         <w:sectPr>
-          <w:footerReference w:type="default" r:id="rId5"/>
+          <w:footerReference r:id="rId5" w:type="default"/>
           <w:pgSz w:w="11910" w:h="16840"/>
           <w:pgMar w:top="904" w:right="1786" w:bottom="961" w:left="1779" w:header="0" w:footer="726" w:gutter="0"/>
-          <w:cols w:space="720"/>
+          <w:cols w:space="720" w:num="1"/>
         </w:sectPr>
       </w:pPr>
     </w:p>
@@ -513,7 +442,7 @@
         </w:rPr>
         <w:drawing>
           <wp:inline distT="0" distB="0" distL="0" distR="0">
-            <wp:extent cx="696350" cy="271753"/>
+            <wp:extent cx="695960" cy="271145"/>
             <wp:effectExtent l="0" t="0" r="0" b="0"/>
             <wp:docPr id="4" name="IM 4"/>
             <wp:cNvGraphicFramePr/>
@@ -525,13 +454,13 @@
                     <pic:cNvPicPr/>
                   </pic:nvPicPr>
                   <pic:blipFill>
-                    <a:blip xmlns:r="http://schemas.openxmlformats.org/officeDocument/2006/relationships" r:embed="rId4"/>
+                    <a:blip r:embed="rId10"/>
                     <a:stretch>
                       <a:fillRect/>
                     </a:stretch>
                   </pic:blipFill>
                   <pic:spPr>
-                    <a:xfrm rot="0">
+                    <a:xfrm>
                       <a:off x="0" y="0"/>
                       <a:ext cx="696350" cy="271753"/>
                     </a:xfrm>
@@ -551,14 +480,14 @@
         <w:spacing w:before="255" w:line="222" w:lineRule="auto"/>
         <w:ind w:left="1391"/>
         <w:rPr>
-          <w:rFonts w:ascii="SimHei" w:eastAsia="SimHei" w:hAnsi="SimHei" w:cs="SimHei"/>
+          <w:rFonts w:ascii="黑体" w:hAnsi="黑体" w:eastAsia="黑体" w:cs="黑体"/>
           <w:sz w:val="30"/>
           <w:szCs w:val="30"/>
         </w:rPr>
       </w:pPr>
       <w:r>
         <w:rPr>
-          <w:rFonts w:ascii="SimHei" w:eastAsia="SimHei" w:hAnsi="SimHei" w:cs="SimHei"/>
+          <w:rFonts w:ascii="黑体" w:hAnsi="黑体" w:eastAsia="黑体" w:cs="黑体"/>
           <w:b/>
           <w:bCs/>
           <w:spacing w:val="-5"/>
@@ -575,18 +504,24 @@
     </w:p>
     <w:tbl>
       <w:tblPr>
-        <w:tblStyle w:val="TableNormal"/>
+        <w:tblStyle w:val="5"/>
         <w:tblW w:w="8508" w:type="dxa"/>
         <w:tblInd w:w="162" w:type="dxa"/>
         <w:tblBorders>
-          <w:top w:val="single" w:sz="2" w:space="0" w:color="000000"/>
-          <w:left w:val="single" w:sz="2" w:space="0" w:color="000000"/>
-          <w:bottom w:val="single" w:sz="2" w:space="0" w:color="000000"/>
-          <w:right w:val="single" w:sz="2" w:space="0" w:color="000000"/>
-          <w:insideH w:val="single" w:sz="2" w:space="0" w:color="000000"/>
-          <w:insideV w:val="single" w:sz="2" w:space="0" w:color="000000"/>
+          <w:top w:val="single" w:color="000000" w:sz="2" w:space="0"/>
+          <w:left w:val="single" w:color="000000" w:sz="2" w:space="0"/>
+          <w:bottom w:val="single" w:color="000000" w:sz="2" w:space="0"/>
+          <w:right w:val="single" w:color="000000" w:sz="2" w:space="0"/>
+          <w:insideH w:val="single" w:color="000000" w:sz="2" w:space="0"/>
+          <w:insideV w:val="single" w:color="000000" w:sz="2" w:space="0"/>
         </w:tblBorders>
         <w:tblLayout w:type="fixed"/>
+        <w:tblCellMar>
+          <w:top w:w="0" w:type="dxa"/>
+          <w:left w:w="0" w:type="dxa"/>
+          <w:bottom w:w="0" w:type="dxa"/>
+          <w:right w:w="0" w:type="dxa"/>
+        </w:tblCellMar>
       </w:tblPr>
       <w:tblGrid>
         <w:gridCol w:w="1582"/>
@@ -597,20 +532,23 @@
       </w:tblGrid>
       <w:tr>
         <w:tblPrEx>
-          <w:tblW w:w="8508" w:type="dxa"/>
-          <w:tblInd w:w="162" w:type="dxa"/>
           <w:tblBorders>
-            <w:top w:val="single" w:sz="2" w:space="0" w:color="000000"/>
-            <w:left w:val="single" w:sz="2" w:space="0" w:color="000000"/>
-            <w:bottom w:val="single" w:sz="2" w:space="0" w:color="000000"/>
-            <w:right w:val="single" w:sz="2" w:space="0" w:color="000000"/>
-            <w:insideH w:val="single" w:sz="2" w:space="0" w:color="000000"/>
-            <w:insideV w:val="single" w:sz="2" w:space="0" w:color="000000"/>
+            <w:top w:val="single" w:color="000000" w:sz="2" w:space="0"/>
+            <w:left w:val="single" w:color="000000" w:sz="2" w:space="0"/>
+            <w:bottom w:val="single" w:color="000000" w:sz="2" w:space="0"/>
+            <w:right w:val="single" w:color="000000" w:sz="2" w:space="0"/>
+            <w:insideH w:val="single" w:color="000000" w:sz="2" w:space="0"/>
+            <w:insideV w:val="single" w:color="000000" w:sz="2" w:space="0"/>
           </w:tblBorders>
-          <w:tblLayout w:type="fixed"/>
+          <w:tblCellMar>
+            <w:top w:w="0" w:type="dxa"/>
+            <w:left w:w="0" w:type="dxa"/>
+            <w:bottom w:w="0" w:type="dxa"/>
+            <w:right w:w="0" w:type="dxa"/>
+          </w:tblCellMar>
         </w:tblPrEx>
         <w:trPr>
-          <w:trHeight w:val="632"/>
+          <w:trHeight w:val="632" w:hRule="atLeast"/>
         </w:trPr>
         <w:tc>
           <w:tcPr>
@@ -621,14 +559,14 @@
               <w:spacing w:before="177" w:line="222" w:lineRule="auto"/>
               <w:ind w:left="230"/>
               <w:rPr>
-                <w:rFonts w:ascii="SimHei" w:eastAsia="SimHei" w:hAnsi="SimHei" w:cs="SimHei"/>
+                <w:rFonts w:ascii="黑体" w:hAnsi="黑体" w:eastAsia="黑体" w:cs="黑体"/>
                 <w:sz w:val="28"/>
                 <w:szCs w:val="28"/>
               </w:rPr>
             </w:pPr>
             <w:r>
               <w:rPr>
-                <w:rFonts w:ascii="SimHei" w:eastAsia="SimHei" w:hAnsi="SimHei" w:cs="SimHei"/>
+                <w:rFonts w:ascii="黑体" w:hAnsi="黑体" w:eastAsia="黑体" w:cs="黑体"/>
                 <w:spacing w:val="-4"/>
                 <w:sz w:val="28"/>
                 <w:szCs w:val="28"/>
@@ -646,14 +584,14 @@
               <w:spacing w:before="177" w:line="222" w:lineRule="auto"/>
               <w:ind w:left="366"/>
               <w:rPr>
-                <w:rFonts w:ascii="SimHei" w:eastAsia="SimHei" w:hAnsi="SimHei" w:cs="SimHei"/>
+                <w:rFonts w:ascii="黑体" w:hAnsi="黑体" w:eastAsia="黑体" w:cs="黑体"/>
                 <w:sz w:val="28"/>
                 <w:szCs w:val="28"/>
               </w:rPr>
             </w:pPr>
             <w:r>
               <w:rPr>
-                <w:rFonts w:ascii="SimHei" w:eastAsia="SimHei" w:hAnsi="SimHei" w:cs="SimHei"/>
+                <w:rFonts w:ascii="黑体" w:hAnsi="黑体" w:eastAsia="黑体" w:cs="黑体"/>
                 <w:spacing w:val="-3"/>
                 <w:sz w:val="28"/>
                 <w:szCs w:val="28"/>
@@ -671,14 +609,14 @@
               <w:spacing w:before="177" w:line="222" w:lineRule="auto"/>
               <w:ind w:left="434"/>
               <w:rPr>
-                <w:rFonts w:ascii="SimHei" w:eastAsia="SimHei" w:hAnsi="SimHei" w:cs="SimHei"/>
+                <w:rFonts w:ascii="黑体" w:hAnsi="黑体" w:eastAsia="黑体" w:cs="黑体"/>
                 <w:sz w:val="28"/>
                 <w:szCs w:val="28"/>
               </w:rPr>
             </w:pPr>
             <w:r>
               <w:rPr>
-                <w:rFonts w:ascii="SimHei" w:eastAsia="SimHei" w:hAnsi="SimHei" w:cs="SimHei"/>
+                <w:rFonts w:ascii="黑体" w:hAnsi="黑体" w:eastAsia="黑体" w:cs="黑体"/>
                 <w:spacing w:val="-3"/>
                 <w:sz w:val="28"/>
                 <w:szCs w:val="28"/>
@@ -696,14 +634,14 @@
               <w:spacing w:before="176" w:line="223" w:lineRule="auto"/>
               <w:ind w:left="444"/>
               <w:rPr>
-                <w:rFonts w:ascii="SimHei" w:eastAsia="SimHei" w:hAnsi="SimHei" w:cs="SimHei"/>
+                <w:rFonts w:ascii="黑体" w:hAnsi="黑体" w:eastAsia="黑体" w:cs="黑体"/>
                 <w:sz w:val="28"/>
                 <w:szCs w:val="28"/>
               </w:rPr>
             </w:pPr>
             <w:r>
               <w:rPr>
-                <w:rFonts w:ascii="SimHei" w:eastAsia="SimHei" w:hAnsi="SimHei" w:cs="SimHei"/>
+                <w:rFonts w:ascii="黑体" w:hAnsi="黑体" w:eastAsia="黑体" w:cs="黑体"/>
                 <w:spacing w:val="-6"/>
                 <w:sz w:val="28"/>
                 <w:szCs w:val="28"/>
@@ -721,14 +659,14 @@
               <w:spacing w:before="176" w:line="222" w:lineRule="auto"/>
               <w:ind w:left="332"/>
               <w:rPr>
-                <w:rFonts w:ascii="SimHei" w:eastAsia="SimHei" w:hAnsi="SimHei" w:cs="SimHei"/>
+                <w:rFonts w:ascii="黑体" w:hAnsi="黑体" w:eastAsia="黑体" w:cs="黑体"/>
                 <w:sz w:val="28"/>
                 <w:szCs w:val="28"/>
               </w:rPr>
             </w:pPr>
             <w:r>
               <w:rPr>
-                <w:rFonts w:ascii="SimHei" w:eastAsia="SimHei" w:hAnsi="SimHei" w:cs="SimHei"/>
+                <w:rFonts w:ascii="黑体" w:hAnsi="黑体" w:eastAsia="黑体" w:cs="黑体"/>
                 <w:spacing w:val="-2"/>
                 <w:sz w:val="28"/>
                 <w:szCs w:val="28"/>
@@ -740,12 +678,23 @@
       </w:tr>
       <w:tr>
         <w:tblPrEx>
-          <w:tblW w:w="8508" w:type="dxa"/>
-          <w:tblInd w:w="162" w:type="dxa"/>
-          <w:tblLayout w:type="fixed"/>
+          <w:tblBorders>
+            <w:top w:val="single" w:color="000000" w:sz="2" w:space="0"/>
+            <w:left w:val="single" w:color="000000" w:sz="2" w:space="0"/>
+            <w:bottom w:val="single" w:color="000000" w:sz="2" w:space="0"/>
+            <w:right w:val="single" w:color="000000" w:sz="2" w:space="0"/>
+            <w:insideH w:val="single" w:color="000000" w:sz="2" w:space="0"/>
+            <w:insideV w:val="single" w:color="000000" w:sz="2" w:space="0"/>
+          </w:tblBorders>
+          <w:tblCellMar>
+            <w:top w:w="0" w:type="dxa"/>
+            <w:left w:w="0" w:type="dxa"/>
+            <w:bottom w:w="0" w:type="dxa"/>
+            <w:right w:w="0" w:type="dxa"/>
+          </w:tblCellMar>
         </w:tblPrEx>
         <w:trPr>
-          <w:trHeight w:val="864"/>
+          <w:trHeight w:val="864" w:hRule="atLeast"/>
         </w:trPr>
         <w:tc>
           <w:tcPr>
@@ -756,14 +705,14 @@
               <w:spacing w:before="175" w:line="241" w:lineRule="auto"/>
               <w:ind w:left="311"/>
               <w:rPr>
-                <w:rFonts w:ascii="SimHei" w:eastAsia="SimHei" w:hAnsi="SimHei" w:cs="SimHei"/>
+                <w:rFonts w:ascii="黑体" w:hAnsi="黑体" w:eastAsia="黑体" w:cs="黑体"/>
                 <w:sz w:val="28"/>
                 <w:szCs w:val="28"/>
               </w:rPr>
             </w:pPr>
             <w:r>
               <w:rPr>
-                <w:rFonts w:ascii="SimHei" w:eastAsia="SimHei" w:hAnsi="SimHei" w:cs="SimHei"/>
+                <w:rFonts w:ascii="黑体" w:hAnsi="黑体" w:eastAsia="黑体" w:cs="黑体"/>
                 <w:spacing w:val="-1"/>
                 <w:sz w:val="28"/>
                 <w:szCs w:val="28"/>
@@ -781,14 +730,14 @@
               <w:spacing w:before="174" w:line="224" w:lineRule="auto"/>
               <w:ind w:left="560" w:right="26" w:hanging="420"/>
               <w:rPr>
-                <w:rFonts w:ascii="SimHei" w:eastAsia="SimHei" w:hAnsi="SimHei" w:cs="SimHei"/>
+                <w:rFonts w:ascii="黑体" w:hAnsi="黑体" w:eastAsia="黑体" w:cs="黑体"/>
                 <w:sz w:val="28"/>
                 <w:szCs w:val="28"/>
               </w:rPr>
             </w:pPr>
             <w:r>
               <w:rPr>
-                <w:rFonts w:ascii="SimHei" w:eastAsia="SimHei" w:hAnsi="SimHei" w:cs="SimHei"/>
+                <w:rFonts w:ascii="黑体" w:hAnsi="黑体" w:eastAsia="黑体" w:cs="黑体"/>
                 <w:spacing w:val="-2"/>
                 <w:sz w:val="28"/>
                 <w:szCs w:val="28"/>
@@ -797,7 +746,7 @@
             </w:r>
             <w:r>
               <w:rPr>
-                <w:rFonts w:ascii="SimHei" w:eastAsia="SimHei" w:hAnsi="SimHei" w:cs="SimHei"/>
+                <w:rFonts w:ascii="黑体" w:hAnsi="黑体" w:eastAsia="黑体" w:cs="黑体"/>
                 <w:spacing w:val="-3"/>
                 <w:sz w:val="28"/>
                 <w:szCs w:val="28"/>
@@ -815,14 +764,14 @@
               <w:spacing w:before="176" w:line="222" w:lineRule="auto"/>
               <w:ind w:left="440"/>
               <w:rPr>
-                <w:rFonts w:ascii="SimHei" w:eastAsia="SimHei" w:hAnsi="SimHei" w:cs="SimHei"/>
+                <w:rFonts w:ascii="黑体" w:hAnsi="黑体" w:eastAsia="黑体" w:cs="黑体"/>
                 <w:sz w:val="28"/>
                 <w:szCs w:val="28"/>
               </w:rPr>
             </w:pPr>
             <w:r>
               <w:rPr>
-                <w:rFonts w:ascii="SimHei" w:eastAsia="SimHei" w:hAnsi="SimHei" w:cs="SimHei"/>
+                <w:rFonts w:ascii="黑体" w:hAnsi="黑体" w:eastAsia="黑体" w:cs="黑体"/>
                 <w:spacing w:val="-5"/>
                 <w:sz w:val="28"/>
                 <w:szCs w:val="28"/>
@@ -840,14 +789,14 @@
               <w:spacing w:before="176" w:line="222" w:lineRule="auto"/>
               <w:ind w:left="495"/>
               <w:rPr>
-                <w:rFonts w:ascii="SimHei" w:eastAsia="SimHei" w:hAnsi="SimHei" w:cs="SimHei"/>
+                <w:rFonts w:ascii="黑体" w:hAnsi="黑体" w:eastAsia="黑体" w:cs="黑体"/>
                 <w:sz w:val="28"/>
                 <w:szCs w:val="28"/>
               </w:rPr>
             </w:pPr>
             <w:r>
               <w:rPr>
-                <w:rFonts w:ascii="SimHei" w:eastAsia="SimHei" w:hAnsi="SimHei" w:cs="SimHei"/>
+                <w:rFonts w:ascii="黑体" w:hAnsi="黑体" w:eastAsia="黑体" w:cs="黑体"/>
                 <w:spacing w:val="-5"/>
                 <w:sz w:val="28"/>
                 <w:szCs w:val="28"/>
@@ -865,14 +814,14 @@
               <w:spacing w:before="175" w:line="241" w:lineRule="auto"/>
               <w:ind w:left="332"/>
               <w:rPr>
-                <w:rFonts w:ascii="SimHei" w:eastAsia="SimHei" w:hAnsi="SimHei" w:cs="SimHei"/>
+                <w:rFonts w:ascii="黑体" w:hAnsi="黑体" w:eastAsia="黑体" w:cs="黑体"/>
                 <w:sz w:val="28"/>
                 <w:szCs w:val="28"/>
               </w:rPr>
             </w:pPr>
             <w:r>
               <w:rPr>
-                <w:rFonts w:ascii="SimHei" w:eastAsia="SimHei" w:hAnsi="SimHei" w:cs="SimHei"/>
+                <w:rFonts w:ascii="黑体" w:hAnsi="黑体" w:eastAsia="黑体" w:cs="黑体"/>
                 <w:spacing w:val="-2"/>
                 <w:sz w:val="28"/>
                 <w:szCs w:val="28"/>
@@ -884,12 +833,23 @@
       </w:tr>
       <w:tr>
         <w:tblPrEx>
-          <w:tblW w:w="8508" w:type="dxa"/>
-          <w:tblInd w:w="162" w:type="dxa"/>
-          <w:tblLayout w:type="fixed"/>
+          <w:tblBorders>
+            <w:top w:val="single" w:color="000000" w:sz="2" w:space="0"/>
+            <w:left w:val="single" w:color="000000" w:sz="2" w:space="0"/>
+            <w:bottom w:val="single" w:color="000000" w:sz="2" w:space="0"/>
+            <w:right w:val="single" w:color="000000" w:sz="2" w:space="0"/>
+            <w:insideH w:val="single" w:color="000000" w:sz="2" w:space="0"/>
+            <w:insideV w:val="single" w:color="000000" w:sz="2" w:space="0"/>
+          </w:tblBorders>
+          <w:tblCellMar>
+            <w:top w:w="0" w:type="dxa"/>
+            <w:left w:w="0" w:type="dxa"/>
+            <w:bottom w:w="0" w:type="dxa"/>
+            <w:right w:w="0" w:type="dxa"/>
+          </w:tblCellMar>
         </w:tblPrEx>
         <w:trPr>
-          <w:trHeight w:val="629"/>
+          <w:trHeight w:val="629" w:hRule="atLeast"/>
         </w:trPr>
         <w:tc>
           <w:tcPr>
@@ -897,7 +857,7 @@
           </w:tcPr>
           <w:p>
             <w:pPr>
-              <w:pStyle w:val="TableText"/>
+              <w:pStyle w:val="6"/>
             </w:pPr>
           </w:p>
         </w:tc>
@@ -907,7 +867,7 @@
           </w:tcPr>
           <w:p>
             <w:pPr>
-              <w:pStyle w:val="TableText"/>
+              <w:pStyle w:val="6"/>
             </w:pPr>
           </w:p>
         </w:tc>
@@ -917,7 +877,7 @@
           </w:tcPr>
           <w:p>
             <w:pPr>
-              <w:pStyle w:val="TableText"/>
+              <w:pStyle w:val="6"/>
             </w:pPr>
           </w:p>
         </w:tc>
@@ -927,7 +887,7 @@
           </w:tcPr>
           <w:p>
             <w:pPr>
-              <w:pStyle w:val="TableText"/>
+              <w:pStyle w:val="6"/>
             </w:pPr>
           </w:p>
         </w:tc>
@@ -937,19 +897,30 @@
           </w:tcPr>
           <w:p>
             <w:pPr>
-              <w:pStyle w:val="TableText"/>
+              <w:pStyle w:val="6"/>
             </w:pPr>
           </w:p>
         </w:tc>
       </w:tr>
       <w:tr>
         <w:tblPrEx>
-          <w:tblW w:w="8508" w:type="dxa"/>
-          <w:tblInd w:w="162" w:type="dxa"/>
-          <w:tblLayout w:type="fixed"/>
+          <w:tblBorders>
+            <w:top w:val="single" w:color="000000" w:sz="2" w:space="0"/>
+            <w:left w:val="single" w:color="000000" w:sz="2" w:space="0"/>
+            <w:bottom w:val="single" w:color="000000" w:sz="2" w:space="0"/>
+            <w:right w:val="single" w:color="000000" w:sz="2" w:space="0"/>
+            <w:insideH w:val="single" w:color="000000" w:sz="2" w:space="0"/>
+            <w:insideV w:val="single" w:color="000000" w:sz="2" w:space="0"/>
+          </w:tblBorders>
+          <w:tblCellMar>
+            <w:top w:w="0" w:type="dxa"/>
+            <w:left w:w="0" w:type="dxa"/>
+            <w:bottom w:w="0" w:type="dxa"/>
+            <w:right w:w="0" w:type="dxa"/>
+          </w:tblCellMar>
         </w:tblPrEx>
         <w:trPr>
-          <w:trHeight w:val="627"/>
+          <w:trHeight w:val="627" w:hRule="atLeast"/>
         </w:trPr>
         <w:tc>
           <w:tcPr>
@@ -957,7 +928,7 @@
           </w:tcPr>
           <w:p>
             <w:pPr>
-              <w:pStyle w:val="TableText"/>
+              <w:pStyle w:val="6"/>
             </w:pPr>
           </w:p>
         </w:tc>
@@ -967,7 +938,7 @@
           </w:tcPr>
           <w:p>
             <w:pPr>
-              <w:pStyle w:val="TableText"/>
+              <w:pStyle w:val="6"/>
             </w:pPr>
           </w:p>
         </w:tc>
@@ -977,7 +948,7 @@
           </w:tcPr>
           <w:p>
             <w:pPr>
-              <w:pStyle w:val="TableText"/>
+              <w:pStyle w:val="6"/>
             </w:pPr>
           </w:p>
         </w:tc>
@@ -987,7 +958,7 @@
           </w:tcPr>
           <w:p>
             <w:pPr>
-              <w:pStyle w:val="TableText"/>
+              <w:pStyle w:val="6"/>
             </w:pPr>
           </w:p>
         </w:tc>
@@ -997,19 +968,30 @@
           </w:tcPr>
           <w:p>
             <w:pPr>
-              <w:pStyle w:val="TableText"/>
+              <w:pStyle w:val="6"/>
             </w:pPr>
           </w:p>
         </w:tc>
       </w:tr>
       <w:tr>
         <w:tblPrEx>
-          <w:tblW w:w="8508" w:type="dxa"/>
-          <w:tblInd w:w="162" w:type="dxa"/>
-          <w:tblLayout w:type="fixed"/>
+          <w:tblBorders>
+            <w:top w:val="single" w:color="000000" w:sz="2" w:space="0"/>
+            <w:left w:val="single" w:color="000000" w:sz="2" w:space="0"/>
+            <w:bottom w:val="single" w:color="000000" w:sz="2" w:space="0"/>
+            <w:right w:val="single" w:color="000000" w:sz="2" w:space="0"/>
+            <w:insideH w:val="single" w:color="000000" w:sz="2" w:space="0"/>
+            <w:insideV w:val="single" w:color="000000" w:sz="2" w:space="0"/>
+          </w:tblBorders>
+          <w:tblCellMar>
+            <w:top w:w="0" w:type="dxa"/>
+            <w:left w:w="0" w:type="dxa"/>
+            <w:bottom w:w="0" w:type="dxa"/>
+            <w:right w:w="0" w:type="dxa"/>
+          </w:tblCellMar>
         </w:tblPrEx>
         <w:trPr>
-          <w:trHeight w:val="632"/>
+          <w:trHeight w:val="632" w:hRule="atLeast"/>
         </w:trPr>
         <w:tc>
           <w:tcPr>
@@ -1017,7 +999,7 @@
           </w:tcPr>
           <w:p>
             <w:pPr>
-              <w:pStyle w:val="TableText"/>
+              <w:pStyle w:val="6"/>
             </w:pPr>
           </w:p>
         </w:tc>
@@ -1027,7 +1009,7 @@
           </w:tcPr>
           <w:p>
             <w:pPr>
-              <w:pStyle w:val="TableText"/>
+              <w:pStyle w:val="6"/>
             </w:pPr>
           </w:p>
         </w:tc>
@@ -1037,7 +1019,7 @@
           </w:tcPr>
           <w:p>
             <w:pPr>
-              <w:pStyle w:val="TableText"/>
+              <w:pStyle w:val="6"/>
             </w:pPr>
           </w:p>
         </w:tc>
@@ -1047,7 +1029,7 @@
           </w:tcPr>
           <w:p>
             <w:pPr>
-              <w:pStyle w:val="TableText"/>
+              <w:pStyle w:val="6"/>
             </w:pPr>
           </w:p>
         </w:tc>
@@ -1057,7 +1039,7 @@
           </w:tcPr>
           <w:p>
             <w:pPr>
-              <w:pStyle w:val="TableText"/>
+              <w:pStyle w:val="6"/>
             </w:pPr>
           </w:p>
         </w:tc>
@@ -1065,16 +1047,16 @@
     </w:tbl>
     <w:p>
       <w:pPr>
-        <w:pStyle w:val="BodyText"/>
+        <w:pStyle w:val="2"/>
       </w:pPr>
     </w:p>
     <w:p>
       <w:pPr>
         <w:sectPr>
-          <w:footerReference w:type="default" r:id="rId6"/>
+          <w:footerReference r:id="rId6" w:type="default"/>
           <w:pgSz w:w="11910" w:h="16840"/>
           <w:pgMar w:top="904" w:right="1457" w:bottom="961" w:left="1779" w:header="0" w:footer="726" w:gutter="0"/>
-          <w:cols w:space="720"/>
+          <w:cols w:space="720" w:num="1"/>
         </w:sectPr>
       </w:pPr>
     </w:p>
@@ -1089,7 +1071,7 @@
         </w:rPr>
         <w:drawing>
           <wp:inline distT="0" distB="0" distL="0" distR="0">
-            <wp:extent cx="696350" cy="271753"/>
+            <wp:extent cx="695960" cy="271145"/>
             <wp:effectExtent l="0" t="0" r="0" b="0"/>
             <wp:docPr id="6" name="IM 6"/>
             <wp:cNvGraphicFramePr/>
@@ -1101,13 +1083,13 @@
                     <pic:cNvPicPr/>
                   </pic:nvPicPr>
                   <pic:blipFill>
-                    <a:blip xmlns:r="http://schemas.openxmlformats.org/officeDocument/2006/relationships" r:embed="rId4"/>
+                    <a:blip r:embed="rId10"/>
                     <a:stretch>
                       <a:fillRect/>
                     </a:stretch>
                   </pic:blipFill>
                   <pic:spPr>
-                    <a:xfrm rot="0">
+                    <a:xfrm>
                       <a:off x="0" y="0"/>
                       <a:ext cx="696350" cy="271753"/>
                     </a:xfrm>
@@ -1125,7 +1107,7 @@
     <w:sdt>
       <w:sdtPr>
         <w:rPr>
-          <w:rFonts w:ascii="SimSun" w:eastAsia="SimSun" w:hAnsi="SimSun" w:cs="SimSun"/>
+          <w:rFonts w:ascii="宋体" w:hAnsi="宋体" w:eastAsia="宋体" w:cs="宋体"/>
           <w:sz w:val="24"/>
           <w:szCs w:val="24"/>
         </w:rPr>
@@ -1137,7 +1119,7 @@
       </w:sdtPr>
       <w:sdtEndPr>
         <w:rPr>
-          <w:rFonts w:ascii="SimSun" w:eastAsia="SimSun" w:hAnsi="SimSun" w:cs="SimSun"/>
+          <w:rFonts w:ascii="宋体" w:hAnsi="宋体" w:eastAsia="宋体" w:cs="宋体"/>
           <w:sz w:val="24"/>
           <w:szCs w:val="24"/>
         </w:rPr>
@@ -1148,14 +1130,14 @@
             <w:spacing w:before="142" w:line="221" w:lineRule="auto"/>
             <w:ind w:left="4858"/>
             <w:rPr>
-              <w:rFonts w:ascii="SimSun" w:eastAsia="SimSun" w:hAnsi="SimSun" w:cs="SimSun"/>
+              <w:rFonts w:ascii="宋体" w:hAnsi="宋体" w:eastAsia="宋体" w:cs="宋体"/>
               <w:sz w:val="24"/>
               <w:szCs w:val="24"/>
             </w:rPr>
           </w:pPr>
           <w:r>
             <w:rPr>
-              <w:rFonts w:ascii="SimSun" w:eastAsia="SimSun" w:hAnsi="SimSun" w:cs="SimSun"/>
+              <w:rFonts w:ascii="宋体" w:hAnsi="宋体" w:eastAsia="宋体" w:cs="宋体"/>
               <w:spacing w:val="-28"/>
               <w:sz w:val="24"/>
               <w:szCs w:val="24"/>
@@ -1171,7 +1153,7 @@
             <w:spacing w:before="180" w:line="185" w:lineRule="auto"/>
             <w:ind w:left="18"/>
             <w:rPr>
-              <w:rFonts w:ascii="SimSun" w:eastAsia="SimSun" w:hAnsi="SimSun" w:cs="SimSun"/>
+              <w:rFonts w:ascii="宋体" w:hAnsi="宋体" w:eastAsia="宋体" w:cs="宋体"/>
               <w:sz w:val="24"/>
               <w:szCs w:val="24"/>
             </w:rPr>
@@ -1187,7 +1169,7 @@
           </w:r>
           <w:r>
             <w:rPr>
-              <w:rFonts w:ascii="SimSun" w:eastAsia="SimSun" w:hAnsi="SimSun" w:cs="SimSun"/>
+              <w:rFonts w:ascii="宋体" w:hAnsi="宋体" w:eastAsia="宋体" w:cs="宋体"/>
               <w:spacing w:val="-28"/>
               <w:sz w:val="24"/>
               <w:szCs w:val="24"/>
@@ -1196,7 +1178,7 @@
           </w:r>
           <w:r>
             <w:rPr>
-              <w:rFonts w:ascii="SimSun" w:eastAsia="SimSun" w:hAnsi="SimSun" w:cs="SimSun"/>
+              <w:rFonts w:ascii="宋体" w:hAnsi="宋体" w:eastAsia="宋体" w:cs="宋体"/>
               <w:spacing w:val="55"/>
               <w:sz w:val="24"/>
               <w:szCs w:val="24"/>
@@ -1205,7 +1187,7 @@
           </w:r>
           <w:r>
             <w:rPr>
-              <w:rFonts w:ascii="SimSun" w:eastAsia="SimSun" w:hAnsi="SimSun" w:cs="SimSun"/>
+              <w:rFonts w:ascii="宋体" w:hAnsi="宋体" w:eastAsia="宋体" w:cs="宋体"/>
               <w:spacing w:val="-28"/>
               <w:sz w:val="24"/>
               <w:szCs w:val="24"/>
@@ -1214,7 +1196,7 @@
           </w:r>
           <w:r>
             <w:rPr>
-              <w:rFonts w:ascii="SimSun" w:eastAsia="SimSun" w:hAnsi="SimSun" w:cs="SimSun"/>
+              <w:rFonts w:ascii="宋体" w:hAnsi="宋体" w:eastAsia="宋体" w:cs="宋体"/>
               <w:sz w:val="24"/>
               <w:szCs w:val="24"/>
             </w:rPr>
@@ -1222,7 +1204,7 @@
           </w:r>
           <w:r>
             <w:rPr>
-              <w:rFonts w:ascii="SimSun" w:eastAsia="SimSun" w:hAnsi="SimSun" w:cs="SimSun"/>
+              <w:rFonts w:ascii="宋体" w:hAnsi="宋体" w:eastAsia="宋体" w:cs="宋体"/>
               <w:spacing w:val="-61"/>
               <w:sz w:val="24"/>
               <w:szCs w:val="24"/>
@@ -1231,7 +1213,7 @@
           </w:r>
           <w:r>
             <w:rPr>
-              <w:rFonts w:ascii="SimSun" w:eastAsia="SimSun" w:hAnsi="SimSun" w:cs="SimSun"/>
+              <w:rFonts w:ascii="宋体" w:hAnsi="宋体" w:eastAsia="宋体" w:cs="宋体"/>
               <w:spacing w:val="-9"/>
               <w:sz w:val="24"/>
               <w:szCs w:val="24"/>
@@ -1250,7 +1232,7 @@
             <w:spacing w:before="225" w:line="185" w:lineRule="auto"/>
             <w:ind w:left="3"/>
             <w:rPr>
-              <w:rFonts w:ascii="SimSun" w:eastAsia="SimSun" w:hAnsi="SimSun" w:cs="SimSun"/>
+              <w:rFonts w:ascii="宋体" w:hAnsi="宋体" w:eastAsia="宋体" w:cs="宋体"/>
               <w:sz w:val="24"/>
               <w:szCs w:val="24"/>
             </w:rPr>
@@ -1266,7 +1248,7 @@
           </w:r>
           <w:r>
             <w:rPr>
-              <w:rFonts w:ascii="SimSun" w:eastAsia="SimSun" w:hAnsi="SimSun" w:cs="SimSun"/>
+              <w:rFonts w:ascii="宋体" w:hAnsi="宋体" w:eastAsia="宋体" w:cs="宋体"/>
               <w:spacing w:val="-10"/>
               <w:sz w:val="24"/>
               <w:szCs w:val="24"/>
@@ -1275,7 +1257,7 @@
           </w:r>
           <w:r>
             <w:rPr>
-              <w:rFonts w:ascii="SimSun" w:eastAsia="SimSun" w:hAnsi="SimSun" w:cs="SimSun"/>
+              <w:rFonts w:ascii="宋体" w:hAnsi="宋体" w:eastAsia="宋体" w:cs="宋体"/>
               <w:spacing w:val="16"/>
               <w:sz w:val="24"/>
               <w:szCs w:val="24"/>
@@ -1284,7 +1266,7 @@
           </w:r>
           <w:r>
             <w:rPr>
-              <w:rFonts w:ascii="SimSun" w:eastAsia="SimSun" w:hAnsi="SimSun" w:cs="SimSun"/>
+              <w:rFonts w:ascii="宋体" w:hAnsi="宋体" w:eastAsia="宋体" w:cs="宋体"/>
               <w:spacing w:val="-10"/>
               <w:sz w:val="24"/>
               <w:szCs w:val="24"/>
@@ -1293,7 +1275,7 @@
           </w:r>
           <w:r>
             <w:rPr>
-              <w:rFonts w:ascii="SimSun" w:eastAsia="SimSun" w:hAnsi="SimSun" w:cs="SimSun"/>
+              <w:rFonts w:ascii="宋体" w:hAnsi="宋体" w:eastAsia="宋体" w:cs="宋体"/>
               <w:sz w:val="24"/>
               <w:szCs w:val="24"/>
             </w:rPr>
@@ -1301,7 +1283,7 @@
           </w:r>
           <w:r>
             <w:rPr>
-              <w:rFonts w:ascii="SimSun" w:eastAsia="SimSun" w:hAnsi="SimSun" w:cs="SimSun"/>
+              <w:rFonts w:ascii="宋体" w:hAnsi="宋体" w:eastAsia="宋体" w:cs="宋体"/>
               <w:spacing w:val="-61"/>
               <w:sz w:val="24"/>
               <w:szCs w:val="24"/>
@@ -1310,7 +1292,7 @@
           </w:r>
           <w:r>
             <w:rPr>
-              <w:rFonts w:ascii="SimSun" w:eastAsia="SimSun" w:hAnsi="SimSun" w:cs="SimSun"/>
+              <w:rFonts w:ascii="宋体" w:hAnsi="宋体" w:eastAsia="宋体" w:cs="宋体"/>
               <w:spacing w:val="-9"/>
               <w:sz w:val="24"/>
               <w:szCs w:val="24"/>
@@ -1329,7 +1311,7 @@
             <w:spacing w:before="227" w:line="185" w:lineRule="auto"/>
             <w:ind w:left="5"/>
             <w:rPr>
-              <w:rFonts w:ascii="SimSun" w:eastAsia="SimSun" w:hAnsi="SimSun" w:cs="SimSun"/>
+              <w:rFonts w:ascii="宋体" w:hAnsi="宋体" w:eastAsia="宋体" w:cs="宋体"/>
               <w:sz w:val="24"/>
               <w:szCs w:val="24"/>
             </w:rPr>
@@ -1345,7 +1327,7 @@
           </w:r>
           <w:r>
             <w:rPr>
-              <w:rFonts w:ascii="SimSun" w:eastAsia="SimSun" w:hAnsi="SimSun" w:cs="SimSun"/>
+              <w:rFonts w:ascii="宋体" w:hAnsi="宋体" w:eastAsia="宋体" w:cs="宋体"/>
               <w:spacing w:val="-9"/>
               <w:sz w:val="24"/>
               <w:szCs w:val="24"/>
@@ -1354,7 +1336,7 @@
           </w:r>
           <w:r>
             <w:rPr>
-              <w:rFonts w:ascii="SimSun" w:eastAsia="SimSun" w:hAnsi="SimSun" w:cs="SimSun"/>
+              <w:rFonts w:ascii="宋体" w:hAnsi="宋体" w:eastAsia="宋体" w:cs="宋体"/>
               <w:spacing w:val="11"/>
               <w:sz w:val="24"/>
               <w:szCs w:val="24"/>
@@ -1363,7 +1345,7 @@
           </w:r>
           <w:r>
             <w:rPr>
-              <w:rFonts w:ascii="SimSun" w:eastAsia="SimSun" w:hAnsi="SimSun" w:cs="SimSun"/>
+              <w:rFonts w:ascii="宋体" w:hAnsi="宋体" w:eastAsia="宋体" w:cs="宋体"/>
               <w:spacing w:val="-9"/>
               <w:sz w:val="24"/>
               <w:szCs w:val="24"/>
@@ -1372,7 +1354,7 @@
           </w:r>
           <w:r>
             <w:rPr>
-              <w:rFonts w:ascii="SimSun" w:eastAsia="SimSun" w:hAnsi="SimSun" w:cs="SimSun"/>
+              <w:rFonts w:ascii="宋体" w:hAnsi="宋体" w:eastAsia="宋体" w:cs="宋体"/>
               <w:sz w:val="24"/>
               <w:szCs w:val="24"/>
             </w:rPr>
@@ -1380,7 +1362,7 @@
           </w:r>
           <w:r>
             <w:rPr>
-              <w:rFonts w:ascii="SimSun" w:eastAsia="SimSun" w:hAnsi="SimSun" w:cs="SimSun"/>
+              <w:rFonts w:ascii="宋体" w:hAnsi="宋体" w:eastAsia="宋体" w:cs="宋体"/>
               <w:spacing w:val="-61"/>
               <w:sz w:val="24"/>
               <w:szCs w:val="24"/>
@@ -1389,7 +1371,7 @@
           </w:r>
           <w:r>
             <w:rPr>
-              <w:rFonts w:ascii="SimSun" w:eastAsia="SimSun" w:hAnsi="SimSun" w:cs="SimSun"/>
+              <w:rFonts w:ascii="宋体" w:hAnsi="宋体" w:eastAsia="宋体" w:cs="宋体"/>
               <w:spacing w:val="-9"/>
               <w:sz w:val="24"/>
               <w:szCs w:val="24"/>
@@ -1407,7 +1389,7 @@
             </w:tabs>
             <w:spacing w:before="225" w:line="185" w:lineRule="auto"/>
             <w:rPr>
-              <w:rFonts w:ascii="SimSun" w:eastAsia="SimSun" w:hAnsi="SimSun" w:cs="SimSun"/>
+              <w:rFonts w:ascii="宋体" w:hAnsi="宋体" w:eastAsia="宋体" w:cs="宋体"/>
               <w:sz w:val="24"/>
               <w:szCs w:val="24"/>
             </w:rPr>
@@ -1423,7 +1405,7 @@
           </w:r>
           <w:r>
             <w:rPr>
-              <w:rFonts w:ascii="SimSun" w:eastAsia="SimSun" w:hAnsi="SimSun" w:cs="SimSun"/>
+              <w:rFonts w:ascii="宋体" w:hAnsi="宋体" w:eastAsia="宋体" w:cs="宋体"/>
               <w:spacing w:val="-5"/>
               <w:sz w:val="24"/>
               <w:szCs w:val="24"/>
@@ -1432,7 +1414,7 @@
           </w:r>
           <w:r>
             <w:rPr>
-              <w:rFonts w:ascii="SimSun" w:eastAsia="SimSun" w:hAnsi="SimSun" w:cs="SimSun"/>
+              <w:rFonts w:ascii="宋体" w:hAnsi="宋体" w:eastAsia="宋体" w:cs="宋体"/>
               <w:spacing w:val="15"/>
               <w:sz w:val="24"/>
               <w:szCs w:val="24"/>
@@ -1441,7 +1423,7 @@
           </w:r>
           <w:r>
             <w:rPr>
-              <w:rFonts w:ascii="SimSun" w:eastAsia="SimSun" w:hAnsi="SimSun" w:cs="SimSun"/>
+              <w:rFonts w:ascii="宋体" w:hAnsi="宋体" w:eastAsia="宋体" w:cs="宋体"/>
               <w:spacing w:val="-5"/>
               <w:sz w:val="24"/>
               <w:szCs w:val="24"/>
@@ -1450,7 +1432,7 @@
           </w:r>
           <w:r>
             <w:rPr>
-              <w:rFonts w:ascii="SimSun" w:eastAsia="SimSun" w:hAnsi="SimSun" w:cs="SimSun"/>
+              <w:rFonts w:ascii="宋体" w:hAnsi="宋体" w:eastAsia="宋体" w:cs="宋体"/>
               <w:sz w:val="24"/>
               <w:szCs w:val="24"/>
             </w:rPr>
@@ -1458,7 +1440,7 @@
           </w:r>
           <w:r>
             <w:rPr>
-              <w:rFonts w:ascii="SimSun" w:eastAsia="SimSun" w:hAnsi="SimSun" w:cs="SimSun"/>
+              <w:rFonts w:ascii="宋体" w:hAnsi="宋体" w:eastAsia="宋体" w:cs="宋体"/>
               <w:spacing w:val="-55"/>
               <w:sz w:val="24"/>
               <w:szCs w:val="24"/>
@@ -1467,7 +1449,7 @@
           </w:r>
           <w:r>
             <w:rPr>
-              <w:rFonts w:ascii="SimSun" w:eastAsia="SimSun" w:hAnsi="SimSun" w:cs="SimSun"/>
+              <w:rFonts w:ascii="宋体" w:hAnsi="宋体" w:eastAsia="宋体" w:cs="宋体"/>
               <w:spacing w:val="-15"/>
               <w:sz w:val="24"/>
               <w:szCs w:val="24"/>
@@ -1486,7 +1468,7 @@
             <w:spacing w:before="228" w:line="185" w:lineRule="auto"/>
             <w:ind w:left="439"/>
             <w:rPr>
-              <w:rFonts w:ascii="SimSun" w:eastAsia="SimSun" w:hAnsi="SimSun" w:cs="SimSun"/>
+              <w:rFonts w:ascii="宋体" w:hAnsi="宋体" w:eastAsia="宋体" w:cs="宋体"/>
               <w:sz w:val="24"/>
               <w:szCs w:val="24"/>
             </w:rPr>
@@ -1502,7 +1484,7 @@
           </w:r>
           <w:r>
             <w:rPr>
-              <w:rFonts w:ascii="SimSun" w:eastAsia="SimSun" w:hAnsi="SimSun" w:cs="SimSun"/>
+              <w:rFonts w:ascii="宋体" w:hAnsi="宋体" w:eastAsia="宋体" w:cs="宋体"/>
               <w:spacing w:val="-3"/>
               <w:sz w:val="24"/>
               <w:szCs w:val="24"/>
@@ -1511,7 +1493,7 @@
           </w:r>
           <w:r>
             <w:rPr>
-              <w:rFonts w:ascii="SimSun" w:eastAsia="SimSun" w:hAnsi="SimSun" w:cs="SimSun"/>
+              <w:rFonts w:ascii="宋体" w:hAnsi="宋体" w:eastAsia="宋体" w:cs="宋体"/>
               <w:spacing w:val="12"/>
               <w:sz w:val="24"/>
               <w:szCs w:val="24"/>
@@ -1520,7 +1502,7 @@
           </w:r>
           <w:r>
             <w:rPr>
-              <w:rFonts w:ascii="SimSun" w:eastAsia="SimSun" w:hAnsi="SimSun" w:cs="SimSun"/>
+              <w:rFonts w:ascii="宋体" w:hAnsi="宋体" w:eastAsia="宋体" w:cs="宋体"/>
               <w:spacing w:val="-3"/>
               <w:sz w:val="24"/>
               <w:szCs w:val="24"/>
@@ -1529,7 +1511,7 @@
           </w:r>
           <w:r>
             <w:rPr>
-              <w:rFonts w:ascii="SimSun" w:eastAsia="SimSun" w:hAnsi="SimSun" w:cs="SimSun"/>
+              <w:rFonts w:ascii="宋体" w:hAnsi="宋体" w:eastAsia="宋体" w:cs="宋体"/>
               <w:sz w:val="24"/>
               <w:szCs w:val="24"/>
             </w:rPr>
@@ -1537,7 +1519,7 @@
           </w:r>
           <w:r>
             <w:rPr>
-              <w:rFonts w:ascii="SimSun" w:eastAsia="SimSun" w:hAnsi="SimSun" w:cs="SimSun"/>
+              <w:rFonts w:ascii="宋体" w:hAnsi="宋体" w:eastAsia="宋体" w:cs="宋体"/>
               <w:spacing w:val="-74"/>
               <w:sz w:val="24"/>
               <w:szCs w:val="24"/>
@@ -1546,7 +1528,7 @@
           </w:r>
           <w:r>
             <w:rPr>
-              <w:rFonts w:ascii="SimSun" w:eastAsia="SimSun" w:hAnsi="SimSun" w:cs="SimSun"/>
+              <w:rFonts w:ascii="宋体" w:hAnsi="宋体" w:eastAsia="宋体" w:cs="宋体"/>
               <w:spacing w:val="-15"/>
               <w:sz w:val="24"/>
               <w:szCs w:val="24"/>
@@ -1565,7 +1547,7 @@
             <w:spacing w:before="225" w:line="185" w:lineRule="auto"/>
             <w:ind w:left="439"/>
             <w:rPr>
-              <w:rFonts w:ascii="SimSun" w:eastAsia="SimSun" w:hAnsi="SimSun" w:cs="SimSun"/>
+              <w:rFonts w:ascii="宋体" w:hAnsi="宋体" w:eastAsia="宋体" w:cs="宋体"/>
               <w:sz w:val="24"/>
               <w:szCs w:val="24"/>
             </w:rPr>
@@ -1581,7 +1563,7 @@
           </w:r>
           <w:r>
             <w:rPr>
-              <w:rFonts w:ascii="SimSun" w:eastAsia="SimSun" w:hAnsi="SimSun" w:cs="SimSun"/>
+              <w:rFonts w:ascii="宋体" w:hAnsi="宋体" w:eastAsia="宋体" w:cs="宋体"/>
               <w:spacing w:val="-2"/>
               <w:sz w:val="24"/>
               <w:szCs w:val="24"/>
@@ -1590,7 +1572,7 @@
           </w:r>
           <w:r>
             <w:rPr>
-              <w:rFonts w:ascii="SimSun" w:eastAsia="SimSun" w:hAnsi="SimSun" w:cs="SimSun"/>
+              <w:rFonts w:ascii="宋体" w:hAnsi="宋体" w:eastAsia="宋体" w:cs="宋体"/>
               <w:sz w:val="24"/>
               <w:szCs w:val="24"/>
             </w:rPr>
@@ -1598,7 +1580,7 @@
           </w:r>
           <w:r>
             <w:rPr>
-              <w:rFonts w:ascii="SimSun" w:eastAsia="SimSun" w:hAnsi="SimSun" w:cs="SimSun"/>
+              <w:rFonts w:ascii="宋体" w:hAnsi="宋体" w:eastAsia="宋体" w:cs="宋体"/>
               <w:spacing w:val="-74"/>
               <w:sz w:val="24"/>
               <w:szCs w:val="24"/>
@@ -1607,7 +1589,7 @@
           </w:r>
           <w:r>
             <w:rPr>
-              <w:rFonts w:ascii="SimSun" w:eastAsia="SimSun" w:hAnsi="SimSun" w:cs="SimSun"/>
+              <w:rFonts w:ascii="宋体" w:hAnsi="宋体" w:eastAsia="宋体" w:cs="宋体"/>
               <w:spacing w:val="-15"/>
               <w:sz w:val="24"/>
               <w:szCs w:val="24"/>
@@ -1626,7 +1608,7 @@
             <w:spacing w:before="227" w:line="185" w:lineRule="auto"/>
             <w:ind w:left="5"/>
             <w:rPr>
-              <w:rFonts w:ascii="SimSun" w:eastAsia="SimSun" w:hAnsi="SimSun" w:cs="SimSun"/>
+              <w:rFonts w:ascii="宋体" w:hAnsi="宋体" w:eastAsia="宋体" w:cs="宋体"/>
               <w:sz w:val="24"/>
               <w:szCs w:val="24"/>
             </w:rPr>
@@ -1642,7 +1624,7 @@
           </w:r>
           <w:r>
             <w:rPr>
-              <w:rFonts w:ascii="SimSun" w:eastAsia="SimSun" w:hAnsi="SimSun" w:cs="SimSun"/>
+              <w:rFonts w:ascii="宋体" w:hAnsi="宋体" w:eastAsia="宋体" w:cs="宋体"/>
               <w:spacing w:val="-5"/>
               <w:sz w:val="24"/>
               <w:szCs w:val="24"/>
@@ -1651,7 +1633,7 @@
           </w:r>
           <w:r>
             <w:rPr>
-              <w:rFonts w:ascii="SimSun" w:eastAsia="SimSun" w:hAnsi="SimSun" w:cs="SimSun"/>
+              <w:rFonts w:ascii="宋体" w:hAnsi="宋体" w:eastAsia="宋体" w:cs="宋体"/>
               <w:spacing w:val="9"/>
               <w:sz w:val="24"/>
               <w:szCs w:val="24"/>
@@ -1660,7 +1642,7 @@
           </w:r>
           <w:r>
             <w:rPr>
-              <w:rFonts w:ascii="SimSun" w:eastAsia="SimSun" w:hAnsi="SimSun" w:cs="SimSun"/>
+              <w:rFonts w:ascii="宋体" w:hAnsi="宋体" w:eastAsia="宋体" w:cs="宋体"/>
               <w:spacing w:val="-5"/>
               <w:sz w:val="24"/>
               <w:szCs w:val="24"/>
@@ -1669,7 +1651,7 @@
           </w:r>
           <w:r>
             <w:rPr>
-              <w:rFonts w:ascii="SimSun" w:eastAsia="SimSun" w:hAnsi="SimSun" w:cs="SimSun"/>
+              <w:rFonts w:ascii="宋体" w:hAnsi="宋体" w:eastAsia="宋体" w:cs="宋体"/>
               <w:sz w:val="24"/>
               <w:szCs w:val="24"/>
             </w:rPr>
@@ -1677,7 +1659,7 @@
           </w:r>
           <w:r>
             <w:rPr>
-              <w:rFonts w:ascii="SimSun" w:eastAsia="SimSun" w:hAnsi="SimSun" w:cs="SimSun"/>
+              <w:rFonts w:ascii="宋体" w:hAnsi="宋体" w:eastAsia="宋体" w:cs="宋体"/>
               <w:spacing w:val="-58"/>
               <w:sz w:val="24"/>
               <w:szCs w:val="24"/>
@@ -1686,7 +1668,7 @@
           </w:r>
           <w:r>
             <w:rPr>
-              <w:rFonts w:ascii="SimSun" w:eastAsia="SimSun" w:hAnsi="SimSun" w:cs="SimSun"/>
+              <w:rFonts w:ascii="宋体" w:hAnsi="宋体" w:eastAsia="宋体" w:cs="宋体"/>
               <w:spacing w:val="-12"/>
               <w:sz w:val="24"/>
               <w:szCs w:val="24"/>
@@ -1705,7 +1687,7 @@
             <w:spacing w:before="227" w:line="220" w:lineRule="auto"/>
             <w:ind w:left="2"/>
             <w:rPr>
-              <w:rFonts w:ascii="SimSun" w:eastAsia="SimSun" w:hAnsi="SimSun" w:cs="SimSun"/>
+              <w:rFonts w:ascii="宋体" w:hAnsi="宋体" w:eastAsia="宋体" w:cs="宋体"/>
               <w:sz w:val="24"/>
               <w:szCs w:val="24"/>
             </w:rPr>
@@ -1721,7 +1703,7 @@
           </w:r>
           <w:r>
             <w:rPr>
-              <w:rFonts w:ascii="SimSun" w:eastAsia="SimSun" w:hAnsi="SimSun" w:cs="SimSun"/>
+              <w:rFonts w:ascii="宋体" w:hAnsi="宋体" w:eastAsia="宋体" w:cs="宋体"/>
               <w:spacing w:val="-5"/>
               <w:sz w:val="24"/>
               <w:szCs w:val="24"/>
@@ -1730,7 +1712,7 @@
           </w:r>
           <w:r>
             <w:rPr>
-              <w:rFonts w:ascii="SimSun" w:eastAsia="SimSun" w:hAnsi="SimSun" w:cs="SimSun"/>
+              <w:rFonts w:ascii="宋体" w:hAnsi="宋体" w:eastAsia="宋体" w:cs="宋体"/>
               <w:spacing w:val="12"/>
               <w:sz w:val="24"/>
               <w:szCs w:val="24"/>
@@ -1739,7 +1721,7 @@
           </w:r>
           <w:r>
             <w:rPr>
-              <w:rFonts w:ascii="SimSun" w:eastAsia="SimSun" w:hAnsi="SimSun" w:cs="SimSun"/>
+              <w:rFonts w:ascii="宋体" w:hAnsi="宋体" w:eastAsia="宋体" w:cs="宋体"/>
               <w:spacing w:val="-5"/>
               <w:sz w:val="24"/>
               <w:szCs w:val="24"/>
@@ -1748,7 +1730,7 @@
           </w:r>
           <w:r>
             <w:rPr>
-              <w:rFonts w:ascii="SimSun" w:eastAsia="SimSun" w:hAnsi="SimSun" w:cs="SimSun"/>
+              <w:rFonts w:ascii="宋体" w:hAnsi="宋体" w:eastAsia="宋体" w:cs="宋体"/>
               <w:sz w:val="24"/>
               <w:szCs w:val="24"/>
             </w:rPr>
@@ -1756,7 +1738,7 @@
           </w:r>
           <w:r>
             <w:rPr>
-              <w:rFonts w:ascii="SimSun" w:eastAsia="SimSun" w:hAnsi="SimSun" w:cs="SimSun"/>
+              <w:rFonts w:ascii="宋体" w:hAnsi="宋体" w:eastAsia="宋体" w:cs="宋体"/>
               <w:spacing w:val="-58"/>
               <w:sz w:val="24"/>
               <w:szCs w:val="24"/>
@@ -1765,7 +1747,7 @@
           </w:r>
           <w:r>
             <w:rPr>
-              <w:rFonts w:ascii="SimSun" w:eastAsia="SimSun" w:hAnsi="SimSun" w:cs="SimSun"/>
+              <w:rFonts w:ascii="宋体" w:hAnsi="宋体" w:eastAsia="宋体" w:cs="宋体"/>
               <w:spacing w:val="-12"/>
               <w:sz w:val="24"/>
               <w:szCs w:val="24"/>
@@ -1782,15 +1764,15 @@
       <w:pPr>
         <w:spacing w:line="220" w:lineRule="auto"/>
         <w:rPr>
-          <w:rFonts w:ascii="SimSun" w:eastAsia="SimSun" w:hAnsi="SimSun" w:cs="SimSun"/>
+          <w:rFonts w:ascii="宋体" w:hAnsi="宋体" w:eastAsia="宋体" w:cs="宋体"/>
           <w:sz w:val="24"/>
           <w:szCs w:val="24"/>
         </w:rPr>
         <w:sectPr>
-          <w:footerReference w:type="default" r:id="rId7"/>
+          <w:footerReference r:id="rId7" w:type="default"/>
           <w:pgSz w:w="11910" w:h="16840"/>
           <w:pgMar w:top="904" w:right="1599" w:bottom="961" w:left="1688" w:header="0" w:footer="728" w:gutter="0"/>
-          <w:cols w:space="720"/>
+          <w:cols w:space="720" w:num="1"/>
         </w:sectPr>
       </w:pPr>
     </w:p>
@@ -1804,7 +1786,7 @@
         </w:rPr>
         <w:drawing>
           <wp:inline distT="0" distB="0" distL="0" distR="0">
-            <wp:extent cx="696350" cy="271753"/>
+            <wp:extent cx="695960" cy="271145"/>
             <wp:effectExtent l="0" t="0" r="0" b="0"/>
             <wp:docPr id="8" name="IM 8"/>
             <wp:cNvGraphicFramePr/>
@@ -1816,13 +1798,13 @@
                     <pic:cNvPicPr/>
                   </pic:nvPicPr>
                   <pic:blipFill>
-                    <a:blip xmlns:r="http://schemas.openxmlformats.org/officeDocument/2006/relationships" r:embed="rId4"/>
+                    <a:blip r:embed="rId10"/>
                     <a:stretch>
                       <a:fillRect/>
                     </a:stretch>
                   </pic:blipFill>
                   <pic:spPr>
-                    <a:xfrm rot="0">
+                    <a:xfrm>
                       <a:off x="0" y="0"/>
                       <a:ext cx="696350" cy="271753"/>
                     </a:xfrm>
@@ -1843,7 +1825,7 @@
         <w:ind w:left="1522"/>
         <w:outlineLvl w:val="0"/>
         <w:rPr>
-          <w:rFonts w:ascii="SimHei" w:eastAsia="SimHei" w:hAnsi="SimHei" w:cs="SimHei"/>
+          <w:rFonts w:ascii="黑体" w:hAnsi="黑体" w:eastAsia="黑体" w:cs="黑体"/>
           <w:sz w:val="31"/>
           <w:szCs w:val="31"/>
         </w:rPr>
@@ -1852,7 +1834,7 @@
       <w:bookmarkEnd w:id="0"/>
       <w:r>
         <w:rPr>
-          <w:rFonts w:ascii="SimHei" w:eastAsia="SimHei" w:hAnsi="SimHei" w:cs="SimHei"/>
+          <w:rFonts w:ascii="黑体" w:hAnsi="黑体" w:eastAsia="黑体" w:cs="黑体"/>
           <w:b/>
           <w:bCs/>
           <w:spacing w:val="-23"/>
@@ -1863,7 +1845,7 @@
       </w:r>
       <w:r>
         <w:rPr>
-          <w:rFonts w:ascii="SimHei" w:eastAsia="SimHei" w:hAnsi="SimHei" w:cs="SimHei"/>
+          <w:rFonts w:ascii="黑体" w:hAnsi="黑体" w:eastAsia="黑体" w:cs="黑体"/>
           <w:spacing w:val="62"/>
           <w:sz w:val="31"/>
           <w:szCs w:val="31"/>
@@ -1872,7 +1854,7 @@
       </w:r>
       <w:r>
         <w:rPr>
-          <w:rFonts w:ascii="SimHei" w:eastAsia="SimHei" w:hAnsi="SimHei" w:cs="SimHei"/>
+          <w:rFonts w:ascii="黑体" w:hAnsi="黑体" w:eastAsia="黑体" w:cs="黑体"/>
           <w:b/>
           <w:bCs/>
           <w:spacing w:val="-23"/>
@@ -1884,29 +1866,17 @@
     </w:p>
     <w:p>
       <w:pPr>
-        <w:pStyle w:val="BodyText"/>
-        <w:spacing w:line="263" w:lineRule="auto"/>
-      </w:pPr>
-    </w:p>
-    <w:p>
-      <w:pPr>
-        <w:pStyle w:val="BodyText"/>
-        <w:spacing w:line="263" w:lineRule="auto"/>
-      </w:pPr>
-    </w:p>
-    <w:p>
-      <w:pPr>
         <w:spacing w:before="78" w:line="366" w:lineRule="auto"/>
         <w:ind w:left="49" w:right="183" w:firstLine="461"/>
         <w:rPr>
-          <w:rFonts w:ascii="SimSun" w:eastAsia="SimSun" w:hAnsi="SimSun" w:cs="SimSun"/>
-          <w:sz w:val="24"/>
-          <w:szCs w:val="24"/>
-        </w:rPr>
-      </w:pPr>
-      <w:r>
-        <w:rPr>
-          <w:rFonts w:ascii="SimSun" w:eastAsia="SimSun" w:hAnsi="SimSun" w:cs="SimSun"/>
+          <w:rFonts w:ascii="宋体" w:hAnsi="宋体" w:eastAsia="宋体" w:cs="宋体"/>
+          <w:sz w:val="24"/>
+          <w:szCs w:val="24"/>
+        </w:rPr>
+      </w:pPr>
+      <w:r>
+        <w:rPr>
+          <w:rFonts w:ascii="宋体" w:hAnsi="宋体" w:eastAsia="宋体" w:cs="宋体"/>
           <w:spacing w:val="-7"/>
           <w:sz w:val="24"/>
           <w:szCs w:val="24"/>
@@ -1915,7 +1885,7 @@
       </w:r>
       <w:r>
         <w:rPr>
-          <w:rFonts w:ascii="SimSun" w:eastAsia="SimSun" w:hAnsi="SimSun" w:cs="SimSun"/>
+          <w:rFonts w:ascii="宋体" w:hAnsi="宋体" w:eastAsia="宋体" w:cs="宋体"/>
           <w:spacing w:val="-8"/>
           <w:sz w:val="24"/>
           <w:szCs w:val="24"/>
@@ -1924,19 +1894,13 @@
       </w:r>
       <w:r>
         <w:rPr>
-          <w:rFonts w:ascii="SimSun" w:eastAsia="SimSun" w:hAnsi="SimSun" w:cs="SimSun"/>
+          <w:rFonts w:ascii="宋体" w:hAnsi="宋体" w:eastAsia="宋体" w:cs="宋体"/>
           <w:spacing w:val="-6"/>
           <w:sz w:val="24"/>
           <w:szCs w:val="24"/>
         </w:rPr>
         <w:t>的满意度。</w:t>
       </w:r>
-    </w:p>
-    <w:p>
-      <w:pPr>
-        <w:pStyle w:val="BodyText"/>
-        <w:spacing w:line="340" w:lineRule="auto"/>
-      </w:pPr>
     </w:p>
     <w:p>
       <w:pPr>
@@ -1944,7 +1908,7 @@
         <w:ind w:left="29"/>
         <w:outlineLvl w:val="0"/>
         <w:rPr>
-          <w:rFonts w:ascii="SimHei" w:eastAsia="SimHei" w:hAnsi="SimHei" w:cs="SimHei"/>
+          <w:rFonts w:ascii="黑体" w:hAnsi="黑体" w:eastAsia="黑体" w:cs="黑体"/>
           <w:sz w:val="31"/>
           <w:szCs w:val="31"/>
         </w:rPr>
@@ -1953,7 +1917,7 @@
       <w:bookmarkEnd w:id="1"/>
       <w:r>
         <w:rPr>
-          <w:rFonts w:ascii="SimHei" w:eastAsia="SimHei" w:hAnsi="SimHei" w:cs="SimHei"/>
+          <w:rFonts w:ascii="黑体" w:hAnsi="黑体" w:eastAsia="黑体" w:cs="黑体"/>
           <w:b/>
           <w:bCs/>
           <w:spacing w:val="-6"/>
@@ -1964,7 +1928,7 @@
       </w:r>
       <w:r>
         <w:rPr>
-          <w:rFonts w:ascii="SimHei" w:eastAsia="SimHei" w:hAnsi="SimHei" w:cs="SimHei"/>
+          <w:rFonts w:ascii="黑体" w:hAnsi="黑体" w:eastAsia="黑体" w:cs="黑体"/>
           <w:spacing w:val="29"/>
           <w:sz w:val="31"/>
           <w:szCs w:val="31"/>
@@ -1973,7 +1937,7 @@
       </w:r>
       <w:r>
         <w:rPr>
-          <w:rFonts w:ascii="SimHei" w:eastAsia="SimHei" w:hAnsi="SimHei" w:cs="SimHei"/>
+          <w:rFonts w:ascii="黑体" w:hAnsi="黑体" w:eastAsia="黑体" w:cs="黑体"/>
           <w:b/>
           <w:bCs/>
           <w:spacing w:val="-6"/>
@@ -1985,47 +1949,23 @@
     </w:p>
     <w:p>
       <w:pPr>
-        <w:pStyle w:val="BodyText"/>
-        <w:spacing w:line="263" w:lineRule="auto"/>
-      </w:pPr>
-    </w:p>
-    <w:p>
-      <w:pPr>
-        <w:pStyle w:val="BodyText"/>
-        <w:spacing w:line="263" w:lineRule="auto"/>
-      </w:pPr>
-    </w:p>
-    <w:p>
-      <w:pPr>
         <w:spacing w:before="78" w:line="219" w:lineRule="auto"/>
         <w:jc w:val="right"/>
         <w:rPr>
-          <w:rFonts w:ascii="SimSun" w:eastAsia="SimSun" w:hAnsi="SimSun" w:cs="SimSun"/>
-          <w:sz w:val="24"/>
-          <w:szCs w:val="24"/>
-        </w:rPr>
-      </w:pPr>
-      <w:r>
-        <w:rPr>
-          <w:rFonts w:ascii="SimSun" w:eastAsia="SimSun" w:hAnsi="SimSun" w:cs="SimSun"/>
+          <w:rFonts w:ascii="宋体" w:hAnsi="宋体" w:eastAsia="宋体" w:cs="宋体"/>
+          <w:sz w:val="24"/>
+          <w:szCs w:val="24"/>
+        </w:rPr>
+      </w:pPr>
+      <w:r>
+        <w:rPr>
+          <w:rFonts w:ascii="宋体" w:hAnsi="宋体" w:eastAsia="宋体" w:cs="宋体"/>
           <w:spacing w:val="-2"/>
           <w:sz w:val="24"/>
           <w:szCs w:val="24"/>
         </w:rPr>
         <w:t>适用于对本公司运维部提供的服务因未满足客户要求而引起的投诉和抱怨。</w:t>
       </w:r>
-    </w:p>
-    <w:p>
-      <w:pPr>
-        <w:pStyle w:val="BodyText"/>
-        <w:spacing w:line="266" w:lineRule="auto"/>
-      </w:pPr>
-    </w:p>
-    <w:p>
-      <w:pPr>
-        <w:pStyle w:val="BodyText"/>
-        <w:spacing w:line="267" w:lineRule="auto"/>
-      </w:pPr>
     </w:p>
     <w:p>
       <w:pPr>
@@ -2033,7 +1973,7 @@
         <w:ind w:left="32"/>
         <w:outlineLvl w:val="0"/>
         <w:rPr>
-          <w:rFonts w:ascii="SimHei" w:eastAsia="SimHei" w:hAnsi="SimHei" w:cs="SimHei"/>
+          <w:rFonts w:ascii="黑体" w:hAnsi="黑体" w:eastAsia="黑体" w:cs="黑体"/>
           <w:sz w:val="31"/>
           <w:szCs w:val="31"/>
         </w:rPr>
@@ -2042,7 +1982,7 @@
       <w:bookmarkEnd w:id="2"/>
       <w:r>
         <w:rPr>
-          <w:rFonts w:ascii="SimHei" w:eastAsia="SimHei" w:hAnsi="SimHei" w:cs="SimHei"/>
+          <w:rFonts w:ascii="黑体" w:hAnsi="黑体" w:eastAsia="黑体" w:cs="黑体"/>
           <w:b/>
           <w:bCs/>
           <w:spacing w:val="-5"/>
@@ -2053,7 +1993,7 @@
       </w:r>
       <w:r>
         <w:rPr>
-          <w:rFonts w:ascii="SimHei" w:eastAsia="SimHei" w:hAnsi="SimHei" w:cs="SimHei"/>
+          <w:rFonts w:ascii="黑体" w:hAnsi="黑体" w:eastAsia="黑体" w:cs="黑体"/>
           <w:spacing w:val="24"/>
           <w:sz w:val="31"/>
           <w:szCs w:val="31"/>
@@ -2062,7 +2002,7 @@
       </w:r>
       <w:r>
         <w:rPr>
-          <w:rFonts w:ascii="SimHei" w:eastAsia="SimHei" w:hAnsi="SimHei" w:cs="SimHei"/>
+          <w:rFonts w:ascii="黑体" w:hAnsi="黑体" w:eastAsia="黑体" w:cs="黑体"/>
           <w:b/>
           <w:bCs/>
           <w:spacing w:val="-5"/>
@@ -2074,29 +2014,17 @@
     </w:p>
     <w:p>
       <w:pPr>
-        <w:pStyle w:val="BodyText"/>
-        <w:spacing w:line="263" w:lineRule="auto"/>
-      </w:pPr>
-    </w:p>
-    <w:p>
-      <w:pPr>
-        <w:pStyle w:val="BodyText"/>
-        <w:spacing w:line="264" w:lineRule="auto"/>
-      </w:pPr>
-    </w:p>
-    <w:p>
-      <w:pPr>
         <w:spacing w:before="78" w:line="219" w:lineRule="auto"/>
         <w:ind w:left="538"/>
         <w:rPr>
-          <w:rFonts w:ascii="SimSun" w:eastAsia="SimSun" w:hAnsi="SimSun" w:cs="SimSun"/>
-          <w:sz w:val="24"/>
-          <w:szCs w:val="24"/>
-        </w:rPr>
-      </w:pPr>
-      <w:r>
-        <w:rPr>
-          <w:rFonts w:ascii="SimSun" w:eastAsia="SimSun" w:hAnsi="SimSun" w:cs="SimSun"/>
+          <w:rFonts w:ascii="宋体" w:hAnsi="宋体" w:eastAsia="宋体" w:cs="宋体"/>
+          <w:sz w:val="24"/>
+          <w:szCs w:val="24"/>
+        </w:rPr>
+      </w:pPr>
+      <w:r>
+        <w:rPr>
+          <w:rFonts w:ascii="宋体" w:hAnsi="宋体" w:eastAsia="宋体" w:cs="宋体"/>
           <w:spacing w:val="-1"/>
           <w:sz w:val="24"/>
           <w:szCs w:val="24"/>
@@ -2105,7 +2033,7 @@
       </w:r>
       <w:r>
         <w:rPr>
-          <w:rFonts w:ascii="SimSun" w:eastAsia="SimSun" w:hAnsi="SimSun" w:cs="SimSun"/>
+          <w:rFonts w:ascii="宋体" w:hAnsi="宋体" w:eastAsia="宋体" w:cs="宋体"/>
           <w:spacing w:val="-2"/>
           <w:sz w:val="24"/>
           <w:szCs w:val="24"/>
@@ -2115,55 +2043,122 @@
     </w:p>
     <w:p>
       <w:pPr>
-        <w:spacing w:line="219" w:lineRule="auto"/>
-        <w:rPr>
-          <w:rFonts w:ascii="SimSun" w:eastAsia="SimSun" w:hAnsi="SimSun" w:cs="SimSun"/>
-          <w:sz w:val="24"/>
-          <w:szCs w:val="24"/>
-        </w:rPr>
-        <w:sectPr>
-          <w:footerReference w:type="default" r:id="rId8"/>
-          <w:pgSz w:w="11910" w:h="16840"/>
-          <w:pgMar w:top="904" w:right="1749" w:bottom="961" w:left="1779" w:header="0" w:footer="726" w:gutter="0"/>
-          <w:cols w:space="720"/>
-        </w:sectPr>
-      </w:pPr>
-    </w:p>
-    <w:p>
-      <w:pPr>
-        <w:spacing w:line="427" w:lineRule="exact"/>
-      </w:pPr>
-      <w:r>
-        <w:rPr>
-          <w:position w:val="-8"/>
-        </w:rPr>
+        <w:spacing w:before="101" w:line="226" w:lineRule="auto"/>
+        <w:ind w:left="32"/>
+        <w:outlineLvl w:val="0"/>
+        <w:rPr>
+          <w:rFonts w:ascii="黑体" w:hAnsi="黑体" w:eastAsia="黑体" w:cs="黑体"/>
+          <w:b/>
+          <w:bCs/>
+          <w:spacing w:val="-5"/>
+          <w:sz w:val="31"/>
+          <w:szCs w:val="31"/>
+        </w:rPr>
+      </w:pPr>
+      <w:bookmarkStart w:id="3" w:name="bookmark4"/>
+      <w:bookmarkEnd w:id="3"/>
+      <w:bookmarkStart w:id="4" w:name="bookmark5"/>
+      <w:bookmarkEnd w:id="4"/>
+      <w:r>
+        <w:rPr>
+          <w:rFonts w:ascii="黑体" w:hAnsi="黑体" w:eastAsia="黑体" w:cs="黑体"/>
+          <w:b/>
+          <w:bCs/>
+          <w:spacing w:val="-5"/>
+          <w:sz w:val="31"/>
+          <w:szCs w:val="31"/>
+        </w:rPr>
+        <w:t>4 工作程序</w:t>
+      </w:r>
+    </w:p>
+    <w:p>
+      <w:pPr>
+        <w:spacing w:before="97" w:line="221" w:lineRule="auto"/>
+        <w:ind w:left="23"/>
+        <w:outlineLvl w:val="1"/>
+        <w:rPr>
+          <w:rFonts w:ascii="黑体" w:hAnsi="黑体" w:eastAsia="黑体" w:cs="黑体"/>
+          <w:sz w:val="30"/>
+          <w:szCs w:val="30"/>
+        </w:rPr>
+      </w:pPr>
+      <w:bookmarkStart w:id="5" w:name="bookmark9"/>
+      <w:bookmarkEnd w:id="5"/>
+      <w:r>
+        <w:rPr>
+          <w:rFonts w:ascii="黑体" w:hAnsi="黑体" w:eastAsia="黑体" w:cs="黑体"/>
+          <w:b/>
+          <w:bCs/>
+          <w:spacing w:val="-5"/>
+          <w:sz w:val="30"/>
+          <w:szCs w:val="30"/>
+        </w:rPr>
+        <w:t>4.1</w:t>
+      </w:r>
+      <w:r>
+        <w:rPr>
+          <w:rFonts w:ascii="黑体" w:hAnsi="黑体" w:eastAsia="黑体" w:cs="黑体"/>
+          <w:spacing w:val="-62"/>
+          <w:sz w:val="30"/>
+          <w:szCs w:val="30"/>
+        </w:rPr>
+        <w:t xml:space="preserve"> </w:t>
+      </w:r>
+      <w:r>
+        <w:rPr>
+          <w:rFonts w:ascii="黑体" w:hAnsi="黑体" w:eastAsia="黑体" w:cs="黑体"/>
+          <w:b/>
+          <w:bCs/>
+          <w:spacing w:val="-5"/>
+          <w:sz w:val="30"/>
+          <w:szCs w:val="30"/>
+        </w:rPr>
+        <w:t>工作流程</w:t>
+      </w:r>
+    </w:p>
+    <w:p>
+      <w:pPr>
+        <w:pStyle w:val="2"/>
+        <w:spacing w:line="401" w:lineRule="auto"/>
+        <w:ind w:left="0" w:leftChars="0" w:right="0" w:rightChars="0" w:firstLine="0" w:firstLineChars="0"/>
+        <w:jc w:val="center"/>
+      </w:pPr>
+      <w:r>
         <w:drawing>
-          <wp:inline distT="0" distB="0" distL="0" distR="0">
-            <wp:extent cx="696350" cy="271753"/>
-            <wp:effectExtent l="0" t="0" r="0" b="0"/>
-            <wp:docPr id="10" name="IM 10"/>
-            <wp:cNvGraphicFramePr/>
+          <wp:inline distT="0" distB="0" distL="114300" distR="114300">
+            <wp:extent cx="5299075" cy="5011420"/>
+            <wp:effectExtent l="0" t="0" r="4445" b="2540"/>
+            <wp:docPr id="1" name="图片 1"/>
+            <wp:cNvGraphicFramePr>
+              <a:graphicFrameLocks xmlns:a="http://schemas.openxmlformats.org/drawingml/2006/main" noChangeAspect="1"/>
+            </wp:cNvGraphicFramePr>
             <a:graphic xmlns:a="http://schemas.openxmlformats.org/drawingml/2006/main">
               <a:graphicData uri="http://schemas.openxmlformats.org/drawingml/2006/picture">
                 <pic:pic xmlns:pic="http://schemas.openxmlformats.org/drawingml/2006/picture">
                   <pic:nvPicPr>
-                    <pic:cNvPr id="10" name="IM 10"/>
-                    <pic:cNvPicPr/>
+                    <pic:cNvPr id="1" name="图片 1"/>
+                    <pic:cNvPicPr>
+                      <a:picLocks noChangeAspect="1"/>
+                    </pic:cNvPicPr>
                   </pic:nvPicPr>
                   <pic:blipFill>
-                    <a:blip xmlns:r="http://schemas.openxmlformats.org/officeDocument/2006/relationships" r:embed="rId4"/>
+                    <a:blip r:embed="rId11"/>
                     <a:stretch>
                       <a:fillRect/>
                     </a:stretch>
                   </pic:blipFill>
                   <pic:spPr>
-                    <a:xfrm rot="0">
+                    <a:xfrm>
                       <a:off x="0" y="0"/>
-                      <a:ext cx="696350" cy="271753"/>
+                      <a:ext cx="5299075" cy="5011420"/>
                     </a:xfrm>
                     <a:prstGeom prst="rect">
                       <a:avLst/>
                     </a:prstGeom>
+                    <a:noFill/>
+                    <a:ln>
+                      <a:noFill/>
+                    </a:ln>
                   </pic:spPr>
                 </pic:pic>
               </a:graphicData>
@@ -2174,811 +2169,11 @@
     </w:p>
     <w:p>
       <w:pPr>
-        <w:spacing w:before="309" w:line="227" w:lineRule="auto"/>
-        <w:ind w:left="1497"/>
-        <w:outlineLvl w:val="0"/>
-        <w:rPr>
-          <w:rFonts w:ascii="SimHei" w:eastAsia="SimHei" w:hAnsi="SimHei" w:cs="SimHei"/>
-          <w:sz w:val="31"/>
-          <w:szCs w:val="31"/>
-        </w:rPr>
-      </w:pPr>
-      <w:bookmarkStart w:id="3" w:name="bookmark4"/>
-      <w:bookmarkEnd w:id="3"/>
-      <w:bookmarkStart w:id="4" w:name="bookmark5"/>
-      <w:bookmarkEnd w:id="4"/>
-      <w:r>
-        <w:rPr>
-          <w:rFonts w:ascii="SimHei" w:eastAsia="SimHei" w:hAnsi="SimHei" w:cs="SimHei"/>
-          <w:b/>
-          <w:bCs/>
-          <w:spacing w:val="2"/>
-          <w:sz w:val="31"/>
-          <w:szCs w:val="31"/>
-        </w:rPr>
-        <w:t>4</w:t>
-      </w:r>
-      <w:r>
-        <w:rPr>
-          <w:rFonts w:ascii="SimHei" w:eastAsia="SimHei" w:hAnsi="SimHei" w:cs="SimHei"/>
-          <w:spacing w:val="24"/>
-          <w:sz w:val="31"/>
-          <w:szCs w:val="31"/>
-        </w:rPr>
-        <w:t xml:space="preserve"> </w:t>
-      </w:r>
-      <w:r>
-        <w:rPr>
-          <w:rFonts w:ascii="SimHei" w:eastAsia="SimHei" w:hAnsi="SimHei" w:cs="SimHei"/>
-          <w:b/>
-          <w:bCs/>
-          <w:spacing w:val="2"/>
-          <w:sz w:val="31"/>
-          <w:szCs w:val="31"/>
-        </w:rPr>
-        <w:t>工作程序</w:t>
-      </w:r>
-    </w:p>
-    <w:p>
-      <w:pPr>
-        <w:pStyle w:val="BodyText"/>
-        <w:spacing w:line="278" w:lineRule="auto"/>
-      </w:pPr>
-    </w:p>
-    <w:p>
-      <w:pPr>
-        <w:pStyle w:val="BodyText"/>
-        <w:spacing w:line="278" w:lineRule="auto"/>
-      </w:pPr>
-    </w:p>
-    <w:p>
-      <w:pPr>
-        <w:spacing w:before="97" w:line="221" w:lineRule="auto"/>
-        <w:ind w:left="23"/>
-        <w:outlineLvl w:val="1"/>
-        <w:rPr>
-          <w:rFonts w:ascii="SimHei" w:eastAsia="SimHei" w:hAnsi="SimHei" w:cs="SimHei"/>
-          <w:sz w:val="30"/>
-          <w:szCs w:val="30"/>
-        </w:rPr>
-      </w:pPr>
-      <w:bookmarkStart w:id="5" w:name="bookmark9"/>
-      <w:bookmarkEnd w:id="5"/>
-      <w:r>
-        <w:rPr>
-          <w:rFonts w:ascii="SimHei" w:eastAsia="SimHei" w:hAnsi="SimHei" w:cs="SimHei"/>
-          <w:b/>
-          <w:bCs/>
-          <w:spacing w:val="-5"/>
-          <w:sz w:val="30"/>
-          <w:szCs w:val="30"/>
-        </w:rPr>
-        <w:t>4.1</w:t>
-      </w:r>
-      <w:r>
-        <w:rPr>
-          <w:rFonts w:ascii="SimHei" w:eastAsia="SimHei" w:hAnsi="SimHei" w:cs="SimHei"/>
-          <w:spacing w:val="-62"/>
-          <w:sz w:val="30"/>
-          <w:szCs w:val="30"/>
-        </w:rPr>
-        <w:t xml:space="preserve"> </w:t>
-      </w:r>
-      <w:r>
-        <w:rPr>
-          <w:rFonts w:ascii="SimHei" w:eastAsia="SimHei" w:hAnsi="SimHei" w:cs="SimHei"/>
-          <w:b/>
-          <w:bCs/>
-          <w:spacing w:val="-5"/>
-          <w:sz w:val="30"/>
-          <w:szCs w:val="30"/>
-        </w:rPr>
-        <w:t>工作流程</w:t>
-      </w:r>
-    </w:p>
-    <w:p>
-      <w:pPr>
-        <w:pStyle w:val="BodyText"/>
-        <w:spacing w:line="280" w:lineRule="auto"/>
-      </w:pPr>
-    </w:p>
-    <w:p>
-      <w:pPr>
-        <w:spacing w:before="97" w:line="226" w:lineRule="auto"/>
-        <w:ind w:left="2464"/>
-        <w:rPr>
-          <w:rFonts w:ascii="SimSun" w:eastAsia="SimSun" w:hAnsi="SimSun" w:cs="SimSun"/>
-          <w:sz w:val="30"/>
-          <w:szCs w:val="30"/>
-        </w:rPr>
-      </w:pPr>
-      <w:r>
-        <w:rPr>
-          <w:rFonts w:ascii="SimSun" w:eastAsia="SimSun" w:hAnsi="SimSun" w:cs="SimSun"/>
-          <w:spacing w:val="8"/>
-          <w:sz w:val="30"/>
-          <w:szCs w:val="30"/>
-        </w:rPr>
-        <w:t>投诉处理及问题升级流程</w:t>
-      </w:r>
-    </w:p>
-    <w:p>
-      <w:pPr>
-        <w:spacing w:before="163" w:line="221" w:lineRule="auto"/>
-        <w:ind w:left="2423"/>
-        <w:rPr>
-          <w:rFonts w:ascii="SimSun" w:eastAsia="SimSun" w:hAnsi="SimSun" w:cs="SimSun"/>
-          <w:sz w:val="24"/>
-          <w:szCs w:val="24"/>
-        </w:rPr>
-      </w:pPr>
-      <w:r>
-        <w:pict>
-          <v:shapetype id="_x0000_t202" coordsize="21600,21600" o:spt="202" path="m,l,21600r21600,l21600,xe">
-            <v:stroke joinstyle="miter"/>
-            <v:path gradientshapeok="t" o:connecttype="rect"/>
-          </v:shapetype>
-          <v:shape id="_x0000_s1025" type="#_x0000_t202" style="height:14.4pt;margin-left:26.79pt;margin-top:7.16pt;position:absolute;width:22.4pt;z-index:251660288">
-            <v:textbox inset="0,0,0,0">
-              <w:txbxContent>
-                <w:p>
-                  <w:pPr>
-                    <w:spacing w:before="20" w:line="228" w:lineRule="auto"/>
-                    <w:ind w:left="20"/>
-                    <w:rPr>
-                      <w:rFonts w:ascii="SimSun" w:eastAsia="SimSun" w:hAnsi="SimSun" w:cs="SimSun"/>
-                      <w:sz w:val="20"/>
-                      <w:szCs w:val="20"/>
-                    </w:rPr>
-                  </w:pPr>
-                  <w:r>
-                    <w:rPr>
-                      <w:rFonts w:ascii="SimSun" w:eastAsia="SimSun" w:hAnsi="SimSun" w:cs="SimSun"/>
-                      <w:spacing w:val="3"/>
-                      <w:sz w:val="20"/>
-                      <w:szCs w:val="20"/>
-                    </w:rPr>
-                    <w:t>客户</w:t>
-                  </w:r>
-                </w:p>
-              </w:txbxContent>
-            </v:textbox>
-          </v:shape>
-        </w:pict>
-      </w:r>
-      <w:r>
-        <w:drawing>
-          <wp:anchor distT="0" distB="0" distL="0" distR="0" simplePos="0" relativeHeight="251658240" behindDoc="1" locked="0" layoutInCell="1" allowOverlap="1">
-            <wp:simplePos x="0" y="0"/>
-            <wp:positionH relativeFrom="column">
-              <wp:posOffset>182440</wp:posOffset>
-            </wp:positionH>
-            <wp:positionV relativeFrom="paragraph">
-              <wp:posOffset>66177</wp:posOffset>
-            </wp:positionV>
-            <wp:extent cx="5096192" cy="5466524"/>
-            <wp:effectExtent l="0" t="0" r="0" b="0"/>
-            <wp:wrapNone/>
-            <wp:docPr id="12" name="IM 12"/>
-            <wp:cNvGraphicFramePr/>
-            <a:graphic xmlns:a="http://schemas.openxmlformats.org/drawingml/2006/main">
-              <a:graphicData uri="http://schemas.openxmlformats.org/drawingml/2006/picture">
-                <pic:pic xmlns:pic="http://schemas.openxmlformats.org/drawingml/2006/picture">
-                  <pic:nvPicPr>
-                    <pic:cNvPr id="12" name="IM 12"/>
-                    <pic:cNvPicPr/>
-                  </pic:nvPicPr>
-                  <pic:blipFill>
-                    <a:blip xmlns:r="http://schemas.openxmlformats.org/officeDocument/2006/relationships" r:embed="rId9"/>
-                    <a:stretch>
-                      <a:fillRect/>
-                    </a:stretch>
-                  </pic:blipFill>
-                  <pic:spPr>
-                    <a:xfrm rot="0">
-                      <a:off x="0" y="0"/>
-                      <a:ext cx="5096192" cy="5466524"/>
-                    </a:xfrm>
-                    <a:prstGeom prst="rect">
-                      <a:avLst/>
-                    </a:prstGeom>
-                  </pic:spPr>
-                </pic:pic>
-              </a:graphicData>
-            </a:graphic>
-          </wp:anchor>
-        </w:drawing>
-      </w:r>
-      <w:r>
-        <w:rPr>
-          <w:rFonts w:ascii="SimSun" w:eastAsia="SimSun" w:hAnsi="SimSun" w:cs="SimSun"/>
-          <w:spacing w:val="-9"/>
-          <w:sz w:val="24"/>
-          <w:szCs w:val="24"/>
-        </w:rPr>
-        <w:t>质量部</w:t>
-      </w:r>
-      <w:r>
-        <w:rPr>
-          <w:rFonts w:ascii="SimSun" w:eastAsia="SimSun" w:hAnsi="SimSun" w:cs="SimSun"/>
-          <w:spacing w:val="8"/>
-          <w:sz w:val="24"/>
-          <w:szCs w:val="24"/>
-        </w:rPr>
-        <w:t xml:space="preserve">             </w:t>
-      </w:r>
-      <w:r>
-        <w:rPr>
-          <w:rFonts w:ascii="SimSun" w:eastAsia="SimSun" w:hAnsi="SimSun" w:cs="SimSun"/>
-          <w:spacing w:val="-9"/>
-          <w:position w:val="1"/>
-          <w:sz w:val="20"/>
-          <w:szCs w:val="20"/>
-        </w:rPr>
-        <w:t xml:space="preserve">公司领导               </w:t>
-      </w:r>
-      <w:r>
-        <w:rPr>
-          <w:rFonts w:ascii="SimSun" w:eastAsia="SimSun" w:hAnsi="SimSun" w:cs="SimSun"/>
-          <w:spacing w:val="-9"/>
-          <w:sz w:val="24"/>
-          <w:szCs w:val="24"/>
-        </w:rPr>
-        <w:t>运维部</w:t>
-      </w:r>
-    </w:p>
-    <w:p>
-      <w:pPr>
-        <w:pStyle w:val="BodyText"/>
-        <w:spacing w:line="301" w:lineRule="auto"/>
-      </w:pPr>
-    </w:p>
-    <w:p>
-      <w:pPr>
-        <w:pStyle w:val="BodyText"/>
-        <w:spacing w:line="301" w:lineRule="auto"/>
-      </w:pPr>
-    </w:p>
-    <w:p>
-      <w:pPr>
-        <w:spacing w:before="46" w:line="280" w:lineRule="auto"/>
-        <w:ind w:left="2322" w:right="4619" w:firstLine="1"/>
-        <w:rPr>
-          <w:rFonts w:ascii="SimSun" w:eastAsia="SimSun" w:hAnsi="SimSun" w:cs="SimSun"/>
-          <w:sz w:val="14"/>
-          <w:szCs w:val="14"/>
-        </w:rPr>
-      </w:pPr>
-      <w:r>
-        <w:pict>
-          <v:shape id="_x0000_s1026" type="#_x0000_t202" style="height:12.05pt;margin-left:30.11pt;margin-top:5.91pt;position:absolute;width:19.3pt;z-index:251661312">
-            <v:textbox inset="0,0,0,0">
-              <w:txbxContent>
-                <w:p>
-                  <w:pPr>
-                    <w:spacing w:before="19" w:line="232" w:lineRule="auto"/>
-                    <w:ind w:left="20"/>
-                    <w:rPr>
-                      <w:rFonts w:ascii="SimSun" w:eastAsia="SimSun" w:hAnsi="SimSun" w:cs="SimSun"/>
-                      <w:sz w:val="16"/>
-                      <w:szCs w:val="16"/>
-                    </w:rPr>
-                  </w:pPr>
-                  <w:r>
-                    <w:rPr>
-                      <w:rFonts w:ascii="SimSun" w:eastAsia="SimSun" w:hAnsi="SimSun" w:cs="SimSun"/>
-                      <w:spacing w:val="12"/>
-                      <w:sz w:val="16"/>
-                      <w:szCs w:val="16"/>
-                    </w:rPr>
-                    <w:t>投诉</w:t>
-                  </w:r>
-                </w:p>
-              </w:txbxContent>
-            </v:textbox>
-          </v:shape>
-        </w:pict>
-      </w:r>
-      <w:r>
-        <w:rPr>
-          <w:rFonts w:ascii="SimSun" w:eastAsia="SimSun" w:hAnsi="SimSun" w:cs="SimSun"/>
-          <w:spacing w:val="14"/>
-          <w:sz w:val="14"/>
-          <w:szCs w:val="14"/>
-        </w:rPr>
-        <w:t>填写《问题处理单》</w:t>
-      </w:r>
-      <w:r>
-        <w:rPr>
-          <w:rFonts w:ascii="SimSun" w:eastAsia="SimSun" w:hAnsi="SimSun" w:cs="SimSun"/>
-          <w:spacing w:val="15"/>
-          <w:sz w:val="14"/>
-          <w:szCs w:val="14"/>
-        </w:rPr>
-        <w:t>记录投诉内容及要求</w:t>
-      </w:r>
-    </w:p>
-    <w:p>
-      <w:pPr>
-        <w:spacing w:before="281" w:line="232" w:lineRule="auto"/>
-        <w:ind w:left="2760"/>
-        <w:rPr>
-          <w:rFonts w:ascii="SimSun" w:eastAsia="SimSun" w:hAnsi="SimSun" w:cs="SimSun"/>
-          <w:sz w:val="13"/>
-          <w:szCs w:val="13"/>
-        </w:rPr>
-      </w:pPr>
-      <w:r>
-        <w:rPr>
-          <w:rFonts w:ascii="Calibri" w:eastAsia="Calibri" w:hAnsi="Calibri" w:cs="Calibri"/>
-          <w:spacing w:val="5"/>
-          <w:sz w:val="13"/>
-          <w:szCs w:val="13"/>
-        </w:rPr>
-        <w:t>15</w:t>
-      </w:r>
-      <w:r>
-        <w:rPr>
-          <w:rFonts w:ascii="SimSun" w:eastAsia="SimSun" w:hAnsi="SimSun" w:cs="SimSun"/>
-          <w:spacing w:val="5"/>
-          <w:sz w:val="13"/>
-          <w:szCs w:val="13"/>
-        </w:rPr>
-        <w:t>分钟内</w:t>
-      </w:r>
-    </w:p>
-    <w:p>
-      <w:pPr>
-        <w:pStyle w:val="BodyText"/>
-        <w:spacing w:line="399" w:lineRule="auto"/>
-      </w:pPr>
-    </w:p>
-    <w:p>
-      <w:pPr>
-        <w:spacing w:before="46" w:line="231" w:lineRule="auto"/>
-        <w:ind w:left="2643"/>
-        <w:rPr>
-          <w:rFonts w:ascii="SimSun" w:eastAsia="SimSun" w:hAnsi="SimSun" w:cs="SimSun"/>
-          <w:sz w:val="14"/>
-          <w:szCs w:val="14"/>
-        </w:rPr>
-      </w:pPr>
-      <w:r>
-        <w:rPr>
-          <w:rFonts w:ascii="SimSun" w:eastAsia="SimSun" w:hAnsi="SimSun" w:cs="SimSun"/>
-          <w:spacing w:val="15"/>
-          <w:sz w:val="14"/>
-          <w:szCs w:val="14"/>
-        </w:rPr>
-        <w:t>报部门领导</w:t>
-      </w:r>
-    </w:p>
-    <w:p>
-      <w:pPr>
-        <w:pStyle w:val="BodyText"/>
-        <w:spacing w:line="391" w:lineRule="auto"/>
-      </w:pPr>
-    </w:p>
-    <w:p>
-      <w:pPr>
-        <w:spacing w:before="42" w:line="232" w:lineRule="auto"/>
-        <w:ind w:left="2760"/>
-        <w:rPr>
-          <w:rFonts w:ascii="SimSun" w:eastAsia="SimSun" w:hAnsi="SimSun" w:cs="SimSun"/>
-          <w:sz w:val="13"/>
-          <w:szCs w:val="13"/>
-        </w:rPr>
-      </w:pPr>
-      <w:r>
-        <w:rPr>
-          <w:rFonts w:ascii="Calibri" w:eastAsia="Calibri" w:hAnsi="Calibri" w:cs="Calibri"/>
-          <w:spacing w:val="5"/>
-          <w:sz w:val="13"/>
-          <w:szCs w:val="13"/>
-        </w:rPr>
-        <w:t>15</w:t>
-      </w:r>
-      <w:r>
-        <w:rPr>
-          <w:rFonts w:ascii="SimSun" w:eastAsia="SimSun" w:hAnsi="SimSun" w:cs="SimSun"/>
-          <w:spacing w:val="5"/>
-          <w:sz w:val="13"/>
-          <w:szCs w:val="13"/>
-        </w:rPr>
-        <w:t>分钟内</w:t>
-      </w:r>
-    </w:p>
-    <w:p>
-      <w:pPr>
-        <w:pStyle w:val="BodyText"/>
-        <w:spacing w:line="286" w:lineRule="auto"/>
-      </w:pPr>
-    </w:p>
-    <w:p>
-      <w:pPr>
-        <w:spacing w:before="46" w:line="173" w:lineRule="auto"/>
-        <w:ind w:left="2087"/>
-        <w:rPr>
-          <w:rFonts w:ascii="SimSun" w:eastAsia="SimSun" w:hAnsi="SimSun" w:cs="SimSun"/>
-          <w:sz w:val="14"/>
-          <w:szCs w:val="14"/>
-        </w:rPr>
-      </w:pPr>
-      <w:r>
-        <w:rPr>
-          <w:rFonts w:ascii="SimSun" w:eastAsia="SimSun" w:hAnsi="SimSun" w:cs="SimSun"/>
-          <w:spacing w:val="16"/>
-          <w:sz w:val="14"/>
-          <w:szCs w:val="14"/>
-        </w:rPr>
-        <w:t>通知运维部，抄报公司领导</w:t>
-      </w:r>
-    </w:p>
-    <w:p>
-      <w:pPr>
-        <w:spacing w:before="1" w:line="213" w:lineRule="auto"/>
-        <w:ind w:left="4646"/>
-        <w:rPr>
-          <w:rFonts w:ascii="SimSun" w:eastAsia="SimSun" w:hAnsi="SimSun" w:cs="SimSun"/>
-          <w:sz w:val="13"/>
-          <w:szCs w:val="13"/>
-        </w:rPr>
-      </w:pPr>
-      <w:r>
-        <w:rPr>
-          <w:rFonts w:ascii="SimSun" w:eastAsia="SimSun" w:hAnsi="SimSun" w:cs="SimSun"/>
-          <w:spacing w:val="9"/>
-          <w:sz w:val="14"/>
-          <w:szCs w:val="14"/>
-        </w:rPr>
-        <w:t xml:space="preserve">公司领导参加会议                </w:t>
-      </w:r>
-      <w:r>
-        <w:rPr>
-          <w:rFonts w:ascii="SimSun" w:eastAsia="SimSun" w:hAnsi="SimSun" w:cs="SimSun"/>
-          <w:spacing w:val="9"/>
-          <w:position w:val="-1"/>
-          <w:sz w:val="13"/>
-          <w:szCs w:val="13"/>
-        </w:rPr>
-        <w:t>严重</w:t>
-      </w:r>
-    </w:p>
-    <w:p>
-      <w:pPr>
-        <w:pStyle w:val="BodyText"/>
-        <w:spacing w:line="393" w:lineRule="auto"/>
-      </w:pPr>
-    </w:p>
-    <w:p>
-      <w:pPr>
-        <w:spacing w:before="43" w:line="232" w:lineRule="auto"/>
-        <w:ind w:left="2650"/>
-        <w:rPr>
-          <w:rFonts w:ascii="SimSun" w:eastAsia="SimSun" w:hAnsi="SimSun" w:cs="SimSun"/>
-          <w:sz w:val="13"/>
-          <w:szCs w:val="13"/>
-        </w:rPr>
-      </w:pPr>
-      <w:r>
-        <w:rPr>
-          <w:rFonts w:ascii="Calibri" w:eastAsia="Calibri" w:hAnsi="Calibri" w:cs="Calibri"/>
-          <w:spacing w:val="7"/>
-          <w:sz w:val="13"/>
-          <w:szCs w:val="13"/>
-        </w:rPr>
-        <w:t>3</w:t>
-      </w:r>
-      <w:r>
-        <w:rPr>
-          <w:rFonts w:ascii="SimSun" w:eastAsia="SimSun" w:hAnsi="SimSun" w:cs="SimSun"/>
-          <w:spacing w:val="7"/>
-          <w:sz w:val="13"/>
-          <w:szCs w:val="13"/>
-        </w:rPr>
-        <w:t>小时内完成</w:t>
-      </w:r>
-    </w:p>
-    <w:p>
-      <w:pPr>
-        <w:pStyle w:val="BodyText"/>
-        <w:spacing w:line="406" w:lineRule="auto"/>
-      </w:pPr>
-    </w:p>
-    <w:p>
-      <w:pPr>
-        <w:spacing w:before="45" w:line="232" w:lineRule="auto"/>
-        <w:ind w:left="2168"/>
-        <w:rPr>
-          <w:rFonts w:ascii="SimSun" w:eastAsia="SimSun" w:hAnsi="SimSun" w:cs="SimSun"/>
-          <w:sz w:val="14"/>
-          <w:szCs w:val="14"/>
-        </w:rPr>
-      </w:pPr>
-      <w:r>
-        <w:rPr>
-          <w:rFonts w:ascii="SimSun" w:eastAsia="SimSun" w:hAnsi="SimSun" w:cs="SimSun"/>
-          <w:spacing w:val="15"/>
-          <w:sz w:val="14"/>
-          <w:szCs w:val="14"/>
-        </w:rPr>
-        <w:t>组织调查、核实投诉情况</w:t>
-      </w:r>
-      <w:r>
-        <w:rPr>
-          <w:rFonts w:ascii="SimSun" w:eastAsia="SimSun" w:hAnsi="SimSun" w:cs="SimSun"/>
-          <w:spacing w:val="2"/>
-          <w:sz w:val="14"/>
-          <w:szCs w:val="14"/>
-        </w:rPr>
-        <w:t xml:space="preserve">                       </w:t>
-      </w:r>
-      <w:r>
-        <w:rPr>
-          <w:rFonts w:ascii="SimSun" w:eastAsia="SimSun" w:hAnsi="SimSun" w:cs="SimSun"/>
-          <w:spacing w:val="1"/>
-          <w:sz w:val="14"/>
-          <w:szCs w:val="14"/>
-        </w:rPr>
-        <w:t xml:space="preserve">                  </w:t>
-      </w:r>
-      <w:r>
-        <w:rPr>
-          <w:rFonts w:ascii="SimSun" w:eastAsia="SimSun" w:hAnsi="SimSun" w:cs="SimSun"/>
-          <w:spacing w:val="15"/>
-          <w:sz w:val="14"/>
-          <w:szCs w:val="14"/>
-        </w:rPr>
-        <w:t>分析原因，形成方案</w:t>
-      </w:r>
-    </w:p>
-    <w:p>
-      <w:pPr>
-        <w:pStyle w:val="BodyText"/>
-        <w:spacing w:line="404" w:lineRule="auto"/>
-      </w:pPr>
-    </w:p>
-    <w:p>
-      <w:pPr>
-        <w:spacing w:before="44" w:line="232" w:lineRule="auto"/>
-        <w:ind w:left="4823"/>
-        <w:rPr>
-          <w:rFonts w:ascii="SimSun" w:eastAsia="SimSun" w:hAnsi="SimSun" w:cs="SimSun"/>
-          <w:sz w:val="13"/>
-          <w:szCs w:val="13"/>
-        </w:rPr>
-      </w:pPr>
-      <w:r>
-        <w:rPr>
-          <w:rFonts w:ascii="Calibri" w:eastAsia="Calibri" w:hAnsi="Calibri" w:cs="Calibri"/>
-          <w:spacing w:val="7"/>
-          <w:sz w:val="13"/>
-          <w:szCs w:val="13"/>
-        </w:rPr>
-        <w:t>4</w:t>
-      </w:r>
-      <w:r>
-        <w:rPr>
-          <w:rFonts w:ascii="SimSun" w:eastAsia="SimSun" w:hAnsi="SimSun" w:cs="SimSun"/>
-          <w:spacing w:val="7"/>
-          <w:sz w:val="13"/>
-          <w:szCs w:val="13"/>
-        </w:rPr>
-        <w:t>小时内完成</w:t>
-      </w:r>
-      <w:r>
-        <w:rPr>
-          <w:rFonts w:ascii="SimSun" w:eastAsia="SimSun" w:hAnsi="SimSun" w:cs="SimSun"/>
-          <w:spacing w:val="1"/>
-          <w:sz w:val="13"/>
-          <w:szCs w:val="13"/>
-        </w:rPr>
-        <w:t xml:space="preserve">                     </w:t>
-      </w:r>
-      <w:r>
-        <w:rPr>
-          <w:rFonts w:ascii="SimSun" w:eastAsia="SimSun" w:hAnsi="SimSun" w:cs="SimSun"/>
-          <w:sz w:val="13"/>
-          <w:szCs w:val="13"/>
-        </w:rPr>
-        <w:t xml:space="preserve">    </w:t>
-      </w:r>
-      <w:r>
-        <w:rPr>
-          <w:rFonts w:ascii="Calibri" w:eastAsia="Calibri" w:hAnsi="Calibri" w:cs="Calibri"/>
-          <w:spacing w:val="7"/>
-          <w:sz w:val="13"/>
-          <w:szCs w:val="13"/>
-        </w:rPr>
-        <w:t>24</w:t>
-      </w:r>
-      <w:r>
-        <w:rPr>
-          <w:rFonts w:ascii="SimSun" w:eastAsia="SimSun" w:hAnsi="SimSun" w:cs="SimSun"/>
-          <w:spacing w:val="7"/>
-          <w:sz w:val="13"/>
-          <w:szCs w:val="13"/>
-        </w:rPr>
-        <w:t>小时内</w:t>
-      </w:r>
-    </w:p>
-    <w:p>
-      <w:pPr>
-        <w:pStyle w:val="BodyText"/>
-        <w:spacing w:line="406" w:lineRule="auto"/>
-      </w:pPr>
-    </w:p>
-    <w:p>
-      <w:pPr>
-        <w:spacing w:before="45" w:line="232" w:lineRule="auto"/>
-        <w:ind w:left="2321"/>
-        <w:rPr>
-          <w:rFonts w:ascii="SimSun" w:eastAsia="SimSun" w:hAnsi="SimSun" w:cs="SimSun"/>
-          <w:sz w:val="14"/>
-          <w:szCs w:val="14"/>
-        </w:rPr>
-      </w:pPr>
-      <w:r>
-        <w:rPr>
-          <w:rFonts w:ascii="SimSun" w:eastAsia="SimSun" w:hAnsi="SimSun" w:cs="SimSun"/>
-          <w:spacing w:val="15"/>
-          <w:sz w:val="14"/>
-          <w:szCs w:val="14"/>
-        </w:rPr>
-        <w:t>跟踪、验证实施情况</w:t>
-      </w:r>
-      <w:r>
-        <w:rPr>
-          <w:rFonts w:ascii="SimSun" w:eastAsia="SimSun" w:hAnsi="SimSun" w:cs="SimSun"/>
-          <w:spacing w:val="1"/>
-          <w:sz w:val="14"/>
-          <w:szCs w:val="14"/>
-        </w:rPr>
-        <w:t xml:space="preserve">                         </w:t>
-      </w:r>
-      <w:r>
-        <w:rPr>
-          <w:rFonts w:ascii="SimSun" w:eastAsia="SimSun" w:hAnsi="SimSun" w:cs="SimSun"/>
-          <w:sz w:val="14"/>
-          <w:szCs w:val="14"/>
-        </w:rPr>
-        <w:t xml:space="preserve">                     </w:t>
-      </w:r>
-      <w:r>
-        <w:rPr>
-          <w:rFonts w:ascii="SimSun" w:eastAsia="SimSun" w:hAnsi="SimSun" w:cs="SimSun"/>
-          <w:spacing w:val="15"/>
-          <w:sz w:val="14"/>
-          <w:szCs w:val="14"/>
-        </w:rPr>
-        <w:t>组织方案的实施</w:t>
-      </w:r>
-    </w:p>
-    <w:p>
-      <w:pPr>
-        <w:pStyle w:val="BodyText"/>
-        <w:spacing w:line="254" w:lineRule="auto"/>
-      </w:pPr>
-    </w:p>
-    <w:p>
-      <w:pPr>
-        <w:pStyle w:val="BodyText"/>
-        <w:spacing w:line="254" w:lineRule="auto"/>
-      </w:pPr>
-    </w:p>
-    <w:p>
-      <w:pPr>
-        <w:pStyle w:val="BodyText"/>
-        <w:spacing w:line="254" w:lineRule="auto"/>
-      </w:pPr>
-    </w:p>
-    <w:p>
-      <w:pPr>
-        <w:pStyle w:val="BodyText"/>
-        <w:spacing w:line="255" w:lineRule="auto"/>
-      </w:pPr>
-    </w:p>
-    <w:p>
-      <w:pPr>
-        <w:spacing w:before="47" w:line="230" w:lineRule="auto"/>
-        <w:ind w:left="2167"/>
-        <w:rPr>
-          <w:rFonts w:ascii="SimSun" w:eastAsia="SimSun" w:hAnsi="SimSun" w:cs="SimSun"/>
-          <w:sz w:val="14"/>
-          <w:szCs w:val="14"/>
-        </w:rPr>
-      </w:pPr>
-      <w:r>
-        <w:pict>
-          <v:shape id="_x0000_s1027" type="#_x0000_t202" style="height:12.05pt;margin-left:21.67pt;margin-top:0.65pt;position:absolute;width:36.85pt;z-index:251659264">
-            <v:textbox inset="0,0,0,0">
-              <w:txbxContent>
-                <w:p>
-                  <w:pPr>
-                    <w:spacing w:before="19" w:line="231" w:lineRule="auto"/>
-                    <w:ind w:left="20"/>
-                    <w:rPr>
-                      <w:rFonts w:ascii="SimSun" w:eastAsia="SimSun" w:hAnsi="SimSun" w:cs="SimSun"/>
-                      <w:sz w:val="16"/>
-                      <w:szCs w:val="16"/>
-                    </w:rPr>
-                  </w:pPr>
-                  <w:r>
-                    <w:rPr>
-                      <w:rFonts w:ascii="SimSun" w:eastAsia="SimSun" w:hAnsi="SimSun" w:cs="SimSun"/>
-                      <w:spacing w:val="14"/>
-                      <w:sz w:val="16"/>
-                      <w:szCs w:val="16"/>
-                    </w:rPr>
-                    <w:t>收集回复</w:t>
-                  </w:r>
-                </w:p>
-              </w:txbxContent>
-            </v:textbox>
-          </v:shape>
-        </w:pict>
-      </w:r>
-      <w:r>
-        <w:rPr>
-          <w:rFonts w:ascii="SimSun" w:eastAsia="SimSun" w:hAnsi="SimSun" w:cs="SimSun"/>
-          <w:spacing w:val="15"/>
-          <w:sz w:val="14"/>
-          <w:szCs w:val="14"/>
-        </w:rPr>
-        <w:t>联系客户，报告处理结果</w:t>
-      </w:r>
-    </w:p>
-    <w:p>
-      <w:pPr>
-        <w:pStyle w:val="BodyText"/>
-        <w:spacing w:line="256" w:lineRule="auto"/>
-      </w:pPr>
-    </w:p>
-    <w:p>
-      <w:pPr>
-        <w:pStyle w:val="BodyText"/>
-        <w:spacing w:line="256" w:lineRule="auto"/>
-      </w:pPr>
-    </w:p>
-    <w:p>
-      <w:pPr>
-        <w:pStyle w:val="BodyText"/>
-        <w:spacing w:line="257" w:lineRule="auto"/>
-      </w:pPr>
-    </w:p>
-    <w:p>
-      <w:pPr>
-        <w:spacing w:before="45" w:line="231" w:lineRule="auto"/>
-        <w:ind w:left="2486"/>
-        <w:rPr>
-          <w:rFonts w:ascii="SimSun" w:eastAsia="SimSun" w:hAnsi="SimSun" w:cs="SimSun"/>
-          <w:sz w:val="14"/>
-          <w:szCs w:val="14"/>
-        </w:rPr>
-      </w:pPr>
-      <w:r>
-        <w:rPr>
-          <w:rFonts w:ascii="SimSun" w:eastAsia="SimSun" w:hAnsi="SimSun" w:cs="SimSun"/>
-          <w:spacing w:val="14"/>
-          <w:sz w:val="14"/>
-          <w:szCs w:val="14"/>
-        </w:rPr>
-        <w:t>收集记录并存档</w:t>
-      </w:r>
-    </w:p>
-    <w:p>
-      <w:pPr>
-        <w:pStyle w:val="BodyText"/>
-        <w:spacing w:line="401" w:lineRule="auto"/>
-      </w:pPr>
-    </w:p>
-    <w:p>
-      <w:pPr>
         <w:spacing w:before="98" w:line="221" w:lineRule="auto"/>
         <w:ind w:left="23"/>
         <w:outlineLvl w:val="1"/>
         <w:rPr>
-          <w:rFonts w:ascii="SimHei" w:eastAsia="SimHei" w:hAnsi="SimHei" w:cs="SimHei"/>
+          <w:rFonts w:ascii="黑体" w:hAnsi="黑体" w:eastAsia="黑体" w:cs="黑体"/>
           <w:sz w:val="30"/>
           <w:szCs w:val="30"/>
         </w:rPr>
@@ -2987,7 +2182,7 @@
       <w:bookmarkEnd w:id="6"/>
       <w:r>
         <w:rPr>
-          <w:rFonts w:ascii="SimHei" w:eastAsia="SimHei" w:hAnsi="SimHei" w:cs="SimHei"/>
+          <w:rFonts w:ascii="黑体" w:hAnsi="黑体" w:eastAsia="黑体" w:cs="黑体"/>
           <w:b/>
           <w:bCs/>
           <w:spacing w:val="-6"/>
@@ -2998,7 +2193,7 @@
       </w:r>
       <w:r>
         <w:rPr>
-          <w:rFonts w:ascii="SimHei" w:eastAsia="SimHei" w:hAnsi="SimHei" w:cs="SimHei"/>
+          <w:rFonts w:ascii="黑体" w:hAnsi="黑体" w:eastAsia="黑体" w:cs="黑体"/>
           <w:spacing w:val="-55"/>
           <w:sz w:val="30"/>
           <w:szCs w:val="30"/>
@@ -3007,7 +2202,7 @@
       </w:r>
       <w:r>
         <w:rPr>
-          <w:rFonts w:ascii="SimHei" w:eastAsia="SimHei" w:hAnsi="SimHei" w:cs="SimHei"/>
+          <w:rFonts w:ascii="黑体" w:hAnsi="黑体" w:eastAsia="黑体" w:cs="黑体"/>
           <w:b/>
           <w:bCs/>
           <w:spacing w:val="-6"/>
@@ -3019,7 +2214,7 @@
     </w:p>
     <w:p>
       <w:pPr>
-        <w:pStyle w:val="BodyText"/>
+        <w:pStyle w:val="2"/>
         <w:spacing w:line="254" w:lineRule="auto"/>
       </w:pPr>
     </w:p>
@@ -3029,14 +2224,15 @@
         <w:ind w:left="31" w:firstLine="488"/>
         <w:jc w:val="both"/>
         <w:rPr>
-          <w:rFonts w:ascii="SimSun" w:eastAsia="SimSun" w:hAnsi="SimSun" w:cs="SimSun"/>
-          <w:sz w:val="24"/>
-          <w:szCs w:val="24"/>
-        </w:rPr>
-      </w:pPr>
-      <w:r>
-        <w:rPr>
-          <w:rFonts w:ascii="Wingdings" w:eastAsia="Wingdings" w:hAnsi="Wingdings" w:cs="Wingdings"/>
+          <w:rFonts w:ascii="宋体" w:hAnsi="宋体" w:eastAsia="宋体" w:cs="宋体"/>
+          <w:spacing w:val="-1"/>
+          <w:sz w:val="24"/>
+          <w:szCs w:val="24"/>
+        </w:rPr>
+      </w:pPr>
+      <w:r>
+        <w:rPr>
+          <w:rFonts w:ascii="Wingdings" w:hAnsi="Wingdings" w:eastAsia="Wingdings" w:cs="Wingdings"/>
           <w:spacing w:val="-7"/>
           <w:sz w:val="24"/>
           <w:szCs w:val="24"/>
@@ -3045,7 +2241,7 @@
       </w:r>
       <w:r>
         <w:rPr>
-          <w:rFonts w:ascii="Wingdings" w:eastAsia="Wingdings" w:hAnsi="Wingdings" w:cs="Wingdings"/>
+          <w:rFonts w:ascii="Wingdings" w:hAnsi="Wingdings" w:eastAsia="Wingdings" w:cs="Wingdings"/>
           <w:spacing w:val="-47"/>
           <w:sz w:val="24"/>
           <w:szCs w:val="24"/>
@@ -3054,7 +2250,7 @@
       </w:r>
       <w:r>
         <w:rPr>
-          <w:rFonts w:ascii="SimSun" w:eastAsia="SimSun" w:hAnsi="SimSun" w:cs="SimSun"/>
+          <w:rFonts w:ascii="宋体" w:hAnsi="宋体" w:eastAsia="宋体" w:cs="宋体"/>
           <w:spacing w:val="-7"/>
           <w:sz w:val="24"/>
           <w:szCs w:val="24"/>
@@ -3063,7 +2259,7 @@
       </w:r>
       <w:r>
         <w:rPr>
-          <w:rFonts w:ascii="SimSun" w:eastAsia="SimSun" w:hAnsi="SimSun" w:cs="SimSun"/>
+          <w:rFonts w:ascii="宋体" w:hAnsi="宋体" w:eastAsia="宋体" w:cs="宋体"/>
           <w:spacing w:val="-3"/>
           <w:sz w:val="24"/>
           <w:szCs w:val="24"/>
@@ -3072,7 +2268,7 @@
       </w:r>
       <w:r>
         <w:rPr>
-          <w:rFonts w:ascii="Calibri" w:eastAsia="Calibri" w:hAnsi="Calibri" w:cs="Calibri"/>
+          <w:rFonts w:ascii="Calibri" w:hAnsi="Calibri" w:eastAsia="Calibri" w:cs="Calibri"/>
           <w:spacing w:val="-3"/>
           <w:sz w:val="24"/>
           <w:szCs w:val="24"/>
@@ -3081,7 +2277,7 @@
       </w:r>
       <w:r>
         <w:rPr>
-          <w:rFonts w:ascii="Calibri" w:eastAsia="Calibri" w:hAnsi="Calibri" w:cs="Calibri"/>
+          <w:rFonts w:ascii="Calibri" w:hAnsi="Calibri" w:eastAsia="Calibri" w:cs="Calibri"/>
           <w:spacing w:val="14"/>
           <w:w w:val="101"/>
           <w:sz w:val="24"/>
@@ -3091,7 +2287,7 @@
       </w:r>
       <w:r>
         <w:rPr>
-          <w:rFonts w:ascii="SimSun" w:eastAsia="SimSun" w:hAnsi="SimSun" w:cs="SimSun"/>
+          <w:rFonts w:ascii="宋体" w:hAnsi="宋体" w:eastAsia="宋体" w:cs="宋体"/>
           <w:spacing w:val="-3"/>
           <w:sz w:val="24"/>
           <w:szCs w:val="24"/>
@@ -3100,7 +2296,7 @@
       </w:r>
       <w:r>
         <w:rPr>
-          <w:rFonts w:ascii="SimSun" w:eastAsia="SimSun" w:hAnsi="SimSun" w:cs="SimSun"/>
+          <w:rFonts w:ascii="宋体" w:hAnsi="宋体" w:eastAsia="宋体" w:cs="宋体"/>
           <w:spacing w:val="-4"/>
           <w:sz w:val="24"/>
           <w:szCs w:val="24"/>
@@ -3109,7 +2305,7 @@
       </w:r>
       <w:r>
         <w:rPr>
-          <w:rFonts w:ascii="Calibri" w:eastAsia="Calibri" w:hAnsi="Calibri" w:cs="Calibri"/>
+          <w:rFonts w:ascii="Calibri" w:hAnsi="Calibri" w:eastAsia="Calibri" w:cs="Calibri"/>
           <w:spacing w:val="-4"/>
           <w:sz w:val="24"/>
           <w:szCs w:val="24"/>
@@ -3118,7 +2314,7 @@
       </w:r>
       <w:r>
         <w:rPr>
-          <w:rFonts w:ascii="Calibri" w:eastAsia="Calibri" w:hAnsi="Calibri" w:cs="Calibri"/>
+          <w:rFonts w:ascii="Calibri" w:hAnsi="Calibri" w:eastAsia="Calibri" w:cs="Calibri"/>
           <w:spacing w:val="21"/>
           <w:sz w:val="24"/>
           <w:szCs w:val="24"/>
@@ -3127,7 +2323,7 @@
       </w:r>
       <w:r>
         <w:rPr>
-          <w:rFonts w:ascii="SimSun" w:eastAsia="SimSun" w:hAnsi="SimSun" w:cs="SimSun"/>
+          <w:rFonts w:ascii="宋体" w:hAnsi="宋体" w:eastAsia="宋体" w:cs="宋体"/>
           <w:spacing w:val="-4"/>
           <w:sz w:val="24"/>
           <w:szCs w:val="24"/>
@@ -3136,7 +2332,7 @@
       </w:r>
       <w:r>
         <w:rPr>
-          <w:rFonts w:ascii="SimSun" w:eastAsia="SimSun" w:hAnsi="SimSun" w:cs="SimSun"/>
+          <w:rFonts w:ascii="宋体" w:hAnsi="宋体" w:eastAsia="宋体" w:cs="宋体"/>
           <w:spacing w:val="-1"/>
           <w:sz w:val="24"/>
           <w:szCs w:val="24"/>
@@ -3146,528 +2342,417 @@
     </w:p>
     <w:p>
       <w:pPr>
-        <w:spacing w:line="364" w:lineRule="auto"/>
-        <w:rPr>
-          <w:rFonts w:ascii="SimSun" w:eastAsia="SimSun" w:hAnsi="SimSun" w:cs="SimSun"/>
-          <w:sz w:val="24"/>
-          <w:szCs w:val="24"/>
-        </w:rPr>
-        <w:sectPr>
-          <w:footerReference w:type="default" r:id="rId10"/>
-          <w:pgSz w:w="11910" w:h="16840"/>
-          <w:pgMar w:top="904" w:right="1786" w:bottom="961" w:left="1779" w:header="0" w:footer="728" w:gutter="0"/>
-          <w:cols w:space="720"/>
-        </w:sectPr>
-      </w:pPr>
-    </w:p>
-    <w:p>
-      <w:pPr>
-        <w:spacing w:line="427" w:lineRule="exact"/>
-      </w:pPr>
-      <w:r>
-        <w:rPr>
-          <w:position w:val="-8"/>
+        <w:spacing w:before="78" w:line="364" w:lineRule="auto"/>
+        <w:ind w:left="31" w:firstLine="488"/>
+        <w:jc w:val="both"/>
+        <w:rPr>
+          <w:rFonts w:ascii="宋体" w:hAnsi="宋体" w:eastAsia="宋体" w:cs="宋体"/>
+          <w:sz w:val="24"/>
+          <w:szCs w:val="24"/>
+        </w:rPr>
+      </w:pPr>
+      <w:r>
+        <w:rPr>
+          <w:rFonts w:ascii="Wingdings" w:hAnsi="Wingdings" w:eastAsia="Wingdings" w:cs="Wingdings"/>
+          <w:spacing w:val="-7"/>
+          <w:sz w:val="24"/>
+          <w:szCs w:val="24"/>
+        </w:rPr>
+        <w:t>n 运维部积极配合质量部做好投诉情况调查、核实，此工作</w:t>
+      </w:r>
+      <w:r>
+        <w:rPr>
+          <w:rFonts w:ascii="宋体" w:hAnsi="宋体" w:eastAsia="宋体" w:cs="宋体"/>
+          <w:spacing w:val="-6"/>
+          <w:sz w:val="24"/>
+          <w:szCs w:val="24"/>
+        </w:rPr>
+        <w:t xml:space="preserve">应于 </w:t>
+      </w:r>
+      <w:r>
+        <w:rPr>
+          <w:rFonts w:ascii="Calibri" w:hAnsi="Calibri" w:eastAsia="Calibri" w:cs="Calibri"/>
+          <w:spacing w:val="-6"/>
+          <w:sz w:val="24"/>
+          <w:szCs w:val="24"/>
+        </w:rPr>
+        <w:t>3</w:t>
+      </w:r>
+      <w:r>
+        <w:rPr>
+          <w:rFonts w:ascii="Calibri" w:hAnsi="Calibri" w:eastAsia="Calibri" w:cs="Calibri"/>
+          <w:spacing w:val="27"/>
+          <w:sz w:val="24"/>
+          <w:szCs w:val="24"/>
+        </w:rPr>
+        <w:t xml:space="preserve"> </w:t>
+      </w:r>
+      <w:r>
+        <w:rPr>
+          <w:rFonts w:ascii="宋体" w:hAnsi="宋体" w:eastAsia="宋体" w:cs="宋体"/>
+          <w:spacing w:val="-6"/>
+          <w:sz w:val="24"/>
+          <w:szCs w:val="24"/>
+        </w:rPr>
+        <w:t>小时内完成。</w:t>
+      </w:r>
+    </w:p>
+    <w:p>
+      <w:pPr>
+        <w:spacing w:before="78" w:line="291" w:lineRule="auto"/>
+        <w:ind w:left="49" w:right="75" w:firstLine="471"/>
+        <w:rPr>
+          <w:rFonts w:ascii="宋体" w:hAnsi="宋体" w:eastAsia="宋体" w:cs="宋体"/>
+          <w:sz w:val="24"/>
+          <w:szCs w:val="24"/>
+        </w:rPr>
+      </w:pPr>
+      <w:r>
+        <w:rPr>
+          <w:rFonts w:ascii="Wingdings" w:hAnsi="Wingdings" w:eastAsia="Wingdings" w:cs="Wingdings"/>
+          <w:spacing w:val="-2"/>
+          <w:sz w:val="24"/>
+          <w:szCs w:val="24"/>
+        </w:rPr>
+        <w:t>n</w:t>
+      </w:r>
+      <w:r>
+        <w:rPr>
+          <w:rFonts w:ascii="Wingdings" w:hAnsi="Wingdings" w:eastAsia="Wingdings" w:cs="Wingdings"/>
+          <w:spacing w:val="-51"/>
+          <w:sz w:val="24"/>
+          <w:szCs w:val="24"/>
+        </w:rPr>
+        <w:t xml:space="preserve"> </w:t>
+      </w:r>
+      <w:r>
+        <w:rPr>
+          <w:rFonts w:ascii="宋体" w:hAnsi="宋体" w:eastAsia="宋体" w:cs="宋体"/>
+          <w:spacing w:val="-2"/>
+          <w:sz w:val="24"/>
+          <w:szCs w:val="24"/>
+        </w:rPr>
+        <w:t>在</w:t>
+      </w:r>
+      <w:r>
+        <w:rPr>
+          <w:rFonts w:ascii="宋体" w:hAnsi="宋体" w:eastAsia="宋体" w:cs="宋体"/>
+          <w:spacing w:val="-54"/>
+          <w:sz w:val="24"/>
+          <w:szCs w:val="24"/>
+        </w:rPr>
+        <w:t xml:space="preserve"> </w:t>
+      </w:r>
+      <w:r>
+        <w:rPr>
+          <w:rFonts w:ascii="Calibri" w:hAnsi="Calibri" w:eastAsia="Calibri" w:cs="Calibri"/>
+          <w:spacing w:val="-2"/>
+          <w:sz w:val="24"/>
+          <w:szCs w:val="24"/>
+        </w:rPr>
+        <w:t>4</w:t>
+      </w:r>
+      <w:r>
+        <w:rPr>
+          <w:rFonts w:ascii="Calibri" w:hAnsi="Calibri" w:eastAsia="Calibri" w:cs="Calibri"/>
+          <w:spacing w:val="20"/>
+          <w:sz w:val="24"/>
+          <w:szCs w:val="24"/>
+        </w:rPr>
+        <w:t xml:space="preserve"> </w:t>
+      </w:r>
+      <w:r>
+        <w:rPr>
+          <w:rFonts w:ascii="宋体" w:hAnsi="宋体" w:eastAsia="宋体" w:cs="宋体"/>
+          <w:spacing w:val="-2"/>
+          <w:sz w:val="24"/>
+          <w:szCs w:val="24"/>
+        </w:rPr>
+        <w:t>小时内，质量部经理牵头组织运维部负责人和相关人员（对于</w:t>
+      </w:r>
+      <w:r>
+        <w:rPr>
+          <w:rFonts w:ascii="宋体" w:hAnsi="宋体" w:eastAsia="宋体" w:cs="宋体"/>
+          <w:spacing w:val="-3"/>
+          <w:sz w:val="24"/>
+          <w:szCs w:val="24"/>
+        </w:rPr>
+        <w:t>严重</w:t>
+      </w:r>
+      <w:r>
+        <w:rPr>
+          <w:rFonts w:ascii="宋体" w:hAnsi="宋体" w:eastAsia="宋体" w:cs="宋体"/>
+          <w:spacing w:val="-1"/>
+          <w:sz w:val="24"/>
+          <w:szCs w:val="24"/>
+        </w:rPr>
+        <w:t>的客户投诉，公司领导参加</w:t>
+      </w:r>
+      <w:r>
+        <w:rPr>
+          <w:rFonts w:ascii="Calibri" w:hAnsi="Calibri" w:eastAsia="Calibri" w:cs="Calibri"/>
+          <w:spacing w:val="-1"/>
+          <w:sz w:val="24"/>
+          <w:szCs w:val="24"/>
+        </w:rPr>
+        <w:t>)</w:t>
+      </w:r>
+      <w:r>
+        <w:rPr>
+          <w:rFonts w:ascii="宋体" w:hAnsi="宋体" w:eastAsia="宋体" w:cs="宋体"/>
+          <w:spacing w:val="-1"/>
+          <w:sz w:val="24"/>
+          <w:szCs w:val="24"/>
+        </w:rPr>
+        <w:t>分析问题原因，研究制订处理方</w:t>
+      </w:r>
+      <w:r>
+        <w:rPr>
+          <w:rFonts w:ascii="宋体" w:hAnsi="宋体" w:eastAsia="宋体" w:cs="宋体"/>
+          <w:spacing w:val="-2"/>
+          <w:sz w:val="24"/>
+          <w:szCs w:val="24"/>
+        </w:rPr>
+        <w:t>案。</w:t>
+      </w:r>
+    </w:p>
+    <w:p>
+      <w:pPr>
+        <w:spacing w:before="79" w:line="239" w:lineRule="auto"/>
+        <w:ind w:left="520"/>
+        <w:rPr>
+          <w:rFonts w:ascii="宋体" w:hAnsi="宋体" w:eastAsia="宋体" w:cs="宋体"/>
+          <w:sz w:val="24"/>
+          <w:szCs w:val="24"/>
+        </w:rPr>
+      </w:pPr>
+      <w:r>
+        <w:rPr>
+          <w:rFonts w:ascii="Wingdings" w:hAnsi="Wingdings" w:eastAsia="Wingdings" w:cs="Wingdings"/>
+          <w:spacing w:val="-4"/>
+          <w:sz w:val="24"/>
+          <w:szCs w:val="24"/>
+        </w:rPr>
+        <w:t>n</w:t>
+      </w:r>
+      <w:r>
+        <w:rPr>
+          <w:rFonts w:ascii="Wingdings" w:hAnsi="Wingdings" w:eastAsia="Wingdings" w:cs="Wingdings"/>
+          <w:spacing w:val="-35"/>
+          <w:sz w:val="24"/>
+          <w:szCs w:val="24"/>
+        </w:rPr>
+        <w:t xml:space="preserve"> </w:t>
+      </w:r>
+      <w:r>
+        <w:rPr>
+          <w:rFonts w:ascii="Calibri" w:hAnsi="Calibri" w:eastAsia="Calibri" w:cs="Calibri"/>
+          <w:spacing w:val="-4"/>
+          <w:sz w:val="24"/>
+          <w:szCs w:val="24"/>
+        </w:rPr>
+        <w:t>24</w:t>
+      </w:r>
+      <w:r>
+        <w:rPr>
+          <w:rFonts w:ascii="Calibri" w:hAnsi="Calibri" w:eastAsia="Calibri" w:cs="Calibri"/>
+          <w:spacing w:val="21"/>
+          <w:sz w:val="24"/>
+          <w:szCs w:val="24"/>
+        </w:rPr>
+        <w:t xml:space="preserve"> </w:t>
+      </w:r>
+      <w:r>
+        <w:rPr>
+          <w:rFonts w:ascii="宋体" w:hAnsi="宋体" w:eastAsia="宋体" w:cs="宋体"/>
+          <w:spacing w:val="-4"/>
+          <w:sz w:val="24"/>
+          <w:szCs w:val="24"/>
+        </w:rPr>
+        <w:t>小时内，质量部应对客户做出回复。</w:t>
+      </w:r>
+    </w:p>
+    <w:p>
+      <w:pPr>
+        <w:spacing w:before="78" w:line="366" w:lineRule="auto"/>
+        <w:ind w:left="31" w:firstLine="478"/>
+        <w:rPr>
+          <w:rFonts w:ascii="宋体" w:hAnsi="宋体" w:eastAsia="宋体" w:cs="宋体"/>
+          <w:sz w:val="24"/>
+          <w:szCs w:val="24"/>
+        </w:rPr>
+      </w:pPr>
+      <w:r>
+        <w:rPr>
+          <w:rFonts w:ascii="宋体" w:hAnsi="宋体" w:eastAsia="宋体" w:cs="宋体"/>
+          <w:spacing w:val="-2"/>
+          <w:sz w:val="24"/>
+          <w:szCs w:val="24"/>
+        </w:rPr>
+        <w:t>运维部（责任部门）应组织完成方案和措施的实施工作，最迟不超过</w:t>
+      </w:r>
+      <w:r>
+        <w:rPr>
+          <w:rFonts w:ascii="宋体" w:hAnsi="宋体" w:eastAsia="宋体" w:cs="宋体"/>
+          <w:spacing w:val="-3"/>
+          <w:sz w:val="24"/>
+          <w:szCs w:val="24"/>
+        </w:rPr>
+        <w:t>一周，</w:t>
+      </w:r>
+      <w:r>
+        <w:rPr>
+          <w:rFonts w:ascii="宋体" w:hAnsi="宋体" w:eastAsia="宋体" w:cs="宋体"/>
+          <w:spacing w:val="-1"/>
+          <w:sz w:val="24"/>
+          <w:szCs w:val="24"/>
+        </w:rPr>
+        <w:t>完成后填写《投诉处理单》的相关内容。</w:t>
+      </w:r>
+    </w:p>
+    <w:p>
+      <w:pPr>
+        <w:spacing w:before="142" w:line="295" w:lineRule="auto"/>
+        <w:ind w:left="35" w:right="92" w:firstLine="485"/>
+        <w:rPr>
+          <w:rFonts w:ascii="宋体" w:hAnsi="宋体" w:eastAsia="宋体" w:cs="宋体"/>
+          <w:sz w:val="24"/>
+          <w:szCs w:val="24"/>
+        </w:rPr>
+      </w:pPr>
+      <w:r>
+        <w:rPr>
+          <w:rFonts w:ascii="Wingdings" w:hAnsi="Wingdings" w:eastAsia="Wingdings" w:cs="Wingdings"/>
+          <w:spacing w:val="-2"/>
+          <w:sz w:val="24"/>
+          <w:szCs w:val="24"/>
+        </w:rPr>
+        <w:t>n</w:t>
+      </w:r>
+      <w:r>
+        <w:rPr>
+          <w:rFonts w:ascii="Wingdings" w:hAnsi="Wingdings" w:eastAsia="Wingdings" w:cs="Wingdings"/>
+          <w:spacing w:val="-48"/>
+          <w:sz w:val="24"/>
+          <w:szCs w:val="24"/>
+        </w:rPr>
+        <w:t xml:space="preserve"> </w:t>
+      </w:r>
+      <w:r>
+        <w:rPr>
+          <w:rFonts w:ascii="宋体" w:hAnsi="宋体" w:eastAsia="宋体" w:cs="宋体"/>
+          <w:spacing w:val="-2"/>
+          <w:sz w:val="24"/>
+          <w:szCs w:val="24"/>
+        </w:rPr>
+        <w:t>质量部及时跟踪、验证措施的实施情况，如确认问题已经解决，将验证</w:t>
+      </w:r>
+      <w:r>
+        <w:rPr>
+          <w:rFonts w:ascii="宋体" w:hAnsi="宋体" w:eastAsia="宋体" w:cs="宋体"/>
+          <w:spacing w:val="-1"/>
+          <w:sz w:val="24"/>
+          <w:szCs w:val="24"/>
+        </w:rPr>
+        <w:t>结果填入《投诉处理单》中，并收集实施过程的记录后存档。</w:t>
+      </w:r>
+    </w:p>
+    <w:p>
+      <w:pPr>
+        <w:spacing w:before="78" w:line="238" w:lineRule="auto"/>
+        <w:ind w:left="520"/>
+        <w:rPr>
+          <w:rFonts w:ascii="宋体" w:hAnsi="宋体" w:eastAsia="宋体" w:cs="宋体"/>
+          <w:sz w:val="24"/>
+          <w:szCs w:val="24"/>
+        </w:rPr>
+      </w:pPr>
+      <w:r>
+        <w:rPr>
+          <w:rFonts w:ascii="Wingdings" w:hAnsi="Wingdings" w:eastAsia="Wingdings" w:cs="Wingdings"/>
+          <w:spacing w:val="-3"/>
+          <w:sz w:val="24"/>
+          <w:szCs w:val="24"/>
+        </w:rPr>
+        <w:t>n</w:t>
+      </w:r>
+      <w:r>
+        <w:rPr>
+          <w:rFonts w:ascii="Wingdings" w:hAnsi="Wingdings" w:eastAsia="Wingdings" w:cs="Wingdings"/>
+          <w:spacing w:val="-36"/>
+          <w:sz w:val="24"/>
+          <w:szCs w:val="24"/>
+        </w:rPr>
+        <w:t xml:space="preserve"> </w:t>
+      </w:r>
+      <w:r>
+        <w:rPr>
+          <w:rFonts w:ascii="宋体" w:hAnsi="宋体" w:eastAsia="宋体" w:cs="宋体"/>
+          <w:spacing w:val="-3"/>
+          <w:sz w:val="24"/>
+          <w:szCs w:val="24"/>
+        </w:rPr>
+        <w:t>质量部将处理结果报告给客户。</w:t>
+      </w:r>
+    </w:p>
+    <w:p>
+      <w:pPr>
+        <w:spacing w:before="79" w:line="239" w:lineRule="auto"/>
+        <w:ind w:left="520"/>
+        <w:rPr>
+          <w:rFonts w:ascii="宋体" w:hAnsi="宋体" w:eastAsia="宋体" w:cs="宋体"/>
+          <w:sz w:val="24"/>
+          <w:szCs w:val="24"/>
+        </w:rPr>
+      </w:pPr>
+      <w:r>
+        <w:rPr>
+          <w:rFonts w:ascii="Wingdings" w:hAnsi="Wingdings" w:eastAsia="Wingdings" w:cs="Wingdings"/>
+          <w:spacing w:val="-5"/>
+          <w:sz w:val="24"/>
+          <w:szCs w:val="24"/>
+        </w:rPr>
+        <w:t>n</w:t>
+      </w:r>
+      <w:r>
+        <w:rPr>
+          <w:rFonts w:ascii="Wingdings" w:hAnsi="Wingdings" w:eastAsia="Wingdings" w:cs="Wingdings"/>
+          <w:spacing w:val="-46"/>
+          <w:sz w:val="24"/>
+          <w:szCs w:val="24"/>
+        </w:rPr>
+        <w:t xml:space="preserve"> </w:t>
+      </w:r>
+      <w:r>
+        <w:rPr>
+          <w:rFonts w:ascii="宋体" w:hAnsi="宋体" w:eastAsia="宋体" w:cs="宋体"/>
+          <w:spacing w:val="-5"/>
+          <w:sz w:val="24"/>
+          <w:szCs w:val="24"/>
+        </w:rPr>
+        <w:t>投诉的来源：</w:t>
+      </w:r>
+    </w:p>
+    <w:p>
+      <w:pPr>
+        <w:spacing w:before="78" w:line="220" w:lineRule="auto"/>
+        <w:ind w:left="520"/>
+        <w:rPr>
+          <w:rFonts w:ascii="宋体" w:hAnsi="宋体" w:eastAsia="宋体" w:cs="宋体"/>
+          <w:sz w:val="24"/>
+          <w:szCs w:val="24"/>
+        </w:rPr>
+      </w:pPr>
+      <w:r>
+        <w:rPr>
+          <w:rFonts w:ascii="宋体" w:hAnsi="宋体" w:eastAsia="宋体" w:cs="宋体"/>
+          <w:position w:val="-5"/>
+          <w:sz w:val="24"/>
+          <w:szCs w:val="24"/>
         </w:rPr>
         <w:drawing>
           <wp:inline distT="0" distB="0" distL="0" distR="0">
-            <wp:extent cx="696350" cy="271753"/>
-            <wp:effectExtent l="0" t="0" r="0" b="0"/>
-            <wp:docPr id="14" name="IM 14"/>
-            <wp:cNvGraphicFramePr/>
-            <a:graphic xmlns:a="http://schemas.openxmlformats.org/drawingml/2006/main">
-              <a:graphicData uri="http://schemas.openxmlformats.org/drawingml/2006/picture">
-                <pic:pic xmlns:pic="http://schemas.openxmlformats.org/drawingml/2006/picture">
-                  <pic:nvPicPr>
-                    <pic:cNvPr id="14" name="IM 14"/>
-                    <pic:cNvPicPr/>
-                  </pic:nvPicPr>
-                  <pic:blipFill>
-                    <a:blip xmlns:r="http://schemas.openxmlformats.org/officeDocument/2006/relationships" r:embed="rId4"/>
-                    <a:stretch>
-                      <a:fillRect/>
-                    </a:stretch>
-                  </pic:blipFill>
-                  <pic:spPr>
-                    <a:xfrm rot="0">
-                      <a:off x="0" y="0"/>
-                      <a:ext cx="696350" cy="271753"/>
-                    </a:xfrm>
-                    <a:prstGeom prst="rect">
-                      <a:avLst/>
-                    </a:prstGeom>
-                  </pic:spPr>
-                </pic:pic>
-              </a:graphicData>
-            </a:graphic>
-          </wp:inline>
-        </w:drawing>
-      </w:r>
-    </w:p>
-    <w:p>
-      <w:pPr>
-        <w:spacing w:before="197" w:line="295" w:lineRule="auto"/>
-        <w:ind w:left="29" w:right="97" w:firstLine="1966"/>
-        <w:rPr>
-          <w:rFonts w:ascii="SimSun" w:eastAsia="SimSun" w:hAnsi="SimSun" w:cs="SimSun"/>
-          <w:sz w:val="24"/>
-          <w:szCs w:val="24"/>
-        </w:rPr>
-      </w:pPr>
-      <w:r>
-        <w:rPr>
-          <w:rFonts w:ascii="Wingdings" w:eastAsia="Wingdings" w:hAnsi="Wingdings" w:cs="Wingdings"/>
-          <w:spacing w:val="-4"/>
-          <w:sz w:val="24"/>
-          <w:szCs w:val="24"/>
-        </w:rPr>
-        <w:t>n</w:t>
-      </w:r>
-      <w:r>
-        <w:rPr>
-          <w:rFonts w:ascii="Wingdings" w:eastAsia="Wingdings" w:hAnsi="Wingdings" w:cs="Wingdings"/>
-          <w:spacing w:val="-49"/>
-          <w:sz w:val="24"/>
-          <w:szCs w:val="24"/>
-        </w:rPr>
-        <w:t xml:space="preserve"> </w:t>
-      </w:r>
-      <w:r>
-        <w:rPr>
-          <w:rFonts w:ascii="SimSun" w:eastAsia="SimSun" w:hAnsi="SimSun" w:cs="SimSun"/>
-          <w:spacing w:val="-4"/>
-          <w:sz w:val="24"/>
-          <w:szCs w:val="24"/>
-        </w:rPr>
-        <w:t>运维部积极配合质量部做好投诉情况调查、核实，此工作</w:t>
-      </w:r>
-      <w:r>
-        <w:rPr>
-          <w:rFonts w:ascii="SimSun" w:eastAsia="SimSun" w:hAnsi="SimSun" w:cs="SimSun"/>
-          <w:spacing w:val="-6"/>
-          <w:sz w:val="24"/>
-          <w:szCs w:val="24"/>
-        </w:rPr>
-        <w:t xml:space="preserve">应于 </w:t>
-      </w:r>
-      <w:r>
-        <w:rPr>
-          <w:rFonts w:ascii="Calibri" w:eastAsia="Calibri" w:hAnsi="Calibri" w:cs="Calibri"/>
-          <w:spacing w:val="-6"/>
-          <w:sz w:val="24"/>
-          <w:szCs w:val="24"/>
-        </w:rPr>
-        <w:t>3</w:t>
-      </w:r>
-      <w:r>
-        <w:rPr>
-          <w:rFonts w:ascii="Calibri" w:eastAsia="Calibri" w:hAnsi="Calibri" w:cs="Calibri"/>
-          <w:spacing w:val="27"/>
-          <w:sz w:val="24"/>
-          <w:szCs w:val="24"/>
-        </w:rPr>
-        <w:t xml:space="preserve"> </w:t>
-      </w:r>
-      <w:r>
-        <w:rPr>
-          <w:rFonts w:ascii="SimSun" w:eastAsia="SimSun" w:hAnsi="SimSun" w:cs="SimSun"/>
-          <w:spacing w:val="-6"/>
-          <w:sz w:val="24"/>
-          <w:szCs w:val="24"/>
-        </w:rPr>
-        <w:t>小时内完成。</w:t>
-      </w:r>
-    </w:p>
-    <w:p>
-      <w:pPr>
-        <w:pStyle w:val="BodyText"/>
-        <w:spacing w:line="255" w:lineRule="auto"/>
-      </w:pPr>
-    </w:p>
-    <w:p>
-      <w:pPr>
-        <w:spacing w:before="78" w:line="291" w:lineRule="auto"/>
-        <w:ind w:left="49" w:right="75" w:firstLine="471"/>
-        <w:rPr>
-          <w:rFonts w:ascii="SimSun" w:eastAsia="SimSun" w:hAnsi="SimSun" w:cs="SimSun"/>
-          <w:sz w:val="24"/>
-          <w:szCs w:val="24"/>
-        </w:rPr>
-      </w:pPr>
-      <w:r>
-        <w:rPr>
-          <w:rFonts w:ascii="Wingdings" w:eastAsia="Wingdings" w:hAnsi="Wingdings" w:cs="Wingdings"/>
-          <w:spacing w:val="-2"/>
-          <w:sz w:val="24"/>
-          <w:szCs w:val="24"/>
-        </w:rPr>
-        <w:t>n</w:t>
-      </w:r>
-      <w:r>
-        <w:rPr>
-          <w:rFonts w:ascii="Wingdings" w:eastAsia="Wingdings" w:hAnsi="Wingdings" w:cs="Wingdings"/>
-          <w:spacing w:val="-51"/>
-          <w:sz w:val="24"/>
-          <w:szCs w:val="24"/>
-        </w:rPr>
-        <w:t xml:space="preserve"> </w:t>
-      </w:r>
-      <w:r>
-        <w:rPr>
-          <w:rFonts w:ascii="SimSun" w:eastAsia="SimSun" w:hAnsi="SimSun" w:cs="SimSun"/>
-          <w:spacing w:val="-2"/>
-          <w:sz w:val="24"/>
-          <w:szCs w:val="24"/>
-        </w:rPr>
-        <w:t>在</w:t>
-      </w:r>
-      <w:r>
-        <w:rPr>
-          <w:rFonts w:ascii="SimSun" w:eastAsia="SimSun" w:hAnsi="SimSun" w:cs="SimSun"/>
-          <w:spacing w:val="-54"/>
-          <w:sz w:val="24"/>
-          <w:szCs w:val="24"/>
-        </w:rPr>
-        <w:t xml:space="preserve"> </w:t>
-      </w:r>
-      <w:r>
-        <w:rPr>
-          <w:rFonts w:ascii="Calibri" w:eastAsia="Calibri" w:hAnsi="Calibri" w:cs="Calibri"/>
-          <w:spacing w:val="-2"/>
-          <w:sz w:val="24"/>
-          <w:szCs w:val="24"/>
-        </w:rPr>
-        <w:t>4</w:t>
-      </w:r>
-      <w:r>
-        <w:rPr>
-          <w:rFonts w:ascii="Calibri" w:eastAsia="Calibri" w:hAnsi="Calibri" w:cs="Calibri"/>
-          <w:spacing w:val="20"/>
-          <w:sz w:val="24"/>
-          <w:szCs w:val="24"/>
-        </w:rPr>
-        <w:t xml:space="preserve"> </w:t>
-      </w:r>
-      <w:r>
-        <w:rPr>
-          <w:rFonts w:ascii="SimSun" w:eastAsia="SimSun" w:hAnsi="SimSun" w:cs="SimSun"/>
-          <w:spacing w:val="-2"/>
-          <w:sz w:val="24"/>
-          <w:szCs w:val="24"/>
-        </w:rPr>
-        <w:t>小时内，质量部经理牵头组织运维部负责人和相关人员（对于</w:t>
-      </w:r>
-      <w:r>
-        <w:rPr>
-          <w:rFonts w:ascii="SimSun" w:eastAsia="SimSun" w:hAnsi="SimSun" w:cs="SimSun"/>
-          <w:spacing w:val="-3"/>
-          <w:sz w:val="24"/>
-          <w:szCs w:val="24"/>
-        </w:rPr>
-        <w:t>严重</w:t>
-      </w:r>
-      <w:r>
-        <w:rPr>
-          <w:rFonts w:ascii="SimSun" w:eastAsia="SimSun" w:hAnsi="SimSun" w:cs="SimSun"/>
-          <w:spacing w:val="-1"/>
-          <w:sz w:val="24"/>
-          <w:szCs w:val="24"/>
-        </w:rPr>
-        <w:t>的客户投诉，公司领导参加</w:t>
-      </w:r>
-      <w:r>
-        <w:rPr>
-          <w:rFonts w:ascii="Calibri" w:eastAsia="Calibri" w:hAnsi="Calibri" w:cs="Calibri"/>
-          <w:spacing w:val="-1"/>
-          <w:sz w:val="24"/>
-          <w:szCs w:val="24"/>
-        </w:rPr>
-        <w:t>)</w:t>
-      </w:r>
-      <w:r>
-        <w:rPr>
-          <w:rFonts w:ascii="SimSun" w:eastAsia="SimSun" w:hAnsi="SimSun" w:cs="SimSun"/>
-          <w:spacing w:val="-1"/>
-          <w:sz w:val="24"/>
-          <w:szCs w:val="24"/>
-        </w:rPr>
-        <w:t>分析问题原因，研究制订处理方</w:t>
-      </w:r>
-      <w:r>
-        <w:rPr>
-          <w:rFonts w:ascii="SimSun" w:eastAsia="SimSun" w:hAnsi="SimSun" w:cs="SimSun"/>
-          <w:spacing w:val="-2"/>
-          <w:sz w:val="24"/>
-          <w:szCs w:val="24"/>
-        </w:rPr>
-        <w:t>案。</w:t>
-      </w:r>
-    </w:p>
-    <w:p>
-      <w:pPr>
-        <w:pStyle w:val="BodyText"/>
-        <w:spacing w:line="264" w:lineRule="auto"/>
-      </w:pPr>
-    </w:p>
-    <w:p>
-      <w:pPr>
-        <w:spacing w:before="79" w:line="239" w:lineRule="auto"/>
-        <w:ind w:left="520"/>
-        <w:rPr>
-          <w:rFonts w:ascii="SimSun" w:eastAsia="SimSun" w:hAnsi="SimSun" w:cs="SimSun"/>
-          <w:sz w:val="24"/>
-          <w:szCs w:val="24"/>
-        </w:rPr>
-      </w:pPr>
-      <w:r>
-        <w:rPr>
-          <w:rFonts w:ascii="Wingdings" w:eastAsia="Wingdings" w:hAnsi="Wingdings" w:cs="Wingdings"/>
-          <w:spacing w:val="-4"/>
-          <w:sz w:val="24"/>
-          <w:szCs w:val="24"/>
-        </w:rPr>
-        <w:t>n</w:t>
-      </w:r>
-      <w:r>
-        <w:rPr>
-          <w:rFonts w:ascii="Wingdings" w:eastAsia="Wingdings" w:hAnsi="Wingdings" w:cs="Wingdings"/>
-          <w:spacing w:val="-35"/>
-          <w:sz w:val="24"/>
-          <w:szCs w:val="24"/>
-        </w:rPr>
-        <w:t xml:space="preserve"> </w:t>
-      </w:r>
-      <w:r>
-        <w:rPr>
-          <w:rFonts w:ascii="Calibri" w:eastAsia="Calibri" w:hAnsi="Calibri" w:cs="Calibri"/>
-          <w:spacing w:val="-4"/>
-          <w:sz w:val="24"/>
-          <w:szCs w:val="24"/>
-        </w:rPr>
-        <w:t>24</w:t>
-      </w:r>
-      <w:r>
-        <w:rPr>
-          <w:rFonts w:ascii="Calibri" w:eastAsia="Calibri" w:hAnsi="Calibri" w:cs="Calibri"/>
-          <w:spacing w:val="21"/>
-          <w:sz w:val="24"/>
-          <w:szCs w:val="24"/>
-        </w:rPr>
-        <w:t xml:space="preserve"> </w:t>
-      </w:r>
-      <w:r>
-        <w:rPr>
-          <w:rFonts w:ascii="SimSun" w:eastAsia="SimSun" w:hAnsi="SimSun" w:cs="SimSun"/>
-          <w:spacing w:val="-4"/>
-          <w:sz w:val="24"/>
-          <w:szCs w:val="24"/>
-        </w:rPr>
-        <w:t>小时内，质量部应对客户做出回复。</w:t>
-      </w:r>
-    </w:p>
-    <w:p>
-      <w:pPr>
-        <w:pStyle w:val="BodyText"/>
-        <w:spacing w:line="249" w:lineRule="auto"/>
-      </w:pPr>
-    </w:p>
-    <w:p>
-      <w:pPr>
-        <w:spacing w:before="78" w:line="366" w:lineRule="auto"/>
-        <w:ind w:left="31" w:firstLine="478"/>
-        <w:rPr>
-          <w:rFonts w:ascii="SimSun" w:eastAsia="SimSun" w:hAnsi="SimSun" w:cs="SimSun"/>
-          <w:sz w:val="24"/>
-          <w:szCs w:val="24"/>
-        </w:rPr>
-      </w:pPr>
-      <w:r>
-        <w:rPr>
-          <w:rFonts w:ascii="SimSun" w:eastAsia="SimSun" w:hAnsi="SimSun" w:cs="SimSun"/>
-          <w:spacing w:val="-2"/>
-          <w:sz w:val="24"/>
-          <w:szCs w:val="24"/>
-        </w:rPr>
-        <w:t>运维部（责任部门）应组织完成方案和措施的实施工作，最迟不超过</w:t>
-      </w:r>
-      <w:r>
-        <w:rPr>
-          <w:rFonts w:ascii="SimSun" w:eastAsia="SimSun" w:hAnsi="SimSun" w:cs="SimSun"/>
-          <w:spacing w:val="-3"/>
-          <w:sz w:val="24"/>
-          <w:szCs w:val="24"/>
-        </w:rPr>
-        <w:t>一周，</w:t>
-      </w:r>
-      <w:r>
-        <w:rPr>
-          <w:rFonts w:ascii="SimSun" w:eastAsia="SimSun" w:hAnsi="SimSun" w:cs="SimSun"/>
-          <w:spacing w:val="-1"/>
-          <w:sz w:val="24"/>
-          <w:szCs w:val="24"/>
-        </w:rPr>
-        <w:t>完成后填写《投诉处理单》的相关内容。</w:t>
-      </w:r>
-    </w:p>
-    <w:p>
-      <w:pPr>
-        <w:spacing w:before="142" w:line="295" w:lineRule="auto"/>
-        <w:ind w:left="35" w:right="92" w:firstLine="485"/>
-        <w:rPr>
-          <w:rFonts w:ascii="SimSun" w:eastAsia="SimSun" w:hAnsi="SimSun" w:cs="SimSun"/>
-          <w:sz w:val="24"/>
-          <w:szCs w:val="24"/>
-        </w:rPr>
-      </w:pPr>
-      <w:r>
-        <w:rPr>
-          <w:rFonts w:ascii="Wingdings" w:eastAsia="Wingdings" w:hAnsi="Wingdings" w:cs="Wingdings"/>
-          <w:spacing w:val="-2"/>
-          <w:sz w:val="24"/>
-          <w:szCs w:val="24"/>
-        </w:rPr>
-        <w:t>n</w:t>
-      </w:r>
-      <w:r>
-        <w:rPr>
-          <w:rFonts w:ascii="Wingdings" w:eastAsia="Wingdings" w:hAnsi="Wingdings" w:cs="Wingdings"/>
-          <w:spacing w:val="-48"/>
-          <w:sz w:val="24"/>
-          <w:szCs w:val="24"/>
-        </w:rPr>
-        <w:t xml:space="preserve"> </w:t>
-      </w:r>
-      <w:r>
-        <w:rPr>
-          <w:rFonts w:ascii="SimSun" w:eastAsia="SimSun" w:hAnsi="SimSun" w:cs="SimSun"/>
-          <w:spacing w:val="-2"/>
-          <w:sz w:val="24"/>
-          <w:szCs w:val="24"/>
-        </w:rPr>
-        <w:t>质量部及时跟踪、验证措施的实施情况，如确认问题已经解决，将验证</w:t>
-      </w:r>
-      <w:r>
-        <w:rPr>
-          <w:rFonts w:ascii="SimSun" w:eastAsia="SimSun" w:hAnsi="SimSun" w:cs="SimSun"/>
-          <w:spacing w:val="-1"/>
-          <w:sz w:val="24"/>
-          <w:szCs w:val="24"/>
-        </w:rPr>
-        <w:t>结果填入《投诉处理单》中，并收集实施过程的记录后存档。</w:t>
-      </w:r>
-    </w:p>
-    <w:p>
-      <w:pPr>
-        <w:pStyle w:val="BodyText"/>
-        <w:spacing w:line="254" w:lineRule="auto"/>
-      </w:pPr>
-    </w:p>
-    <w:p>
-      <w:pPr>
-        <w:spacing w:before="78" w:line="238" w:lineRule="auto"/>
-        <w:ind w:left="520"/>
-        <w:rPr>
-          <w:rFonts w:ascii="SimSun" w:eastAsia="SimSun" w:hAnsi="SimSun" w:cs="SimSun"/>
-          <w:sz w:val="24"/>
-          <w:szCs w:val="24"/>
-        </w:rPr>
-      </w:pPr>
-      <w:r>
-        <w:rPr>
-          <w:rFonts w:ascii="Wingdings" w:eastAsia="Wingdings" w:hAnsi="Wingdings" w:cs="Wingdings"/>
-          <w:spacing w:val="-3"/>
-          <w:sz w:val="24"/>
-          <w:szCs w:val="24"/>
-        </w:rPr>
-        <w:t>n</w:t>
-      </w:r>
-      <w:r>
-        <w:rPr>
-          <w:rFonts w:ascii="Wingdings" w:eastAsia="Wingdings" w:hAnsi="Wingdings" w:cs="Wingdings"/>
-          <w:spacing w:val="-36"/>
-          <w:sz w:val="24"/>
-          <w:szCs w:val="24"/>
-        </w:rPr>
-        <w:t xml:space="preserve"> </w:t>
-      </w:r>
-      <w:r>
-        <w:rPr>
-          <w:rFonts w:ascii="SimSun" w:eastAsia="SimSun" w:hAnsi="SimSun" w:cs="SimSun"/>
-          <w:spacing w:val="-3"/>
-          <w:sz w:val="24"/>
-          <w:szCs w:val="24"/>
-        </w:rPr>
-        <w:t>质量部将处理结果报告给客户。</w:t>
-      </w:r>
-    </w:p>
-    <w:p>
-      <w:pPr>
-        <w:pStyle w:val="BodyText"/>
-        <w:spacing w:line="242" w:lineRule="auto"/>
-      </w:pPr>
-    </w:p>
-    <w:p>
-      <w:pPr>
-        <w:spacing w:before="79" w:line="239" w:lineRule="auto"/>
-        <w:ind w:left="520"/>
-        <w:rPr>
-          <w:rFonts w:ascii="SimSun" w:eastAsia="SimSun" w:hAnsi="SimSun" w:cs="SimSun"/>
-          <w:sz w:val="24"/>
-          <w:szCs w:val="24"/>
-        </w:rPr>
-      </w:pPr>
-      <w:r>
-        <w:rPr>
-          <w:rFonts w:ascii="Wingdings" w:eastAsia="Wingdings" w:hAnsi="Wingdings" w:cs="Wingdings"/>
-          <w:spacing w:val="-5"/>
-          <w:sz w:val="24"/>
-          <w:szCs w:val="24"/>
-        </w:rPr>
-        <w:t>n</w:t>
-      </w:r>
-      <w:r>
-        <w:rPr>
-          <w:rFonts w:ascii="Wingdings" w:eastAsia="Wingdings" w:hAnsi="Wingdings" w:cs="Wingdings"/>
-          <w:spacing w:val="-46"/>
-          <w:sz w:val="24"/>
-          <w:szCs w:val="24"/>
-        </w:rPr>
-        <w:t xml:space="preserve"> </w:t>
-      </w:r>
-      <w:r>
-        <w:rPr>
-          <w:rFonts w:ascii="SimSun" w:eastAsia="SimSun" w:hAnsi="SimSun" w:cs="SimSun"/>
-          <w:spacing w:val="-5"/>
-          <w:sz w:val="24"/>
-          <w:szCs w:val="24"/>
-        </w:rPr>
-        <w:t>投诉的来源：</w:t>
-      </w:r>
-    </w:p>
-    <w:p>
-      <w:pPr>
-        <w:pStyle w:val="BodyText"/>
-      </w:pPr>
-    </w:p>
-    <w:p>
-      <w:pPr>
-        <w:spacing w:before="78" w:line="220" w:lineRule="auto"/>
-        <w:ind w:left="520"/>
-        <w:rPr>
-          <w:rFonts w:ascii="SimSun" w:eastAsia="SimSun" w:hAnsi="SimSun" w:cs="SimSun"/>
-          <w:sz w:val="24"/>
-          <w:szCs w:val="24"/>
-        </w:rPr>
-      </w:pPr>
-      <w:r>
-        <w:rPr>
-          <w:rFonts w:ascii="SimSun" w:eastAsia="SimSun" w:hAnsi="SimSun" w:cs="SimSun"/>
-          <w:position w:val="-5"/>
-          <w:sz w:val="24"/>
-          <w:szCs w:val="24"/>
-        </w:rPr>
-        <w:drawing>
-          <wp:inline distT="0" distB="0" distL="0" distR="0">
-            <wp:extent cx="122986" cy="168859"/>
+            <wp:extent cx="122555" cy="168275"/>
             <wp:effectExtent l="0" t="0" r="0" b="0"/>
             <wp:docPr id="16" name="IM 16"/>
             <wp:cNvGraphicFramePr/>
@@ -3679,13 +2764,13 @@
                     <pic:cNvPicPr/>
                   </pic:nvPicPr>
                   <pic:blipFill>
-                    <a:blip xmlns:r="http://schemas.openxmlformats.org/officeDocument/2006/relationships" r:embed="rId11"/>
+                    <a:blip r:embed="rId12"/>
                     <a:stretch>
                       <a:fillRect/>
                     </a:stretch>
                   </pic:blipFill>
                   <pic:spPr>
-                    <a:xfrm rot="0">
+                    <a:xfrm>
                       <a:off x="0" y="0"/>
                       <a:ext cx="122986" cy="168859"/>
                     </a:xfrm>
@@ -3701,7 +2786,7 @@
       </w:r>
       <w:r>
         <w:rPr>
-          <w:rFonts w:ascii="SimSun" w:eastAsia="SimSun" w:hAnsi="SimSun" w:cs="SimSun"/>
+          <w:rFonts w:ascii="宋体" w:hAnsi="宋体" w:eastAsia="宋体" w:cs="宋体"/>
           <w:spacing w:val="39"/>
           <w:sz w:val="24"/>
           <w:szCs w:val="24"/>
@@ -3710,7 +2795,7 @@
       </w:r>
       <w:r>
         <w:rPr>
-          <w:rFonts w:ascii="SimSun" w:eastAsia="SimSun" w:hAnsi="SimSun" w:cs="SimSun"/>
+          <w:rFonts w:ascii="宋体" w:hAnsi="宋体" w:eastAsia="宋体" w:cs="宋体"/>
           <w:spacing w:val="-2"/>
           <w:sz w:val="24"/>
           <w:szCs w:val="24"/>
@@ -3723,21 +2808,21 @@
         <w:spacing w:before="187" w:line="220" w:lineRule="auto"/>
         <w:ind w:left="520"/>
         <w:rPr>
-          <w:rFonts w:ascii="SimSun" w:eastAsia="SimSun" w:hAnsi="SimSun" w:cs="SimSun"/>
-          <w:sz w:val="24"/>
-          <w:szCs w:val="24"/>
-        </w:rPr>
-      </w:pPr>
-      <w:r>
-        <w:rPr>
-          <w:rFonts w:ascii="SimSun" w:eastAsia="SimSun" w:hAnsi="SimSun" w:cs="SimSun"/>
+          <w:rFonts w:ascii="宋体" w:hAnsi="宋体" w:eastAsia="宋体" w:cs="宋体"/>
+          <w:sz w:val="24"/>
+          <w:szCs w:val="24"/>
+        </w:rPr>
+      </w:pPr>
+      <w:r>
+        <w:rPr>
+          <w:rFonts w:ascii="宋体" w:hAnsi="宋体" w:eastAsia="宋体" w:cs="宋体"/>
           <w:position w:val="-5"/>
           <w:sz w:val="24"/>
           <w:szCs w:val="24"/>
         </w:rPr>
         <w:drawing>
           <wp:inline distT="0" distB="0" distL="0" distR="0">
-            <wp:extent cx="122986" cy="168859"/>
+            <wp:extent cx="122555" cy="168275"/>
             <wp:effectExtent l="0" t="0" r="0" b="0"/>
             <wp:docPr id="18" name="IM 18"/>
             <wp:cNvGraphicFramePr/>
@@ -3749,13 +2834,13 @@
                     <pic:cNvPicPr/>
                   </pic:nvPicPr>
                   <pic:blipFill>
-                    <a:blip xmlns:r="http://schemas.openxmlformats.org/officeDocument/2006/relationships" r:embed="rId11"/>
+                    <a:blip r:embed="rId12"/>
                     <a:stretch>
                       <a:fillRect/>
                     </a:stretch>
                   </pic:blipFill>
                   <pic:spPr>
-                    <a:xfrm rot="0">
+                    <a:xfrm>
                       <a:off x="0" y="0"/>
                       <a:ext cx="122986" cy="168859"/>
                     </a:xfrm>
@@ -3771,7 +2856,7 @@
       </w:r>
       <w:r>
         <w:rPr>
-          <w:rFonts w:ascii="SimSun" w:eastAsia="SimSun" w:hAnsi="SimSun" w:cs="SimSun"/>
+          <w:rFonts w:ascii="宋体" w:hAnsi="宋体" w:eastAsia="宋体" w:cs="宋体"/>
           <w:spacing w:val="65"/>
           <w:sz w:val="24"/>
           <w:szCs w:val="24"/>
@@ -3780,7 +2865,7 @@
       </w:r>
       <w:r>
         <w:rPr>
-          <w:rFonts w:ascii="SimSun" w:eastAsia="SimSun" w:hAnsi="SimSun" w:cs="SimSun"/>
+          <w:rFonts w:ascii="宋体" w:hAnsi="宋体" w:eastAsia="宋体" w:cs="宋体"/>
           <w:spacing w:val="-4"/>
           <w:sz w:val="24"/>
           <w:szCs w:val="24"/>
@@ -3793,21 +2878,21 @@
         <w:spacing w:before="184" w:line="220" w:lineRule="auto"/>
         <w:ind w:left="520"/>
         <w:rPr>
-          <w:rFonts w:ascii="SimSun" w:eastAsia="SimSun" w:hAnsi="SimSun" w:cs="SimSun"/>
-          <w:sz w:val="24"/>
-          <w:szCs w:val="24"/>
-        </w:rPr>
-      </w:pPr>
-      <w:r>
-        <w:rPr>
-          <w:rFonts w:ascii="SimSun" w:eastAsia="SimSun" w:hAnsi="SimSun" w:cs="SimSun"/>
+          <w:rFonts w:ascii="宋体" w:hAnsi="宋体" w:eastAsia="宋体" w:cs="宋体"/>
+          <w:sz w:val="24"/>
+          <w:szCs w:val="24"/>
+        </w:rPr>
+      </w:pPr>
+      <w:r>
+        <w:rPr>
+          <w:rFonts w:ascii="宋体" w:hAnsi="宋体" w:eastAsia="宋体" w:cs="宋体"/>
           <w:position w:val="-5"/>
           <w:sz w:val="24"/>
           <w:szCs w:val="24"/>
         </w:rPr>
         <w:drawing>
           <wp:inline distT="0" distB="0" distL="0" distR="0">
-            <wp:extent cx="122986" cy="168859"/>
+            <wp:extent cx="122555" cy="168275"/>
             <wp:effectExtent l="0" t="0" r="0" b="0"/>
             <wp:docPr id="20" name="IM 20"/>
             <wp:cNvGraphicFramePr/>
@@ -3819,13 +2904,13 @@
                     <pic:cNvPicPr/>
                   </pic:nvPicPr>
                   <pic:blipFill>
-                    <a:blip xmlns:r="http://schemas.openxmlformats.org/officeDocument/2006/relationships" r:embed="rId12"/>
+                    <a:blip r:embed="rId13"/>
                     <a:stretch>
                       <a:fillRect/>
                     </a:stretch>
                   </pic:blipFill>
                   <pic:spPr>
-                    <a:xfrm rot="0">
+                    <a:xfrm>
                       <a:off x="0" y="0"/>
                       <a:ext cx="122986" cy="168859"/>
                     </a:xfrm>
@@ -3841,7 +2926,7 @@
       </w:r>
       <w:r>
         <w:rPr>
-          <w:rFonts w:ascii="SimSun" w:eastAsia="SimSun" w:hAnsi="SimSun" w:cs="SimSun"/>
+          <w:rFonts w:ascii="宋体" w:hAnsi="宋体" w:eastAsia="宋体" w:cs="宋体"/>
           <w:spacing w:val="46"/>
           <w:sz w:val="24"/>
           <w:szCs w:val="24"/>
@@ -3850,7 +2935,7 @@
       </w:r>
       <w:r>
         <w:rPr>
-          <w:rFonts w:ascii="SimSun" w:eastAsia="SimSun" w:hAnsi="SimSun" w:cs="SimSun"/>
+          <w:rFonts w:ascii="宋体" w:hAnsi="宋体" w:eastAsia="宋体" w:cs="宋体"/>
           <w:spacing w:val="-1"/>
           <w:sz w:val="24"/>
           <w:szCs w:val="24"/>
@@ -3859,7 +2944,7 @@
       </w:r>
       <w:r>
         <w:rPr>
-          <w:rFonts w:ascii="Times New Roman" w:eastAsia="Times New Roman" w:hAnsi="Times New Roman" w:cs="Times New Roman"/>
+          <w:rFonts w:ascii="Times New Roman" w:hAnsi="Times New Roman" w:eastAsia="Times New Roman" w:cs="Times New Roman"/>
           <w:spacing w:val="-1"/>
           <w:sz w:val="24"/>
           <w:szCs w:val="24"/>
@@ -3868,7 +2953,7 @@
       </w:r>
       <w:r>
         <w:rPr>
-          <w:rFonts w:ascii="SimSun" w:eastAsia="SimSun" w:hAnsi="SimSun" w:cs="SimSun"/>
+          <w:rFonts w:ascii="宋体" w:hAnsi="宋体" w:eastAsia="宋体" w:cs="宋体"/>
           <w:spacing w:val="-1"/>
           <w:sz w:val="24"/>
           <w:szCs w:val="24"/>
@@ -3877,7 +2962,7 @@
       </w:r>
       <w:r>
         <w:rPr>
-          <w:rFonts w:ascii="Times New Roman" w:eastAsia="Times New Roman" w:hAnsi="Times New Roman" w:cs="Times New Roman"/>
+          <w:rFonts w:ascii="Times New Roman" w:hAnsi="Times New Roman" w:eastAsia="Times New Roman" w:cs="Times New Roman"/>
           <w:spacing w:val="-1"/>
           <w:sz w:val="24"/>
           <w:szCs w:val="24"/>
@@ -3886,7 +2971,7 @@
       </w:r>
       <w:r>
         <w:rPr>
-          <w:rFonts w:ascii="SimSun" w:eastAsia="SimSun" w:hAnsi="SimSun" w:cs="SimSun"/>
+          <w:rFonts w:ascii="宋体" w:hAnsi="宋体" w:eastAsia="宋体" w:cs="宋体"/>
           <w:spacing w:val="-1"/>
           <w:sz w:val="24"/>
           <w:szCs w:val="24"/>
@@ -3899,14 +2984,14 @@
         <w:spacing w:before="188" w:line="239" w:lineRule="auto"/>
         <w:ind w:left="520"/>
         <w:rPr>
-          <w:rFonts w:ascii="SimSun" w:eastAsia="SimSun" w:hAnsi="SimSun" w:cs="SimSun"/>
-          <w:sz w:val="24"/>
-          <w:szCs w:val="24"/>
-        </w:rPr>
-      </w:pPr>
-      <w:r>
-        <w:rPr>
-          <w:rFonts w:ascii="Wingdings" w:eastAsia="Wingdings" w:hAnsi="Wingdings" w:cs="Wingdings"/>
+          <w:rFonts w:ascii="宋体" w:hAnsi="宋体" w:eastAsia="宋体" w:cs="宋体"/>
+          <w:sz w:val="24"/>
+          <w:szCs w:val="24"/>
+        </w:rPr>
+      </w:pPr>
+      <w:r>
+        <w:rPr>
+          <w:rFonts w:ascii="Wingdings" w:hAnsi="Wingdings" w:eastAsia="Wingdings" w:cs="Wingdings"/>
           <w:spacing w:val="-5"/>
           <w:sz w:val="24"/>
           <w:szCs w:val="24"/>
@@ -3915,7 +3000,7 @@
       </w:r>
       <w:r>
         <w:rPr>
-          <w:rFonts w:ascii="Wingdings" w:eastAsia="Wingdings" w:hAnsi="Wingdings" w:cs="Wingdings"/>
+          <w:rFonts w:ascii="Wingdings" w:hAnsi="Wingdings" w:eastAsia="Wingdings" w:cs="Wingdings"/>
           <w:spacing w:val="-46"/>
           <w:sz w:val="24"/>
           <w:szCs w:val="24"/>
@@ -3924,7 +3009,7 @@
       </w:r>
       <w:r>
         <w:rPr>
-          <w:rFonts w:ascii="SimSun" w:eastAsia="SimSun" w:hAnsi="SimSun" w:cs="SimSun"/>
+          <w:rFonts w:ascii="宋体" w:hAnsi="宋体" w:eastAsia="宋体" w:cs="宋体"/>
           <w:spacing w:val="-5"/>
           <w:sz w:val="24"/>
           <w:szCs w:val="24"/>
@@ -3937,21 +3022,21 @@
         <w:spacing w:before="319" w:line="295" w:lineRule="auto"/>
         <w:ind w:left="32" w:right="92" w:firstLine="487"/>
         <w:rPr>
-          <w:rFonts w:ascii="SimSun" w:eastAsia="SimSun" w:hAnsi="SimSun" w:cs="SimSun"/>
-          <w:sz w:val="24"/>
-          <w:szCs w:val="24"/>
-        </w:rPr>
-      </w:pPr>
-      <w:r>
-        <w:rPr>
-          <w:rFonts w:ascii="SimSun" w:eastAsia="SimSun" w:hAnsi="SimSun" w:cs="SimSun"/>
+          <w:rFonts w:ascii="宋体" w:hAnsi="宋体" w:eastAsia="宋体" w:cs="宋体"/>
+          <w:sz w:val="24"/>
+          <w:szCs w:val="24"/>
+        </w:rPr>
+      </w:pPr>
+      <w:r>
+        <w:rPr>
+          <w:rFonts w:ascii="宋体" w:hAnsi="宋体" w:eastAsia="宋体" w:cs="宋体"/>
           <w:position w:val="-5"/>
           <w:sz w:val="24"/>
           <w:szCs w:val="24"/>
         </w:rPr>
         <w:drawing>
           <wp:inline distT="0" distB="0" distL="0" distR="0">
-            <wp:extent cx="122986" cy="168859"/>
+            <wp:extent cx="122555" cy="168275"/>
             <wp:effectExtent l="0" t="0" r="0" b="0"/>
             <wp:docPr id="22" name="IM 22"/>
             <wp:cNvGraphicFramePr/>
@@ -3963,13 +3048,13 @@
                     <pic:cNvPicPr/>
                   </pic:nvPicPr>
                   <pic:blipFill>
-                    <a:blip xmlns:r="http://schemas.openxmlformats.org/officeDocument/2006/relationships" r:embed="rId11"/>
+                    <a:blip r:embed="rId12"/>
                     <a:stretch>
                       <a:fillRect/>
                     </a:stretch>
                   </pic:blipFill>
                   <pic:spPr>
-                    <a:xfrm rot="0">
+                    <a:xfrm>
                       <a:off x="0" y="0"/>
                       <a:ext cx="122986" cy="168859"/>
                     </a:xfrm>
@@ -3985,7 +3070,7 @@
       </w:r>
       <w:r>
         <w:rPr>
-          <w:rFonts w:ascii="SimSun" w:eastAsia="SimSun" w:hAnsi="SimSun" w:cs="SimSun"/>
+          <w:rFonts w:ascii="宋体" w:hAnsi="宋体" w:eastAsia="宋体" w:cs="宋体"/>
           <w:spacing w:val="36"/>
           <w:sz w:val="24"/>
           <w:szCs w:val="24"/>
@@ -3994,7 +3079,7 @@
       </w:r>
       <w:r>
         <w:rPr>
-          <w:rFonts w:ascii="SimSun" w:eastAsia="SimSun" w:hAnsi="SimSun" w:cs="SimSun"/>
+          <w:rFonts w:ascii="宋体" w:hAnsi="宋体" w:eastAsia="宋体" w:cs="宋体"/>
           <w:spacing w:val="-1"/>
           <w:sz w:val="24"/>
           <w:szCs w:val="24"/>
@@ -4003,7 +3088,7 @@
       </w:r>
       <w:r>
         <w:rPr>
-          <w:rFonts w:ascii="SimSun" w:eastAsia="SimSun" w:hAnsi="SimSun" w:cs="SimSun"/>
+          <w:rFonts w:ascii="宋体" w:hAnsi="宋体" w:eastAsia="宋体" w:cs="宋体"/>
           <w:spacing w:val="-2"/>
           <w:sz w:val="24"/>
           <w:szCs w:val="24"/>
@@ -4012,7 +3097,7 @@
       </w:r>
       <w:r>
         <w:rPr>
-          <w:rFonts w:ascii="SimSun" w:eastAsia="SimSun" w:hAnsi="SimSun" w:cs="SimSun"/>
+          <w:rFonts w:ascii="宋体" w:hAnsi="宋体" w:eastAsia="宋体" w:cs="宋体"/>
           <w:spacing w:val="-1"/>
           <w:sz w:val="24"/>
           <w:szCs w:val="24"/>
@@ -4025,21 +3110,21 @@
         <w:spacing w:before="179" w:line="220" w:lineRule="auto"/>
         <w:ind w:left="520"/>
         <w:rPr>
-          <w:rFonts w:ascii="SimSun" w:eastAsia="SimSun" w:hAnsi="SimSun" w:cs="SimSun"/>
-          <w:sz w:val="24"/>
-          <w:szCs w:val="24"/>
-        </w:rPr>
-      </w:pPr>
-      <w:r>
-        <w:rPr>
-          <w:rFonts w:ascii="SimSun" w:eastAsia="SimSun" w:hAnsi="SimSun" w:cs="SimSun"/>
+          <w:rFonts w:ascii="宋体" w:hAnsi="宋体" w:eastAsia="宋体" w:cs="宋体"/>
+          <w:sz w:val="24"/>
+          <w:szCs w:val="24"/>
+        </w:rPr>
+      </w:pPr>
+      <w:r>
+        <w:rPr>
+          <w:rFonts w:ascii="宋体" w:hAnsi="宋体" w:eastAsia="宋体" w:cs="宋体"/>
           <w:position w:val="-5"/>
           <w:sz w:val="24"/>
           <w:szCs w:val="24"/>
         </w:rPr>
         <w:drawing>
           <wp:inline distT="0" distB="0" distL="0" distR="0">
-            <wp:extent cx="122986" cy="168859"/>
+            <wp:extent cx="122555" cy="168275"/>
             <wp:effectExtent l="0" t="0" r="0" b="0"/>
             <wp:docPr id="24" name="IM 24"/>
             <wp:cNvGraphicFramePr/>
@@ -4051,13 +3136,13 @@
                     <pic:cNvPicPr/>
                   </pic:nvPicPr>
                   <pic:blipFill>
-                    <a:blip xmlns:r="http://schemas.openxmlformats.org/officeDocument/2006/relationships" r:embed="rId11"/>
+                    <a:blip r:embed="rId12"/>
                     <a:stretch>
                       <a:fillRect/>
                     </a:stretch>
                   </pic:blipFill>
                   <pic:spPr>
-                    <a:xfrm rot="0">
+                    <a:xfrm>
                       <a:off x="0" y="0"/>
                       <a:ext cx="122986" cy="168859"/>
                     </a:xfrm>
@@ -4073,7 +3158,7 @@
       </w:r>
       <w:r>
         <w:rPr>
-          <w:rFonts w:ascii="SimSun" w:eastAsia="SimSun" w:hAnsi="SimSun" w:cs="SimSun"/>
+          <w:rFonts w:ascii="宋体" w:hAnsi="宋体" w:eastAsia="宋体" w:cs="宋体"/>
           <w:spacing w:val="42"/>
           <w:sz w:val="24"/>
           <w:szCs w:val="24"/>
@@ -4082,25 +3167,13 @@
       </w:r>
       <w:r>
         <w:rPr>
-          <w:rFonts w:ascii="SimSun" w:eastAsia="SimSun" w:hAnsi="SimSun" w:cs="SimSun"/>
+          <w:rFonts w:ascii="宋体" w:hAnsi="宋体" w:eastAsia="宋体" w:cs="宋体"/>
           <w:spacing w:val="-1"/>
           <w:sz w:val="24"/>
           <w:szCs w:val="24"/>
         </w:rPr>
         <w:t>一般投诉：除严重投诉外的其他情形。</w:t>
       </w:r>
-    </w:p>
-    <w:p>
-      <w:pPr>
-        <w:pStyle w:val="BodyText"/>
-        <w:spacing w:line="270" w:lineRule="auto"/>
-      </w:pPr>
-    </w:p>
-    <w:p>
-      <w:pPr>
-        <w:pStyle w:val="BodyText"/>
-        <w:spacing w:line="270" w:lineRule="auto"/>
-      </w:pPr>
     </w:p>
     <w:p>
       <w:pPr>
@@ -4108,7 +3181,7 @@
         <w:ind w:left="25"/>
         <w:outlineLvl w:val="0"/>
         <w:rPr>
-          <w:rFonts w:ascii="SimHei" w:eastAsia="SimHei" w:hAnsi="SimHei" w:cs="SimHei"/>
+          <w:rFonts w:ascii="黑体" w:hAnsi="黑体" w:eastAsia="黑体" w:cs="黑体"/>
           <w:sz w:val="31"/>
           <w:szCs w:val="31"/>
         </w:rPr>
@@ -4117,7 +3190,7 @@
       <w:bookmarkEnd w:id="7"/>
       <w:r>
         <w:rPr>
-          <w:rFonts w:ascii="SimHei" w:eastAsia="SimHei" w:hAnsi="SimHei" w:cs="SimHei"/>
+          <w:rFonts w:ascii="黑体" w:hAnsi="黑体" w:eastAsia="黑体" w:cs="黑体"/>
           <w:b/>
           <w:bCs/>
           <w:spacing w:val="1"/>
@@ -4128,7 +3201,7 @@
       </w:r>
       <w:r>
         <w:rPr>
-          <w:rFonts w:ascii="SimHei" w:eastAsia="SimHei" w:hAnsi="SimHei" w:cs="SimHei"/>
+          <w:rFonts w:ascii="黑体" w:hAnsi="黑体" w:eastAsia="黑体" w:cs="黑体"/>
           <w:spacing w:val="28"/>
           <w:sz w:val="31"/>
           <w:szCs w:val="31"/>
@@ -4137,7 +3210,7 @@
       </w:r>
       <w:r>
         <w:rPr>
-          <w:rFonts w:ascii="SimHei" w:eastAsia="SimHei" w:hAnsi="SimHei" w:cs="SimHei"/>
+          <w:rFonts w:ascii="黑体" w:hAnsi="黑体" w:eastAsia="黑体" w:cs="黑体"/>
           <w:b/>
           <w:bCs/>
           <w:spacing w:val="1"/>
@@ -4149,47 +3222,23 @@
     </w:p>
     <w:p>
       <w:pPr>
-        <w:pStyle w:val="BodyText"/>
-        <w:spacing w:line="263" w:lineRule="auto"/>
-      </w:pPr>
-    </w:p>
-    <w:p>
-      <w:pPr>
-        <w:pStyle w:val="BodyText"/>
-        <w:spacing w:line="264" w:lineRule="auto"/>
-      </w:pPr>
-    </w:p>
-    <w:p>
-      <w:pPr>
         <w:spacing w:before="78" w:line="219" w:lineRule="auto"/>
         <w:ind w:left="515"/>
         <w:rPr>
-          <w:rFonts w:ascii="SimSun" w:eastAsia="SimSun" w:hAnsi="SimSun" w:cs="SimSun"/>
-          <w:sz w:val="24"/>
-          <w:szCs w:val="24"/>
-        </w:rPr>
-      </w:pPr>
-      <w:r>
-        <w:rPr>
-          <w:rFonts w:ascii="SimSun" w:eastAsia="SimSun" w:hAnsi="SimSun" w:cs="SimSun"/>
+          <w:rFonts w:ascii="宋体" w:hAnsi="宋体" w:eastAsia="宋体" w:cs="宋体"/>
+          <w:sz w:val="24"/>
+          <w:szCs w:val="24"/>
+        </w:rPr>
+      </w:pPr>
+      <w:r>
+        <w:rPr>
+          <w:rFonts w:ascii="宋体" w:hAnsi="宋体" w:eastAsia="宋体" w:cs="宋体"/>
           <w:spacing w:val="-2"/>
           <w:sz w:val="24"/>
           <w:szCs w:val="24"/>
         </w:rPr>
         <w:t>《顾客满意程度控制程序》</w:t>
       </w:r>
-    </w:p>
-    <w:p>
-      <w:pPr>
-        <w:pStyle w:val="BodyText"/>
-        <w:spacing w:line="265" w:lineRule="auto"/>
-      </w:pPr>
-    </w:p>
-    <w:p>
-      <w:pPr>
-        <w:pStyle w:val="BodyText"/>
-        <w:spacing w:line="266" w:lineRule="auto"/>
-      </w:pPr>
     </w:p>
     <w:p>
       <w:pPr>
@@ -4197,7 +3246,7 @@
         <w:ind w:left="31"/>
         <w:outlineLvl w:val="0"/>
         <w:rPr>
-          <w:rFonts w:ascii="SimHei" w:eastAsia="SimHei" w:hAnsi="SimHei" w:cs="SimHei"/>
+          <w:rFonts w:ascii="黑体" w:hAnsi="黑体" w:eastAsia="黑体" w:cs="黑体"/>
           <w:sz w:val="31"/>
           <w:szCs w:val="31"/>
         </w:rPr>
@@ -4206,7 +3255,7 @@
       <w:bookmarkEnd w:id="8"/>
       <w:r>
         <w:rPr>
-          <w:rFonts w:ascii="SimHei" w:eastAsia="SimHei" w:hAnsi="SimHei" w:cs="SimHei"/>
+          <w:rFonts w:ascii="黑体" w:hAnsi="黑体" w:eastAsia="黑体" w:cs="黑体"/>
           <w:b/>
           <w:bCs/>
           <w:sz w:val="31"/>
@@ -4216,7 +3265,7 @@
       </w:r>
       <w:r>
         <w:rPr>
-          <w:rFonts w:ascii="SimHei" w:eastAsia="SimHei" w:hAnsi="SimHei" w:cs="SimHei"/>
+          <w:rFonts w:ascii="黑体" w:hAnsi="黑体" w:eastAsia="黑体" w:cs="黑体"/>
           <w:spacing w:val="27"/>
           <w:sz w:val="31"/>
           <w:szCs w:val="31"/>
@@ -4225,7 +3274,7 @@
       </w:r>
       <w:r>
         <w:rPr>
-          <w:rFonts w:ascii="SimHei" w:eastAsia="SimHei" w:hAnsi="SimHei" w:cs="SimHei"/>
+          <w:rFonts w:ascii="黑体" w:hAnsi="黑体" w:eastAsia="黑体" w:cs="黑体"/>
           <w:b/>
           <w:bCs/>
           <w:sz w:val="31"/>
@@ -4236,29 +3285,17 @@
     </w:p>
     <w:p>
       <w:pPr>
-        <w:pStyle w:val="BodyText"/>
-        <w:spacing w:line="264" w:lineRule="auto"/>
-      </w:pPr>
-    </w:p>
-    <w:p>
-      <w:pPr>
-        <w:pStyle w:val="BodyText"/>
-        <w:spacing w:line="265" w:lineRule="auto"/>
-      </w:pPr>
-    </w:p>
-    <w:p>
-      <w:pPr>
         <w:spacing w:before="78" w:line="220" w:lineRule="auto"/>
         <w:ind w:left="515"/>
         <w:rPr>
-          <w:rFonts w:ascii="SimSun" w:eastAsia="SimSun" w:hAnsi="SimSun" w:cs="SimSun"/>
-          <w:sz w:val="24"/>
-          <w:szCs w:val="24"/>
-        </w:rPr>
-      </w:pPr>
-      <w:r>
-        <w:rPr>
-          <w:rFonts w:ascii="SimSun" w:eastAsia="SimSun" w:hAnsi="SimSun" w:cs="SimSun"/>
+          <w:rFonts w:ascii="宋体" w:hAnsi="宋体" w:eastAsia="宋体" w:cs="宋体"/>
+          <w:sz w:val="24"/>
+          <w:szCs w:val="24"/>
+        </w:rPr>
+      </w:pPr>
+      <w:r>
+        <w:rPr>
+          <w:rFonts w:ascii="宋体" w:hAnsi="宋体" w:eastAsia="宋体" w:cs="宋体"/>
           <w:spacing w:val="-3"/>
           <w:sz w:val="24"/>
           <w:szCs w:val="24"/>
@@ -4267,30 +3304,55 @@
       </w:r>
     </w:p>
     <w:sectPr>
-      <w:footerReference w:type="default" r:id="rId13"/>
+      <w:footerReference r:id="rId8" w:type="default"/>
       <w:pgSz w:w="11910" w:h="16840"/>
       <w:pgMar w:top="904" w:right="1768" w:bottom="961" w:left="1779" w:header="0" w:footer="728" w:gutter="0"/>
-      <w:cols w:space="720"/>
+      <w:cols w:space="720" w:num="1"/>
     </w:sectPr>
   </w:body>
 </w:document>
 </file>
 
+<file path=word/endnotes.xml><?xml version="1.0" encoding="utf-8"?>
+<w:endnotes xmlns:wpc="http://schemas.microsoft.com/office/word/2010/wordprocessingCanvas" xmlns:mc="http://schemas.openxmlformats.org/markup-compatibility/2006" xmlns:o="urn:schemas-microsoft-com:office:office" xmlns:r="http://schemas.openxmlformats.org/officeDocument/2006/relationships" xmlns:m="http://schemas.openxmlformats.org/officeDocument/2006/math" xmlns:v="urn:schemas-microsoft-com:vml" xmlns:wp14="http://schemas.microsoft.com/office/word/2010/wordprocessingDrawing" xmlns:wp="http://schemas.openxmlformats.org/drawingml/2006/wordprocessingDrawing" xmlns:w="http://schemas.openxmlformats.org/wordprocessingml/2006/main" xmlns:w14="http://schemas.microsoft.com/office/word/2010/wordml" xmlns:w15="http://schemas.microsoft.com/office/word/2012/wordml" xmlns:w10="urn:schemas-microsoft-com:office:word" xmlns:wpg="http://schemas.microsoft.com/office/word/2010/wordprocessingGroup" xmlns:wpi="http://schemas.microsoft.com/office/word/2010/wordprocessingInk" xmlns:wne="http://schemas.microsoft.com/office/word/2006/wordml" xmlns:wps="http://schemas.microsoft.com/office/word/2010/wordprocessingShape" xmlns:wpsCustomData="http://www.wps.cn/officeDocument/2013/wpsCustomData" mc:Ignorable="w14 w15 wp14">
+  <w:endnote w:type="separator" w:id="0">
+    <w:p>
+      <w:pPr>
+        <w:spacing w:line="240" w:lineRule="auto"/>
+      </w:pPr>
+      <w:r>
+        <w:separator/>
+      </w:r>
+    </w:p>
+  </w:endnote>
+  <w:endnote w:type="continuationSeparator" w:id="1">
+    <w:p>
+      <w:pPr>
+        <w:spacing w:line="240" w:lineRule="auto"/>
+      </w:pPr>
+      <w:r>
+        <w:continuationSeparator/>
+      </w:r>
+    </w:p>
+  </w:endnote>
+</w:endnotes>
+</file>
+
 <file path=word/footer1.xml><?xml version="1.0" encoding="utf-8"?>
-<w:ftr xmlns:wpc="http://schemas.microsoft.com/office/word/2010/wordprocessingCanvas" xmlns:mc="http://schemas.openxmlformats.org/markup-compatibility/2006" xmlns:o="urn:schemas-microsoft-com:office:office" xmlns:r="http://schemas.openxmlformats.org/officeDocument/2006/relationships" xmlns:m="http://schemas.openxmlformats.org/officeDocument/2006/math" xmlns:v="urn:schemas-microsoft-com:vml" xmlns:wp14="http://schemas.microsoft.com/office/word/2010/wordprocessingDrawing" xmlns:wp="http://schemas.openxmlformats.org/drawingml/2006/wordprocessingDrawing" xmlns:w10="urn:schemas-microsoft-com:office:word" xmlns:w="http://schemas.openxmlformats.org/wordprocessingml/2006/main" xmlns:w14="http://schemas.microsoft.com/office/word/2010/wordml" xmlns:w15="http://schemas.microsoft.com/office/word/2012/wordml" xmlns:wne="http://schemas.microsoft.com/office/word/2006/wordml" xmlns:wpg="http://schemas.microsoft.com/office/word/2010/wordprocessingGroup" xmlns:wpi="http://schemas.microsoft.com/office/word/2010/wordprocessingInk" xmlns:wps="http://schemas.microsoft.com/office/word/2010/wordprocessingShape" mc:Ignorable="w14 w15 wp14">
+<w:ftr xmlns:wpc="http://schemas.microsoft.com/office/word/2010/wordprocessingCanvas" xmlns:mc="http://schemas.openxmlformats.org/markup-compatibility/2006" xmlns:o="urn:schemas-microsoft-com:office:office" xmlns:r="http://schemas.openxmlformats.org/officeDocument/2006/relationships" xmlns:m="http://schemas.openxmlformats.org/officeDocument/2006/math" xmlns:v="urn:schemas-microsoft-com:vml" xmlns:wp14="http://schemas.microsoft.com/office/word/2010/wordprocessingDrawing" xmlns:wp="http://schemas.openxmlformats.org/drawingml/2006/wordprocessingDrawing" xmlns:w10="urn:schemas-microsoft-com:office:word" xmlns:w="http://schemas.openxmlformats.org/wordprocessingml/2006/main" xmlns:w14="http://schemas.microsoft.com/office/word/2010/wordml" xmlns:w15="http://schemas.microsoft.com/office/word/2012/wordml" xmlns:wpg="http://schemas.microsoft.com/office/word/2010/wordprocessingGroup" xmlns:wpi="http://schemas.microsoft.com/office/word/2010/wordprocessingInk" xmlns:wne="http://schemas.microsoft.com/office/word/2006/wordml" xmlns:wps="http://schemas.microsoft.com/office/word/2010/wordprocessingShape" xmlns:wpsCustomData="http://www.wps.cn/officeDocument/2013/wpsCustomData" mc:Ignorable="w14 w15 wp14">
   <w:p>
     <w:pPr>
       <w:spacing w:line="230" w:lineRule="auto"/>
       <w:ind w:left="4190"/>
       <w:rPr>
-        <w:rFonts w:ascii="SimSun" w:eastAsia="SimSun" w:hAnsi="SimSun" w:cs="SimSun"/>
+        <w:rFonts w:ascii="宋体" w:hAnsi="宋体" w:eastAsia="宋体" w:cs="宋体"/>
         <w:sz w:val="18"/>
         <w:szCs w:val="18"/>
       </w:rPr>
     </w:pPr>
     <w:r>
       <w:rPr>
-        <w:rFonts w:ascii="SimSun" w:eastAsia="SimSun" w:hAnsi="SimSun" w:cs="SimSun"/>
+        <w:rFonts w:ascii="宋体" w:hAnsi="宋体" w:eastAsia="宋体" w:cs="宋体"/>
         <w:sz w:val="18"/>
         <w:szCs w:val="18"/>
       </w:rPr>
@@ -4301,20 +3363,20 @@
 </file>
 
 <file path=word/footer2.xml><?xml version="1.0" encoding="utf-8"?>
-<w:ftr xmlns:wpc="http://schemas.microsoft.com/office/word/2010/wordprocessingCanvas" xmlns:mc="http://schemas.openxmlformats.org/markup-compatibility/2006" xmlns:o="urn:schemas-microsoft-com:office:office" xmlns:r="http://schemas.openxmlformats.org/officeDocument/2006/relationships" xmlns:m="http://schemas.openxmlformats.org/officeDocument/2006/math" xmlns:v="urn:schemas-microsoft-com:vml" xmlns:wp14="http://schemas.microsoft.com/office/word/2010/wordprocessingDrawing" xmlns:wp="http://schemas.openxmlformats.org/drawingml/2006/wordprocessingDrawing" xmlns:w10="urn:schemas-microsoft-com:office:word" xmlns:w="http://schemas.openxmlformats.org/wordprocessingml/2006/main" xmlns:w14="http://schemas.microsoft.com/office/word/2010/wordml" xmlns:w15="http://schemas.microsoft.com/office/word/2012/wordml" xmlns:wne="http://schemas.microsoft.com/office/word/2006/wordml" xmlns:wpg="http://schemas.microsoft.com/office/word/2010/wordprocessingGroup" xmlns:wpi="http://schemas.microsoft.com/office/word/2010/wordprocessingInk" xmlns:wps="http://schemas.microsoft.com/office/word/2010/wordprocessingShape" mc:Ignorable="w14 w15 wp14">
+<w:ftr xmlns:wpc="http://schemas.microsoft.com/office/word/2010/wordprocessingCanvas" xmlns:mc="http://schemas.openxmlformats.org/markup-compatibility/2006" xmlns:o="urn:schemas-microsoft-com:office:office" xmlns:r="http://schemas.openxmlformats.org/officeDocument/2006/relationships" xmlns:m="http://schemas.openxmlformats.org/officeDocument/2006/math" xmlns:v="urn:schemas-microsoft-com:vml" xmlns:wp14="http://schemas.microsoft.com/office/word/2010/wordprocessingDrawing" xmlns:wp="http://schemas.openxmlformats.org/drawingml/2006/wordprocessingDrawing" xmlns:w10="urn:schemas-microsoft-com:office:word" xmlns:w="http://schemas.openxmlformats.org/wordprocessingml/2006/main" xmlns:w14="http://schemas.microsoft.com/office/word/2010/wordml" xmlns:w15="http://schemas.microsoft.com/office/word/2012/wordml" xmlns:wpg="http://schemas.microsoft.com/office/word/2010/wordprocessingGroup" xmlns:wpi="http://schemas.microsoft.com/office/word/2010/wordprocessingInk" xmlns:wne="http://schemas.microsoft.com/office/word/2006/wordml" xmlns:wps="http://schemas.microsoft.com/office/word/2010/wordprocessingShape" xmlns:wpsCustomData="http://www.wps.cn/officeDocument/2013/wpsCustomData" mc:Ignorable="w14 w15 wp14">
   <w:p>
     <w:pPr>
       <w:spacing w:line="230" w:lineRule="auto"/>
       <w:ind w:left="4179"/>
       <w:rPr>
-        <w:rFonts w:ascii="SimSun" w:eastAsia="SimSun" w:hAnsi="SimSun" w:cs="SimSun"/>
+        <w:rFonts w:ascii="宋体" w:hAnsi="宋体" w:eastAsia="宋体" w:cs="宋体"/>
         <w:sz w:val="18"/>
         <w:szCs w:val="18"/>
       </w:rPr>
     </w:pPr>
     <w:r>
       <w:rPr>
-        <w:rFonts w:ascii="SimSun" w:eastAsia="SimSun" w:hAnsi="SimSun" w:cs="SimSun"/>
+        <w:rFonts w:ascii="宋体" w:hAnsi="宋体" w:eastAsia="宋体" w:cs="宋体"/>
         <w:sz w:val="18"/>
         <w:szCs w:val="18"/>
       </w:rPr>
@@ -4325,20 +3387,20 @@
 </file>
 
 <file path=word/footer3.xml><?xml version="1.0" encoding="utf-8"?>
-<w:ftr xmlns:wpc="http://schemas.microsoft.com/office/word/2010/wordprocessingCanvas" xmlns:mc="http://schemas.openxmlformats.org/markup-compatibility/2006" xmlns:o="urn:schemas-microsoft-com:office:office" xmlns:r="http://schemas.openxmlformats.org/officeDocument/2006/relationships" xmlns:m="http://schemas.openxmlformats.org/officeDocument/2006/math" xmlns:v="urn:schemas-microsoft-com:vml" xmlns:wp14="http://schemas.microsoft.com/office/word/2010/wordprocessingDrawing" xmlns:wp="http://schemas.openxmlformats.org/drawingml/2006/wordprocessingDrawing" xmlns:w10="urn:schemas-microsoft-com:office:word" xmlns:w="http://schemas.openxmlformats.org/wordprocessingml/2006/main" xmlns:w14="http://schemas.microsoft.com/office/word/2010/wordml" xmlns:w15="http://schemas.microsoft.com/office/word/2012/wordml" xmlns:wne="http://schemas.microsoft.com/office/word/2006/wordml" xmlns:wpg="http://schemas.microsoft.com/office/word/2010/wordprocessingGroup" xmlns:wpi="http://schemas.microsoft.com/office/word/2010/wordprocessingInk" xmlns:wps="http://schemas.microsoft.com/office/word/2010/wordprocessingShape" mc:Ignorable="w14 w15 wp14">
+<w:ftr xmlns:wpc="http://schemas.microsoft.com/office/word/2010/wordprocessingCanvas" xmlns:mc="http://schemas.openxmlformats.org/markup-compatibility/2006" xmlns:o="urn:schemas-microsoft-com:office:office" xmlns:r="http://schemas.openxmlformats.org/officeDocument/2006/relationships" xmlns:m="http://schemas.openxmlformats.org/officeDocument/2006/math" xmlns:v="urn:schemas-microsoft-com:vml" xmlns:wp14="http://schemas.microsoft.com/office/word/2010/wordprocessingDrawing" xmlns:wp="http://schemas.openxmlformats.org/drawingml/2006/wordprocessingDrawing" xmlns:w10="urn:schemas-microsoft-com:office:word" xmlns:w="http://schemas.openxmlformats.org/wordprocessingml/2006/main" xmlns:w14="http://schemas.microsoft.com/office/word/2010/wordml" xmlns:w15="http://schemas.microsoft.com/office/word/2012/wordml" xmlns:wpg="http://schemas.microsoft.com/office/word/2010/wordprocessingGroup" xmlns:wpi="http://schemas.microsoft.com/office/word/2010/wordprocessingInk" xmlns:wne="http://schemas.microsoft.com/office/word/2006/wordml" xmlns:wps="http://schemas.microsoft.com/office/word/2010/wordprocessingShape" xmlns:wpsCustomData="http://www.wps.cn/officeDocument/2013/wpsCustomData" mc:Ignorable="w14 w15 wp14">
   <w:p>
     <w:pPr>
       <w:spacing w:line="229" w:lineRule="auto"/>
       <w:ind w:left="4271"/>
       <w:rPr>
-        <w:rFonts w:ascii="SimSun" w:eastAsia="SimSun" w:hAnsi="SimSun" w:cs="SimSun"/>
+        <w:rFonts w:ascii="宋体" w:hAnsi="宋体" w:eastAsia="宋体" w:cs="宋体"/>
         <w:sz w:val="18"/>
         <w:szCs w:val="18"/>
       </w:rPr>
     </w:pPr>
     <w:r>
       <w:rPr>
-        <w:rFonts w:ascii="SimSun" w:eastAsia="SimSun" w:hAnsi="SimSun" w:cs="SimSun"/>
+        <w:rFonts w:ascii="宋体" w:hAnsi="宋体" w:eastAsia="宋体" w:cs="宋体"/>
         <w:sz w:val="18"/>
         <w:szCs w:val="18"/>
       </w:rPr>
@@ -4349,68 +3411,20 @@
 </file>
 
 <file path=word/footer4.xml><?xml version="1.0" encoding="utf-8"?>
-<w:ftr xmlns:wpc="http://schemas.microsoft.com/office/word/2010/wordprocessingCanvas" xmlns:mc="http://schemas.openxmlformats.org/markup-compatibility/2006" xmlns:o="urn:schemas-microsoft-com:office:office" xmlns:r="http://schemas.openxmlformats.org/officeDocument/2006/relationships" xmlns:m="http://schemas.openxmlformats.org/officeDocument/2006/math" xmlns:v="urn:schemas-microsoft-com:vml" xmlns:wp14="http://schemas.microsoft.com/office/word/2010/wordprocessingDrawing" xmlns:wp="http://schemas.openxmlformats.org/drawingml/2006/wordprocessingDrawing" xmlns:w10="urn:schemas-microsoft-com:office:word" xmlns:w="http://schemas.openxmlformats.org/wordprocessingml/2006/main" xmlns:w14="http://schemas.microsoft.com/office/word/2010/wordml" xmlns:w15="http://schemas.microsoft.com/office/word/2012/wordml" xmlns:wne="http://schemas.microsoft.com/office/word/2006/wordml" xmlns:wpg="http://schemas.microsoft.com/office/word/2010/wordprocessingGroup" xmlns:wpi="http://schemas.microsoft.com/office/word/2010/wordprocessingInk" xmlns:wps="http://schemas.microsoft.com/office/word/2010/wordprocessingShape" mc:Ignorable="w14 w15 wp14">
+<w:ftr xmlns:wpc="http://schemas.microsoft.com/office/word/2010/wordprocessingCanvas" xmlns:mc="http://schemas.openxmlformats.org/markup-compatibility/2006" xmlns:o="urn:schemas-microsoft-com:office:office" xmlns:r="http://schemas.openxmlformats.org/officeDocument/2006/relationships" xmlns:m="http://schemas.openxmlformats.org/officeDocument/2006/math" xmlns:v="urn:schemas-microsoft-com:vml" xmlns:wp14="http://schemas.microsoft.com/office/word/2010/wordprocessingDrawing" xmlns:wp="http://schemas.openxmlformats.org/drawingml/2006/wordprocessingDrawing" xmlns:w10="urn:schemas-microsoft-com:office:word" xmlns:w="http://schemas.openxmlformats.org/wordprocessingml/2006/main" xmlns:w14="http://schemas.microsoft.com/office/word/2010/wordml" xmlns:w15="http://schemas.microsoft.com/office/word/2012/wordml" xmlns:wpg="http://schemas.microsoft.com/office/word/2010/wordprocessingGroup" xmlns:wpi="http://schemas.microsoft.com/office/word/2010/wordprocessingInk" xmlns:wne="http://schemas.microsoft.com/office/word/2006/wordml" xmlns:wps="http://schemas.microsoft.com/office/word/2010/wordprocessingShape" xmlns:wpsCustomData="http://www.wps.cn/officeDocument/2013/wpsCustomData" mc:Ignorable="w14 w15 wp14">
   <w:p>
     <w:pPr>
-      <w:spacing w:line="230" w:lineRule="auto"/>
-      <w:ind w:left="4176"/>
+      <w:spacing w:line="229" w:lineRule="auto"/>
+      <w:ind w:left="4178"/>
       <w:rPr>
-        <w:rFonts w:ascii="SimSun" w:eastAsia="SimSun" w:hAnsi="SimSun" w:cs="SimSun"/>
+        <w:rFonts w:ascii="宋体" w:hAnsi="宋体" w:eastAsia="宋体" w:cs="宋体"/>
         <w:sz w:val="18"/>
         <w:szCs w:val="18"/>
       </w:rPr>
     </w:pPr>
     <w:r>
       <w:rPr>
-        <w:rFonts w:ascii="SimSun" w:eastAsia="SimSun" w:hAnsi="SimSun" w:cs="SimSun"/>
-        <w:sz w:val="18"/>
-        <w:szCs w:val="18"/>
-      </w:rPr>
-      <w:t>4</w:t>
-    </w:r>
-  </w:p>
-</w:ftr>
-</file>
-
-<file path=word/footer5.xml><?xml version="1.0" encoding="utf-8"?>
-<w:ftr xmlns:wpc="http://schemas.microsoft.com/office/word/2010/wordprocessingCanvas" xmlns:mc="http://schemas.openxmlformats.org/markup-compatibility/2006" xmlns:o="urn:schemas-microsoft-com:office:office" xmlns:r="http://schemas.openxmlformats.org/officeDocument/2006/relationships" xmlns:m="http://schemas.openxmlformats.org/officeDocument/2006/math" xmlns:v="urn:schemas-microsoft-com:vml" xmlns:wp14="http://schemas.microsoft.com/office/word/2010/wordprocessingDrawing" xmlns:wp="http://schemas.openxmlformats.org/drawingml/2006/wordprocessingDrawing" xmlns:w10="urn:schemas-microsoft-com:office:word" xmlns:w="http://schemas.openxmlformats.org/wordprocessingml/2006/main" xmlns:w14="http://schemas.microsoft.com/office/word/2010/wordml" xmlns:w15="http://schemas.microsoft.com/office/word/2012/wordml" xmlns:wne="http://schemas.microsoft.com/office/word/2006/wordml" xmlns:wpg="http://schemas.microsoft.com/office/word/2010/wordprocessingGroup" xmlns:wpi="http://schemas.microsoft.com/office/word/2010/wordprocessingInk" xmlns:wps="http://schemas.microsoft.com/office/word/2010/wordprocessingShape" mc:Ignorable="w14 w15 wp14">
-  <w:p>
-    <w:pPr>
-      <w:spacing w:line="229" w:lineRule="auto"/>
-      <w:ind w:left="4180"/>
-      <w:rPr>
-        <w:rFonts w:ascii="SimSun" w:eastAsia="SimSun" w:hAnsi="SimSun" w:cs="SimSun"/>
-        <w:sz w:val="18"/>
-        <w:szCs w:val="18"/>
-      </w:rPr>
-    </w:pPr>
-    <w:r>
-      <w:rPr>
-        <w:rFonts w:ascii="SimSun" w:eastAsia="SimSun" w:hAnsi="SimSun" w:cs="SimSun"/>
-        <w:sz w:val="18"/>
-        <w:szCs w:val="18"/>
-      </w:rPr>
-      <w:t>5</w:t>
-    </w:r>
-  </w:p>
-</w:ftr>
-</file>
-
-<file path=word/footer6.xml><?xml version="1.0" encoding="utf-8"?>
-<w:ftr xmlns:wpc="http://schemas.microsoft.com/office/word/2010/wordprocessingCanvas" xmlns:mc="http://schemas.openxmlformats.org/markup-compatibility/2006" xmlns:o="urn:schemas-microsoft-com:office:office" xmlns:r="http://schemas.openxmlformats.org/officeDocument/2006/relationships" xmlns:m="http://schemas.openxmlformats.org/officeDocument/2006/math" xmlns:v="urn:schemas-microsoft-com:vml" xmlns:wp14="http://schemas.microsoft.com/office/word/2010/wordprocessingDrawing" xmlns:wp="http://schemas.openxmlformats.org/drawingml/2006/wordprocessingDrawing" xmlns:w10="urn:schemas-microsoft-com:office:word" xmlns:w="http://schemas.openxmlformats.org/wordprocessingml/2006/main" xmlns:w14="http://schemas.microsoft.com/office/word/2010/wordml" xmlns:w15="http://schemas.microsoft.com/office/word/2012/wordml" xmlns:wne="http://schemas.microsoft.com/office/word/2006/wordml" xmlns:wpg="http://schemas.microsoft.com/office/word/2010/wordprocessingGroup" xmlns:wpi="http://schemas.microsoft.com/office/word/2010/wordprocessingInk" xmlns:wps="http://schemas.microsoft.com/office/word/2010/wordprocessingShape" mc:Ignorable="w14 w15 wp14">
-  <w:p>
-    <w:pPr>
-      <w:spacing w:line="229" w:lineRule="auto"/>
-      <w:ind w:left="4178"/>
-      <w:rPr>
-        <w:rFonts w:ascii="SimSun" w:eastAsia="SimSun" w:hAnsi="SimSun" w:cs="SimSun"/>
-        <w:sz w:val="18"/>
-        <w:szCs w:val="18"/>
-      </w:rPr>
-    </w:pPr>
-    <w:r>
-      <w:rPr>
-        <w:rFonts w:ascii="SimSun" w:eastAsia="SimSun" w:hAnsi="SimSun" w:cs="SimSun"/>
+        <w:rFonts w:ascii="宋体" w:hAnsi="宋体" w:eastAsia="宋体" w:cs="宋体"/>
         <w:sz w:val="18"/>
         <w:szCs w:val="18"/>
       </w:rPr>
@@ -4420,197 +3434,357 @@
 </w:ftr>
 </file>
 
+<file path=word/footnotes.xml><?xml version="1.0" encoding="utf-8"?>
+<w:footnotes xmlns:wpc="http://schemas.microsoft.com/office/word/2010/wordprocessingCanvas" xmlns:mc="http://schemas.openxmlformats.org/markup-compatibility/2006" xmlns:o="urn:schemas-microsoft-com:office:office" xmlns:r="http://schemas.openxmlformats.org/officeDocument/2006/relationships" xmlns:m="http://schemas.openxmlformats.org/officeDocument/2006/math" xmlns:v="urn:schemas-microsoft-com:vml" xmlns:wp14="http://schemas.microsoft.com/office/word/2010/wordprocessingDrawing" xmlns:wp="http://schemas.openxmlformats.org/drawingml/2006/wordprocessingDrawing" xmlns:w="http://schemas.openxmlformats.org/wordprocessingml/2006/main" xmlns:w14="http://schemas.microsoft.com/office/word/2010/wordml" xmlns:w15="http://schemas.microsoft.com/office/word/2012/wordml" xmlns:w10="urn:schemas-microsoft-com:office:word" xmlns:wpg="http://schemas.microsoft.com/office/word/2010/wordprocessingGroup" xmlns:wpi="http://schemas.microsoft.com/office/word/2010/wordprocessingInk" xmlns:wne="http://schemas.microsoft.com/office/word/2006/wordml" xmlns:wps="http://schemas.microsoft.com/office/word/2010/wordprocessingShape" xmlns:wpsCustomData="http://www.wps.cn/officeDocument/2013/wpsCustomData" mc:Ignorable="w14 w15 wp14">
+  <w:footnote w:type="separator" w:id="0">
+    <w:p>
+      <w:pPr>
+        <w:spacing w:before="0" w:after="0" w:line="240" w:lineRule="auto"/>
+      </w:pPr>
+      <w:r>
+        <w:separator/>
+      </w:r>
+    </w:p>
+  </w:footnote>
+  <w:footnote w:type="continuationSeparator" w:id="1">
+    <w:p>
+      <w:pPr>
+        <w:spacing w:before="0" w:after="0" w:line="240" w:lineRule="auto"/>
+      </w:pPr>
+      <w:r>
+        <w:continuationSeparator/>
+      </w:r>
+    </w:p>
+  </w:footnote>
+</w:footnotes>
+</file>
+
 <file path=word/styles.xml><?xml version="1.0" encoding="utf-8"?>
-<w:styles xmlns:mc="http://schemas.openxmlformats.org/markup-compatibility/2006" xmlns:r="http://schemas.openxmlformats.org/officeDocument/2006/relationships" xmlns:w="http://schemas.openxmlformats.org/wordprocessingml/2006/main" xmlns:w14="http://schemas.microsoft.com/office/word/2010/wordml" xmlns:w15="http://schemas.microsoft.com/office/word/2012/wordml" mc:Ignorable="w14 w15">
+<w:styles xmlns:mc="http://schemas.openxmlformats.org/markup-compatibility/2006" xmlns:o="urn:schemas-microsoft-com:office:office" xmlns:r="http://schemas.openxmlformats.org/officeDocument/2006/relationships" xmlns:m="http://schemas.openxmlformats.org/officeDocument/2006/math" xmlns:v="urn:schemas-microsoft-com:vml" xmlns:w="http://schemas.openxmlformats.org/wordprocessingml/2006/main" xmlns:w14="http://schemas.microsoft.com/office/word/2010/wordml" xmlns:w10="urn:schemas-microsoft-com:office:word" xmlns:sl="http://schemas.openxmlformats.org/schemaLibrary/2006/main" xmlns:wpsCustomData="http://www.wps.cn/officeDocument/2013/wpsCustomData" mc:Ignorable="w14">
   <w:docDefaults>
     <w:rPrDefault>
       <w:rPr>
-        <w:rFonts w:ascii="Arial" w:eastAsia="Arial" w:hAnsi="Arial" w:cs="Arial"/>
-        <w:snapToGrid w:val="0"/>
-        <w:color w:val="000000"/>
-        <w:kern w:val="0"/>
-        <w:sz w:val="21"/>
-        <w:szCs w:val="21"/>
-        <w:lang w:val="en-US" w:eastAsia="en-US" w:bidi="ar-SA"/>
+        <w:rFonts w:ascii="Arial" w:hAnsi="Arial" w:eastAsia="Arial" w:cs="Arial"/>
       </w:rPr>
     </w:rPrDefault>
-    <w:pPrDefault>
-      <w:pPr>
-        <w:spacing w:after="200" w:line="276" w:lineRule="auto"/>
-      </w:pPr>
-    </w:pPrDefault>
+    <w:pPrDefault/>
   </w:docDefaults>
-  <w:latentStyles w:defLockedState="0" w:defUIPriority="99" w:defSemiHidden="1" w:defUnhideWhenUsed="1" w:defQFormat="0" w:count="267">
-    <w:lsdException w:name="Normal" w:semiHidden="0" w:uiPriority="0" w:unhideWhenUsed="0" w:qFormat="1"/>
-    <w:lsdException w:name="heading 1" w:semiHidden="0" w:uiPriority="9" w:unhideWhenUsed="0" w:qFormat="1"/>
-    <w:lsdException w:name="heading 2" w:uiPriority="9" w:qFormat="1"/>
-    <w:lsdException w:name="heading 3" w:uiPriority="9" w:qFormat="1"/>
-    <w:lsdException w:name="heading 4" w:uiPriority="9" w:qFormat="1"/>
-    <w:lsdException w:name="heading 5" w:uiPriority="9" w:qFormat="1"/>
-    <w:lsdException w:name="heading 6" w:uiPriority="9" w:qFormat="1"/>
-    <w:lsdException w:name="heading 7" w:uiPriority="9" w:qFormat="1"/>
-    <w:lsdException w:name="heading 8" w:uiPriority="9" w:qFormat="1"/>
-    <w:lsdException w:name="heading 9" w:uiPriority="9" w:qFormat="1"/>
-    <w:lsdException w:name="toc 1" w:uiPriority="39"/>
-    <w:lsdException w:name="toc 2" w:uiPriority="39"/>
-    <w:lsdException w:name="toc 3" w:uiPriority="39"/>
-    <w:lsdException w:name="toc 4" w:uiPriority="39"/>
-    <w:lsdException w:name="toc 5" w:uiPriority="39"/>
-    <w:lsdException w:name="toc 6" w:uiPriority="39"/>
-    <w:lsdException w:name="toc 7" w:uiPriority="39"/>
-    <w:lsdException w:name="toc 8" w:uiPriority="39"/>
-    <w:lsdException w:name="toc 9" w:uiPriority="39"/>
-    <w:lsdException w:name="caption" w:uiPriority="35" w:qFormat="1"/>
-    <w:lsdException w:name="Title" w:semiHidden="0" w:uiPriority="10" w:unhideWhenUsed="0" w:qFormat="1"/>
-    <w:lsdException w:name="Default Paragraph Font" w:uiPriority="1"/>
-    <w:lsdException w:name="Subtitle" w:semiHidden="0" w:uiPriority="11" w:unhideWhenUsed="0" w:qFormat="1"/>
-    <w:lsdException w:name="Strong" w:semiHidden="0" w:uiPriority="22" w:unhideWhenUsed="0" w:qFormat="1"/>
-    <w:lsdException w:name="Emphasis" w:semiHidden="0" w:uiPriority="20" w:unhideWhenUsed="0" w:qFormat="1"/>
-    <w:lsdException w:name="Table Grid" w:semiHidden="0" w:uiPriority="59" w:unhideWhenUsed="0"/>
-    <w:lsdException w:name="Placeholder Text" w:unhideWhenUsed="0"/>
-    <w:lsdException w:name="No Spacing" w:semiHidden="0" w:uiPriority="1" w:unhideWhenUsed="0" w:qFormat="1"/>
-    <w:lsdException w:name="Light Shading" w:semiHidden="0" w:uiPriority="60" w:unhideWhenUsed="0"/>
-    <w:lsdException w:name="Light List" w:semiHidden="0" w:uiPriority="61" w:unhideWhenUsed="0"/>
-    <w:lsdException w:name="Light Grid" w:semiHidden="0" w:uiPriority="62" w:unhideWhenUsed="0"/>
-    <w:lsdException w:name="Medium Shading 1" w:semiHidden="0" w:uiPriority="63" w:unhideWhenUsed="0"/>
-    <w:lsdException w:name="Medium Shading 2" w:semiHidden="0" w:uiPriority="64" w:unhideWhenUsed="0"/>
-    <w:lsdException w:name="Medium List 1" w:semiHidden="0" w:uiPriority="65" w:unhideWhenUsed="0"/>
-    <w:lsdException w:name="Medium List 2" w:semiHidden="0" w:uiPriority="66" w:unhideWhenUsed="0"/>
-    <w:lsdException w:name="Medium Grid 1" w:semiHidden="0" w:uiPriority="67" w:unhideWhenUsed="0"/>
-    <w:lsdException w:name="Medium Grid 2" w:semiHidden="0" w:uiPriority="68" w:unhideWhenUsed="0"/>
-    <w:lsdException w:name="Medium Grid 3" w:semiHidden="0" w:uiPriority="69" w:unhideWhenUsed="0"/>
-    <w:lsdException w:name="Dark List" w:semiHidden="0" w:uiPriority="70" w:unhideWhenUsed="0"/>
-    <w:lsdException w:name="Colorful Shading" w:semiHidden="0" w:uiPriority="71" w:unhideWhenUsed="0"/>
-    <w:lsdException w:name="Colorful List" w:semiHidden="0" w:uiPriority="72" w:unhideWhenUsed="0"/>
-    <w:lsdException w:name="Colorful Grid" w:semiHidden="0" w:uiPriority="73" w:unhideWhenUsed="0"/>
-    <w:lsdException w:name="Light Shading Accent 1" w:semiHidden="0" w:uiPriority="60" w:unhideWhenUsed="0"/>
-    <w:lsdException w:name="Light List Accent 1" w:semiHidden="0" w:uiPriority="61" w:unhideWhenUsed="0"/>
-    <w:lsdException w:name="Light Grid Accent 1" w:semiHidden="0" w:uiPriority="62" w:unhideWhenUsed="0"/>
-    <w:lsdException w:name="Medium Shading 1 Accent 1" w:semiHidden="0" w:uiPriority="63" w:unhideWhenUsed="0"/>
-    <w:lsdException w:name="Medium Shading 2 Accent 1" w:semiHidden="0" w:uiPriority="64" w:unhideWhenUsed="0"/>
-    <w:lsdException w:name="Medium List 1 Accent 1" w:semiHidden="0" w:uiPriority="65" w:unhideWhenUsed="0"/>
-    <w:lsdException w:name="Revision" w:unhideWhenUsed="0"/>
-    <w:lsdException w:name="List Paragraph" w:semiHidden="0" w:uiPriority="34" w:unhideWhenUsed="0" w:qFormat="1"/>
-    <w:lsdException w:name="Quote" w:semiHidden="0" w:uiPriority="29" w:unhideWhenUsed="0" w:qFormat="1"/>
-    <w:lsdException w:name="Intense Quote" w:semiHidden="0" w:uiPriority="30" w:unhideWhenUsed="0" w:qFormat="1"/>
-    <w:lsdException w:name="Medium List 2 Accent 1" w:semiHidden="0" w:uiPriority="66" w:unhideWhenUsed="0"/>
-    <w:lsdException w:name="Medium Grid 1 Accent 1" w:semiHidden="0" w:uiPriority="67" w:unhideWhenUsed="0"/>
-    <w:lsdException w:name="Medium Grid 2 Accent 1" w:semiHidden="0" w:uiPriority="68" w:unhideWhenUsed="0"/>
-    <w:lsdException w:name="Medium Grid 3 Accent 1" w:semiHidden="0" w:uiPriority="69" w:unhideWhenUsed="0"/>
-    <w:lsdException w:name="Dark List Accent 1" w:semiHidden="0" w:uiPriority="70" w:unhideWhenUsed="0"/>
-    <w:lsdException w:name="Colorful Shading Accent 1" w:semiHidden="0" w:uiPriority="71" w:unhideWhenUsed="0"/>
-    <w:lsdException w:name="Colorful List Accent 1" w:semiHidden="0" w:uiPriority="72" w:unhideWhenUsed="0"/>
-    <w:lsdException w:name="Colorful Grid Accent 1" w:semiHidden="0" w:uiPriority="73" w:unhideWhenUsed="0"/>
-    <w:lsdException w:name="Light Shading Accent 2" w:semiHidden="0" w:uiPriority="60" w:unhideWhenUsed="0"/>
-    <w:lsdException w:name="Light List Accent 2" w:semiHidden="0" w:uiPriority="61" w:unhideWhenUsed="0"/>
-    <w:lsdException w:name="Light Grid Accent 2" w:semiHidden="0" w:uiPriority="62" w:unhideWhenUsed="0"/>
-    <w:lsdException w:name="Medium Shading 1 Accent 2" w:semiHidden="0" w:uiPriority="63" w:unhideWhenUsed="0"/>
-    <w:lsdException w:name="Medium Shading 2 Accent 2" w:semiHidden="0" w:uiPriority="64" w:unhideWhenUsed="0"/>
-    <w:lsdException w:name="Medium List 1 Accent 2" w:semiHidden="0" w:uiPriority="65" w:unhideWhenUsed="0"/>
-    <w:lsdException w:name="Medium List 2 Accent 2" w:semiHidden="0" w:uiPriority="66" w:unhideWhenUsed="0"/>
-    <w:lsdException w:name="Medium Grid 1 Accent 2" w:semiHidden="0" w:uiPriority="67" w:unhideWhenUsed="0"/>
-    <w:lsdException w:name="Medium Grid 2 Accent 2" w:semiHidden="0" w:uiPriority="68" w:unhideWhenUsed="0"/>
-    <w:lsdException w:name="Medium Grid 3 Accent 2" w:semiHidden="0" w:uiPriority="69" w:unhideWhenUsed="0"/>
-    <w:lsdException w:name="Dark List Accent 2" w:semiHidden="0" w:uiPriority="70" w:unhideWhenUsed="0"/>
-    <w:lsdException w:name="Colorful Shading Accent 2" w:semiHidden="0" w:uiPriority="71" w:unhideWhenUsed="0"/>
-    <w:lsdException w:name="Colorful List Accent 2" w:semiHidden="0" w:uiPriority="72" w:unhideWhenUsed="0"/>
-    <w:lsdException w:name="Colorful Grid Accent 2" w:semiHidden="0" w:uiPriority="73" w:unhideWhenUsed="0"/>
-    <w:lsdException w:name="Light Shading Accent 3" w:semiHidden="0" w:uiPriority="60" w:unhideWhenUsed="0"/>
-    <w:lsdException w:name="Light List Accent 3" w:semiHidden="0" w:uiPriority="61" w:unhideWhenUsed="0"/>
-    <w:lsdException w:name="Light Grid Accent 3" w:semiHidden="0" w:uiPriority="62" w:unhideWhenUsed="0"/>
-    <w:lsdException w:name="Medium Shading 1 Accent 3" w:semiHidden="0" w:uiPriority="63" w:unhideWhenUsed="0"/>
-    <w:lsdException w:name="Medium Shading 2 Accent 3" w:semiHidden="0" w:uiPriority="64" w:unhideWhenUsed="0"/>
-    <w:lsdException w:name="Medium List 1 Accent 3" w:semiHidden="0" w:uiPriority="65" w:unhideWhenUsed="0"/>
-    <w:lsdException w:name="Medium List 2 Accent 3" w:semiHidden="0" w:uiPriority="66" w:unhideWhenUsed="0"/>
-    <w:lsdException w:name="Medium Grid 1 Accent 3" w:semiHidden="0" w:uiPriority="67" w:unhideWhenUsed="0"/>
-    <w:lsdException w:name="Medium Grid 2 Accent 3" w:semiHidden="0" w:uiPriority="68" w:unhideWhenUsed="0"/>
-    <w:lsdException w:name="Medium Grid 3 Accent 3" w:semiHidden="0" w:uiPriority="69" w:unhideWhenUsed="0"/>
-    <w:lsdException w:name="Dark List Accent 3" w:semiHidden="0" w:uiPriority="70" w:unhideWhenUsed="0"/>
-    <w:lsdException w:name="Colorful Shading Accent 3" w:semiHidden="0" w:uiPriority="71" w:unhideWhenUsed="0"/>
-    <w:lsdException w:name="Colorful List Accent 3" w:semiHidden="0" w:uiPriority="72" w:unhideWhenUsed="0"/>
-    <w:lsdException w:name="Colorful Grid Accent 3" w:semiHidden="0" w:uiPriority="73" w:unhideWhenUsed="0"/>
-    <w:lsdException w:name="Light Shading Accent 4" w:semiHidden="0" w:uiPriority="60" w:unhideWhenUsed="0"/>
-    <w:lsdException w:name="Light List Accent 4" w:semiHidden="0" w:uiPriority="61" w:unhideWhenUsed="0"/>
-    <w:lsdException w:name="Light Grid Accent 4" w:semiHidden="0" w:uiPriority="62" w:unhideWhenUsed="0"/>
-    <w:lsdException w:name="Medium Shading 1 Accent 4" w:semiHidden="0" w:uiPriority="63" w:unhideWhenUsed="0"/>
-    <w:lsdException w:name="Medium Shading 2 Accent 4" w:semiHidden="0" w:uiPriority="64" w:unhideWhenUsed="0"/>
-    <w:lsdException w:name="Medium List 1 Accent 4" w:semiHidden="0" w:uiPriority="65" w:unhideWhenUsed="0"/>
-    <w:lsdException w:name="Medium List 2 Accent 4" w:semiHidden="0" w:uiPriority="66" w:unhideWhenUsed="0"/>
-    <w:lsdException w:name="Medium Grid 1 Accent 4" w:semiHidden="0" w:uiPriority="67" w:unhideWhenUsed="0"/>
-    <w:lsdException w:name="Medium Grid 2 Accent 4" w:semiHidden="0" w:uiPriority="68" w:unhideWhenUsed="0"/>
-    <w:lsdException w:name="Medium Grid 3 Accent 4" w:semiHidden="0" w:uiPriority="69" w:unhideWhenUsed="0"/>
-    <w:lsdException w:name="Dark List Accent 4" w:semiHidden="0" w:uiPriority="70" w:unhideWhenUsed="0"/>
-    <w:lsdException w:name="Colorful Shading Accent 4" w:semiHidden="0" w:uiPriority="71" w:unhideWhenUsed="0"/>
-    <w:lsdException w:name="Colorful List Accent 4" w:semiHidden="0" w:uiPriority="72" w:unhideWhenUsed="0"/>
-    <w:lsdException w:name="Colorful Grid Accent 4" w:semiHidden="0" w:uiPriority="73" w:unhideWhenUsed="0"/>
-    <w:lsdException w:name="Light Shading Accent 5" w:semiHidden="0" w:uiPriority="60" w:unhideWhenUsed="0"/>
-    <w:lsdException w:name="Light List Accent 5" w:semiHidden="0" w:uiPriority="61" w:unhideWhenUsed="0"/>
-    <w:lsdException w:name="Light Grid Accent 5" w:semiHidden="0" w:uiPriority="62" w:unhideWhenUsed="0"/>
-    <w:lsdException w:name="Medium Shading 1 Accent 5" w:semiHidden="0" w:uiPriority="63" w:unhideWhenUsed="0"/>
-    <w:lsdException w:name="Medium Shading 2 Accent 5" w:semiHidden="0" w:uiPriority="64" w:unhideWhenUsed="0"/>
-    <w:lsdException w:name="Medium List 1 Accent 5" w:semiHidden="0" w:uiPriority="65" w:unhideWhenUsed="0"/>
-    <w:lsdException w:name="Medium List 2 Accent 5" w:semiHidden="0" w:uiPriority="66" w:unhideWhenUsed="0"/>
-    <w:lsdException w:name="Medium Grid 1 Accent 5" w:semiHidden="0" w:uiPriority="67" w:unhideWhenUsed="0"/>
-    <w:lsdException w:name="Medium Grid 2 Accent 5" w:semiHidden="0" w:uiPriority="68" w:unhideWhenUsed="0"/>
-    <w:lsdException w:name="Medium Grid 3 Accent 5" w:semiHidden="0" w:uiPriority="69" w:unhideWhenUsed="0"/>
-    <w:lsdException w:name="Dark List Accent 5" w:semiHidden="0" w:uiPriority="70" w:unhideWhenUsed="0"/>
-    <w:lsdException w:name="Colorful Shading Accent 5" w:semiHidden="0" w:uiPriority="71" w:unhideWhenUsed="0"/>
-    <w:lsdException w:name="Colorful List Accent 5" w:semiHidden="0" w:uiPriority="72" w:unhideWhenUsed="0"/>
-    <w:lsdException w:name="Colorful Grid Accent 5" w:semiHidden="0" w:uiPriority="73" w:unhideWhenUsed="0"/>
-    <w:lsdException w:name="Light Shading Accent 6" w:semiHidden="0" w:uiPriority="60" w:unhideWhenUsed="0"/>
-    <w:lsdException w:name="Light List Accent 6" w:semiHidden="0" w:uiPriority="61" w:unhideWhenUsed="0"/>
-    <w:lsdException w:name="Light Grid Accent 6" w:semiHidden="0" w:uiPriority="62" w:unhideWhenUsed="0"/>
-    <w:lsdException w:name="Medium Shading 1 Accent 6" w:semiHidden="0" w:uiPriority="63" w:unhideWhenUsed="0"/>
-    <w:lsdException w:name="Medium Shading 2 Accent 6" w:semiHidden="0" w:uiPriority="64" w:unhideWhenUsed="0"/>
-    <w:lsdException w:name="Medium List 1 Accent 6" w:semiHidden="0" w:uiPriority="65" w:unhideWhenUsed="0"/>
-    <w:lsdException w:name="Medium List 2 Accent 6" w:semiHidden="0" w:uiPriority="66" w:unhideWhenUsed="0"/>
-    <w:lsdException w:name="Medium Grid 1 Accent 6" w:semiHidden="0" w:uiPriority="67" w:unhideWhenUsed="0"/>
-    <w:lsdException w:name="Medium Grid 2 Accent 6" w:semiHidden="0" w:uiPriority="68" w:unhideWhenUsed="0"/>
-    <w:lsdException w:name="Medium Grid 3 Accent 6" w:semiHidden="0" w:uiPriority="69" w:unhideWhenUsed="0"/>
-    <w:lsdException w:name="Dark List Accent 6" w:semiHidden="0" w:uiPriority="70" w:unhideWhenUsed="0"/>
-    <w:lsdException w:name="Colorful Shading Accent 6" w:semiHidden="0" w:uiPriority="71" w:unhideWhenUsed="0"/>
-    <w:lsdException w:name="Colorful List Accent 6" w:semiHidden="0" w:uiPriority="72" w:unhideWhenUsed="0"/>
-    <w:lsdException w:name="Colorful Grid Accent 6" w:semiHidden="0" w:uiPriority="73" w:unhideWhenUsed="0"/>
-    <w:lsdException w:name="Subtle Emphasis" w:semiHidden="0" w:uiPriority="19" w:unhideWhenUsed="0" w:qFormat="1"/>
-    <w:lsdException w:name="Intense Emphasis" w:semiHidden="0" w:uiPriority="21" w:unhideWhenUsed="0" w:qFormat="1"/>
-    <w:lsdException w:name="Subtle Reference" w:semiHidden="0" w:uiPriority="31" w:unhideWhenUsed="0" w:qFormat="1"/>
-    <w:lsdException w:name="Intense Reference" w:semiHidden="0" w:uiPriority="32" w:unhideWhenUsed="0" w:qFormat="1"/>
-    <w:lsdException w:name="Book Title" w:semiHidden="0" w:uiPriority="33" w:unhideWhenUsed="0" w:qFormat="1"/>
-    <w:lsdException w:name="Bibliography" w:uiPriority="37"/>
-    <w:lsdException w:name="TOC Heading" w:uiPriority="39" w:qFormat="1"/>
+  <w:latentStyles w:count="260" w:defQFormat="0" w:defUnhideWhenUsed="1" w:defSemiHidden="1" w:defUIPriority="99" w:defLockedState="0">
+    <w:lsdException w:qFormat="1" w:unhideWhenUsed="0" w:uiPriority="0" w:name="Normal"/>
+    <w:lsdException w:qFormat="1" w:unhideWhenUsed="0" w:uiPriority="9" w:semiHidden="0" w:name="heading 1"/>
+    <w:lsdException w:qFormat="1" w:uiPriority="9" w:name="heading 2"/>
+    <w:lsdException w:qFormat="1" w:uiPriority="9" w:name="heading 3"/>
+    <w:lsdException w:qFormat="1" w:uiPriority="9" w:name="heading 4"/>
+    <w:lsdException w:qFormat="1" w:uiPriority="9" w:name="heading 5"/>
+    <w:lsdException w:qFormat="1" w:uiPriority="9" w:name="heading 6"/>
+    <w:lsdException w:qFormat="1" w:uiPriority="9" w:name="heading 7"/>
+    <w:lsdException w:qFormat="1" w:uiPriority="9" w:name="heading 8"/>
+    <w:lsdException w:qFormat="1" w:uiPriority="9" w:name="heading 9"/>
+    <w:lsdException w:uiPriority="99" w:name="index 1"/>
+    <w:lsdException w:uiPriority="99" w:name="index 2"/>
+    <w:lsdException w:uiPriority="99" w:name="index 3"/>
+    <w:lsdException w:uiPriority="99" w:name="index 4"/>
+    <w:lsdException w:uiPriority="99" w:name="index 5"/>
+    <w:lsdException w:uiPriority="99" w:name="index 6"/>
+    <w:lsdException w:uiPriority="99" w:name="index 7"/>
+    <w:lsdException w:uiPriority="99" w:name="index 8"/>
+    <w:lsdException w:uiPriority="99" w:name="index 9"/>
+    <w:lsdException w:uiPriority="39" w:name="toc 1"/>
+    <w:lsdException w:uiPriority="39" w:name="toc 2"/>
+    <w:lsdException w:uiPriority="39" w:name="toc 3"/>
+    <w:lsdException w:uiPriority="39" w:name="toc 4"/>
+    <w:lsdException w:uiPriority="39" w:name="toc 5"/>
+    <w:lsdException w:uiPriority="39" w:name="toc 6"/>
+    <w:lsdException w:uiPriority="39" w:name="toc 7"/>
+    <w:lsdException w:uiPriority="39" w:name="toc 8"/>
+    <w:lsdException w:uiPriority="39" w:name="toc 9"/>
+    <w:lsdException w:uiPriority="99" w:name="Normal Indent"/>
+    <w:lsdException w:uiPriority="99" w:name="footnote text"/>
+    <w:lsdException w:uiPriority="99" w:name="annotation text"/>
+    <w:lsdException w:uiPriority="99" w:name="header"/>
+    <w:lsdException w:uiPriority="99" w:name="footer"/>
+    <w:lsdException w:uiPriority="99" w:name="index heading"/>
+    <w:lsdException w:qFormat="1" w:uiPriority="35" w:name="caption"/>
+    <w:lsdException w:uiPriority="99" w:name="table of figures"/>
+    <w:lsdException w:uiPriority="99" w:name="envelope address"/>
+    <w:lsdException w:uiPriority="99" w:name="envelope return"/>
+    <w:lsdException w:uiPriority="99" w:name="footnote reference"/>
+    <w:lsdException w:uiPriority="99" w:name="annotation reference"/>
+    <w:lsdException w:uiPriority="99" w:name="line number"/>
+    <w:lsdException w:uiPriority="99" w:name="page number"/>
+    <w:lsdException w:uiPriority="99" w:name="endnote reference"/>
+    <w:lsdException w:uiPriority="99" w:name="endnote text"/>
+    <w:lsdException w:uiPriority="99" w:name="table of authorities"/>
+    <w:lsdException w:uiPriority="99" w:name="macro"/>
+    <w:lsdException w:uiPriority="99" w:name="toa heading"/>
+    <w:lsdException w:uiPriority="99" w:name="List"/>
+    <w:lsdException w:uiPriority="99" w:name="List Bullet"/>
+    <w:lsdException w:uiPriority="99" w:name="List Number"/>
+    <w:lsdException w:uiPriority="99" w:name="List 2"/>
+    <w:lsdException w:uiPriority="99" w:name="List 3"/>
+    <w:lsdException w:uiPriority="99" w:name="List 4"/>
+    <w:lsdException w:uiPriority="99" w:name="List 5"/>
+    <w:lsdException w:uiPriority="99" w:name="List Bullet 2"/>
+    <w:lsdException w:uiPriority="99" w:name="List Bullet 3"/>
+    <w:lsdException w:uiPriority="99" w:name="List Bullet 4"/>
+    <w:lsdException w:uiPriority="99" w:name="List Bullet 5"/>
+    <w:lsdException w:uiPriority="99" w:name="List Number 2"/>
+    <w:lsdException w:uiPriority="99" w:name="List Number 3"/>
+    <w:lsdException w:uiPriority="99" w:name="List Number 4"/>
+    <w:lsdException w:uiPriority="99" w:name="List Number 5"/>
+    <w:lsdException w:qFormat="1" w:unhideWhenUsed="0" w:uiPriority="10" w:semiHidden="0" w:name="Title"/>
+    <w:lsdException w:uiPriority="99" w:name="Closing"/>
+    <w:lsdException w:uiPriority="99" w:name="Signature"/>
+    <w:lsdException w:qFormat="1" w:uiPriority="1" w:name="Default Paragraph Font"/>
+    <w:lsdException w:qFormat="1" w:unhideWhenUsed="0" w:uiPriority="0" w:name="Body Text"/>
+    <w:lsdException w:uiPriority="99" w:name="Body Text Indent"/>
+    <w:lsdException w:uiPriority="99" w:name="List Continue"/>
+    <w:lsdException w:uiPriority="99" w:name="List Continue 2"/>
+    <w:lsdException w:uiPriority="99" w:name="List Continue 3"/>
+    <w:lsdException w:uiPriority="99" w:name="List Continue 4"/>
+    <w:lsdException w:uiPriority="99" w:name="List Continue 5"/>
+    <w:lsdException w:uiPriority="99" w:name="Message Header"/>
+    <w:lsdException w:qFormat="1" w:unhideWhenUsed="0" w:uiPriority="11" w:semiHidden="0" w:name="Subtitle"/>
+    <w:lsdException w:uiPriority="99" w:name="Salutation"/>
+    <w:lsdException w:uiPriority="99" w:name="Date"/>
+    <w:lsdException w:uiPriority="99" w:name="Body Text First Indent"/>
+    <w:lsdException w:uiPriority="99" w:name="Body Text First Indent 2"/>
+    <w:lsdException w:uiPriority="99" w:name="Note Heading"/>
+    <w:lsdException w:uiPriority="99" w:name="Body Text 2"/>
+    <w:lsdException w:uiPriority="99" w:name="Body Text 3"/>
+    <w:lsdException w:uiPriority="99" w:name="Body Text Indent 2"/>
+    <w:lsdException w:uiPriority="99" w:name="Body Text Indent 3"/>
+    <w:lsdException w:uiPriority="99" w:name="Block Text"/>
+    <w:lsdException w:uiPriority="99" w:name="Hyperlink"/>
+    <w:lsdException w:uiPriority="99" w:name="FollowedHyperlink"/>
+    <w:lsdException w:qFormat="1" w:unhideWhenUsed="0" w:uiPriority="22" w:semiHidden="0" w:name="Strong"/>
+    <w:lsdException w:qFormat="1" w:unhideWhenUsed="0" w:uiPriority="20" w:semiHidden="0" w:name="Emphasis"/>
+    <w:lsdException w:uiPriority="99" w:name="Document Map"/>
+    <w:lsdException w:uiPriority="99" w:name="Plain Text"/>
+    <w:lsdException w:uiPriority="99" w:name="E-mail Signature"/>
+    <w:lsdException w:uiPriority="99" w:name="Normal (Web)"/>
+    <w:lsdException w:uiPriority="99" w:name="HTML Acronym"/>
+    <w:lsdException w:uiPriority="99" w:name="HTML Address"/>
+    <w:lsdException w:uiPriority="99" w:name="HTML Cite"/>
+    <w:lsdException w:uiPriority="99" w:name="HTML Code"/>
+    <w:lsdException w:uiPriority="99" w:name="HTML Definition"/>
+    <w:lsdException w:uiPriority="99" w:name="HTML Keyboard"/>
+    <w:lsdException w:uiPriority="99" w:name="HTML Preformatted"/>
+    <w:lsdException w:uiPriority="99" w:name="HTML Sample"/>
+    <w:lsdException w:uiPriority="99" w:name="HTML Typewriter"/>
+    <w:lsdException w:uiPriority="99" w:name="HTML Variable"/>
+    <w:lsdException w:qFormat="1" w:uiPriority="99" w:name="Normal Table"/>
+    <w:lsdException w:uiPriority="99" w:name="annotation subject"/>
+    <w:lsdException w:uiPriority="99" w:name="Table Simple 1"/>
+    <w:lsdException w:uiPriority="99" w:name="Table Simple 2"/>
+    <w:lsdException w:uiPriority="99" w:name="Table Simple 3"/>
+    <w:lsdException w:uiPriority="99" w:name="Table Classic 1"/>
+    <w:lsdException w:uiPriority="99" w:name="Table Classic 2"/>
+    <w:lsdException w:uiPriority="99" w:name="Table Classic 3"/>
+    <w:lsdException w:uiPriority="99" w:name="Table Classic 4"/>
+    <w:lsdException w:uiPriority="99" w:name="Table Colorful 1"/>
+    <w:lsdException w:uiPriority="99" w:name="Table Colorful 2"/>
+    <w:lsdException w:uiPriority="99" w:name="Table Colorful 3"/>
+    <w:lsdException w:uiPriority="99" w:name="Table Columns 1"/>
+    <w:lsdException w:uiPriority="99" w:name="Table Columns 2"/>
+    <w:lsdException w:uiPriority="99" w:name="Table Columns 3"/>
+    <w:lsdException w:uiPriority="99" w:name="Table Columns 4"/>
+    <w:lsdException w:uiPriority="99" w:name="Table Columns 5"/>
+    <w:lsdException w:uiPriority="99" w:name="Table Grid 1"/>
+    <w:lsdException w:uiPriority="99" w:name="Table Grid 2"/>
+    <w:lsdException w:uiPriority="99" w:name="Table Grid 3"/>
+    <w:lsdException w:uiPriority="99" w:name="Table Grid 4"/>
+    <w:lsdException w:uiPriority="99" w:name="Table Grid 5"/>
+    <w:lsdException w:uiPriority="99" w:name="Table Grid 6"/>
+    <w:lsdException w:uiPriority="99" w:name="Table Grid 7"/>
+    <w:lsdException w:uiPriority="99" w:name="Table Grid 8"/>
+    <w:lsdException w:uiPriority="99" w:name="Table List 1"/>
+    <w:lsdException w:uiPriority="99" w:name="Table List 2"/>
+    <w:lsdException w:uiPriority="99" w:name="Table List 3"/>
+    <w:lsdException w:uiPriority="99" w:name="Table List 4"/>
+    <w:lsdException w:uiPriority="99" w:name="Table List 5"/>
+    <w:lsdException w:uiPriority="99" w:name="Table List 6"/>
+    <w:lsdException w:uiPriority="99" w:name="Table List 7"/>
+    <w:lsdException w:uiPriority="99" w:name="Table List 8"/>
+    <w:lsdException w:uiPriority="99" w:name="Table 3D effects 1"/>
+    <w:lsdException w:uiPriority="99" w:name="Table 3D effects 2"/>
+    <w:lsdException w:uiPriority="99" w:name="Table 3D effects 3"/>
+    <w:lsdException w:uiPriority="99" w:name="Table Contemporary"/>
+    <w:lsdException w:uiPriority="99" w:name="Table Elegant"/>
+    <w:lsdException w:uiPriority="99" w:name="Table Professional"/>
+    <w:lsdException w:uiPriority="99" w:name="Table Subtle 1"/>
+    <w:lsdException w:uiPriority="99" w:name="Table Subtle 2"/>
+    <w:lsdException w:uiPriority="99" w:name="Table Web 1"/>
+    <w:lsdException w:uiPriority="99" w:name="Table Web 2"/>
+    <w:lsdException w:uiPriority="99" w:name="Table Web 3"/>
+    <w:lsdException w:uiPriority="99" w:name="Balloon Text"/>
+    <w:lsdException w:unhideWhenUsed="0" w:uiPriority="59" w:semiHidden="0" w:name="Table Grid"/>
+    <w:lsdException w:uiPriority="99" w:name="Table Theme"/>
+    <w:lsdException w:unhideWhenUsed="0" w:uiPriority="60" w:semiHidden="0" w:name="Light Shading"/>
+    <w:lsdException w:unhideWhenUsed="0" w:uiPriority="61" w:semiHidden="0" w:name="Light List"/>
+    <w:lsdException w:unhideWhenUsed="0" w:uiPriority="62" w:semiHidden="0" w:name="Light Grid"/>
+    <w:lsdException w:unhideWhenUsed="0" w:uiPriority="63" w:semiHidden="0" w:name="Medium Shading 1"/>
+    <w:lsdException w:unhideWhenUsed="0" w:uiPriority="64" w:semiHidden="0" w:name="Medium Shading 2"/>
+    <w:lsdException w:unhideWhenUsed="0" w:uiPriority="65" w:semiHidden="0" w:name="Medium List 1"/>
+    <w:lsdException w:unhideWhenUsed="0" w:uiPriority="66" w:semiHidden="0" w:name="Medium List 2"/>
+    <w:lsdException w:unhideWhenUsed="0" w:uiPriority="67" w:semiHidden="0" w:name="Medium Grid 1"/>
+    <w:lsdException w:unhideWhenUsed="0" w:uiPriority="68" w:semiHidden="0" w:name="Medium Grid 2"/>
+    <w:lsdException w:unhideWhenUsed="0" w:uiPriority="69" w:semiHidden="0" w:name="Medium Grid 3"/>
+    <w:lsdException w:unhideWhenUsed="0" w:uiPriority="70" w:semiHidden="0" w:name="Dark List"/>
+    <w:lsdException w:unhideWhenUsed="0" w:uiPriority="71" w:semiHidden="0" w:name="Colorful Shading"/>
+    <w:lsdException w:unhideWhenUsed="0" w:uiPriority="72" w:semiHidden="0" w:name="Colorful List"/>
+    <w:lsdException w:unhideWhenUsed="0" w:uiPriority="73" w:semiHidden="0" w:name="Colorful Grid"/>
+    <w:lsdException w:unhideWhenUsed="0" w:uiPriority="60" w:semiHidden="0" w:name="Light Shading Accent 1"/>
+    <w:lsdException w:unhideWhenUsed="0" w:uiPriority="61" w:semiHidden="0" w:name="Light List Accent 1"/>
+    <w:lsdException w:unhideWhenUsed="0" w:uiPriority="62" w:semiHidden="0" w:name="Light Grid Accent 1"/>
+    <w:lsdException w:unhideWhenUsed="0" w:uiPriority="63" w:semiHidden="0" w:name="Medium Shading 1 Accent 1"/>
+    <w:lsdException w:unhideWhenUsed="0" w:uiPriority="64" w:semiHidden="0" w:name="Medium Shading 2 Accent 1"/>
+    <w:lsdException w:unhideWhenUsed="0" w:uiPriority="65" w:semiHidden="0" w:name="Medium List 1 Accent 1"/>
+    <w:lsdException w:unhideWhenUsed="0" w:uiPriority="66" w:semiHidden="0" w:name="Medium List 2 Accent 1"/>
+    <w:lsdException w:unhideWhenUsed="0" w:uiPriority="67" w:semiHidden="0" w:name="Medium Grid 1 Accent 1"/>
+    <w:lsdException w:unhideWhenUsed="0" w:uiPriority="68" w:semiHidden="0" w:name="Medium Grid 2 Accent 1"/>
+    <w:lsdException w:unhideWhenUsed="0" w:uiPriority="69" w:semiHidden="0" w:name="Medium Grid 3 Accent 1"/>
+    <w:lsdException w:unhideWhenUsed="0" w:uiPriority="70" w:semiHidden="0" w:name="Dark List Accent 1"/>
+    <w:lsdException w:unhideWhenUsed="0" w:uiPriority="71" w:semiHidden="0" w:name="Colorful Shading Accent 1"/>
+    <w:lsdException w:unhideWhenUsed="0" w:uiPriority="72" w:semiHidden="0" w:name="Colorful List Accent 1"/>
+    <w:lsdException w:unhideWhenUsed="0" w:uiPriority="73" w:semiHidden="0" w:name="Colorful Grid Accent 1"/>
+    <w:lsdException w:unhideWhenUsed="0" w:uiPriority="60" w:semiHidden="0" w:name="Light Shading Accent 2"/>
+    <w:lsdException w:unhideWhenUsed="0" w:uiPriority="61" w:semiHidden="0" w:name="Light List Accent 2"/>
+    <w:lsdException w:unhideWhenUsed="0" w:uiPriority="62" w:semiHidden="0" w:name="Light Grid Accent 2"/>
+    <w:lsdException w:unhideWhenUsed="0" w:uiPriority="63" w:semiHidden="0" w:name="Medium Shading 1 Accent 2"/>
+    <w:lsdException w:unhideWhenUsed="0" w:uiPriority="64" w:semiHidden="0" w:name="Medium Shading 2 Accent 2"/>
+    <w:lsdException w:unhideWhenUsed="0" w:uiPriority="65" w:semiHidden="0" w:name="Medium List 1 Accent 2"/>
+    <w:lsdException w:unhideWhenUsed="0" w:uiPriority="66" w:semiHidden="0" w:name="Medium List 2 Accent 2"/>
+    <w:lsdException w:unhideWhenUsed="0" w:uiPriority="67" w:semiHidden="0" w:name="Medium Grid 1 Accent 2"/>
+    <w:lsdException w:unhideWhenUsed="0" w:uiPriority="68" w:semiHidden="0" w:name="Medium Grid 2 Accent 2"/>
+    <w:lsdException w:unhideWhenUsed="0" w:uiPriority="69" w:semiHidden="0" w:name="Medium Grid 3 Accent 2"/>
+    <w:lsdException w:unhideWhenUsed="0" w:uiPriority="70" w:semiHidden="0" w:name="Dark List Accent 2"/>
+    <w:lsdException w:unhideWhenUsed="0" w:uiPriority="71" w:semiHidden="0" w:name="Colorful Shading Accent 2"/>
+    <w:lsdException w:unhideWhenUsed="0" w:uiPriority="72" w:semiHidden="0" w:name="Colorful List Accent 2"/>
+    <w:lsdException w:unhideWhenUsed="0" w:uiPriority="73" w:semiHidden="0" w:name="Colorful Grid Accent 2"/>
+    <w:lsdException w:unhideWhenUsed="0" w:uiPriority="60" w:semiHidden="0" w:name="Light Shading Accent 3"/>
+    <w:lsdException w:unhideWhenUsed="0" w:uiPriority="61" w:semiHidden="0" w:name="Light List Accent 3"/>
+    <w:lsdException w:unhideWhenUsed="0" w:uiPriority="62" w:semiHidden="0" w:name="Light Grid Accent 3"/>
+    <w:lsdException w:unhideWhenUsed="0" w:uiPriority="63" w:semiHidden="0" w:name="Medium Shading 1 Accent 3"/>
+    <w:lsdException w:unhideWhenUsed="0" w:uiPriority="64" w:semiHidden="0" w:name="Medium Shading 2 Accent 3"/>
+    <w:lsdException w:unhideWhenUsed="0" w:uiPriority="65" w:semiHidden="0" w:name="Medium List 1 Accent 3"/>
+    <w:lsdException w:unhideWhenUsed="0" w:uiPriority="66" w:semiHidden="0" w:name="Medium List 2 Accent 3"/>
+    <w:lsdException w:unhideWhenUsed="0" w:uiPriority="67" w:semiHidden="0" w:name="Medium Grid 1 Accent 3"/>
+    <w:lsdException w:unhideWhenUsed="0" w:uiPriority="68" w:semiHidden="0" w:name="Medium Grid 2 Accent 3"/>
+    <w:lsdException w:unhideWhenUsed="0" w:uiPriority="69" w:semiHidden="0" w:name="Medium Grid 3 Accent 3"/>
+    <w:lsdException w:unhideWhenUsed="0" w:uiPriority="70" w:semiHidden="0" w:name="Dark List Accent 3"/>
+    <w:lsdException w:unhideWhenUsed="0" w:uiPriority="71" w:semiHidden="0" w:name="Colorful Shading Accent 3"/>
+    <w:lsdException w:unhideWhenUsed="0" w:uiPriority="72" w:semiHidden="0" w:name="Colorful List Accent 3"/>
+    <w:lsdException w:unhideWhenUsed="0" w:uiPriority="73" w:semiHidden="0" w:name="Colorful Grid Accent 3"/>
+    <w:lsdException w:unhideWhenUsed="0" w:uiPriority="60" w:semiHidden="0" w:name="Light Shading Accent 4"/>
+    <w:lsdException w:unhideWhenUsed="0" w:uiPriority="61" w:semiHidden="0" w:name="Light List Accent 4"/>
+    <w:lsdException w:unhideWhenUsed="0" w:uiPriority="62" w:semiHidden="0" w:name="Light Grid Accent 4"/>
+    <w:lsdException w:unhideWhenUsed="0" w:uiPriority="63" w:semiHidden="0" w:name="Medium Shading 1 Accent 4"/>
+    <w:lsdException w:unhideWhenUsed="0" w:uiPriority="64" w:semiHidden="0" w:name="Medium Shading 2 Accent 4"/>
+    <w:lsdException w:unhideWhenUsed="0" w:uiPriority="65" w:semiHidden="0" w:name="Medium List 1 Accent 4"/>
+    <w:lsdException w:unhideWhenUsed="0" w:uiPriority="66" w:semiHidden="0" w:name="Medium List 2 Accent 4"/>
+    <w:lsdException w:unhideWhenUsed="0" w:uiPriority="67" w:semiHidden="0" w:name="Medium Grid 1 Accent 4"/>
+    <w:lsdException w:unhideWhenUsed="0" w:uiPriority="68" w:semiHidden="0" w:name="Medium Grid 2 Accent 4"/>
+    <w:lsdException w:unhideWhenUsed="0" w:uiPriority="69" w:semiHidden="0" w:name="Medium Grid 3 Accent 4"/>
+    <w:lsdException w:unhideWhenUsed="0" w:uiPriority="70" w:semiHidden="0" w:name="Dark List Accent 4"/>
+    <w:lsdException w:unhideWhenUsed="0" w:uiPriority="71" w:semiHidden="0" w:name="Colorful Shading Accent 4"/>
+    <w:lsdException w:unhideWhenUsed="0" w:uiPriority="72" w:semiHidden="0" w:name="Colorful List Accent 4"/>
+    <w:lsdException w:unhideWhenUsed="0" w:uiPriority="73" w:semiHidden="0" w:name="Colorful Grid Accent 4"/>
+    <w:lsdException w:unhideWhenUsed="0" w:uiPriority="60" w:semiHidden="0" w:name="Light Shading Accent 5"/>
+    <w:lsdException w:unhideWhenUsed="0" w:uiPriority="61" w:semiHidden="0" w:name="Light List Accent 5"/>
+    <w:lsdException w:unhideWhenUsed="0" w:uiPriority="62" w:semiHidden="0" w:name="Light Grid Accent 5"/>
+    <w:lsdException w:unhideWhenUsed="0" w:uiPriority="63" w:semiHidden="0" w:name="Medium Shading 1 Accent 5"/>
+    <w:lsdException w:unhideWhenUsed="0" w:uiPriority="64" w:semiHidden="0" w:name="Medium Shading 2 Accent 5"/>
+    <w:lsdException w:unhideWhenUsed="0" w:uiPriority="65" w:semiHidden="0" w:name="Medium List 1 Accent 5"/>
+    <w:lsdException w:unhideWhenUsed="0" w:uiPriority="66" w:semiHidden="0" w:name="Medium List 2 Accent 5"/>
+    <w:lsdException w:unhideWhenUsed="0" w:uiPriority="67" w:semiHidden="0" w:name="Medium Grid 1 Accent 5"/>
+    <w:lsdException w:unhideWhenUsed="0" w:uiPriority="68" w:semiHidden="0" w:name="Medium Grid 2 Accent 5"/>
+    <w:lsdException w:unhideWhenUsed="0" w:uiPriority="69" w:semiHidden="0" w:name="Medium Grid 3 Accent 5"/>
+    <w:lsdException w:unhideWhenUsed="0" w:uiPriority="70" w:semiHidden="0" w:name="Dark List Accent 5"/>
+    <w:lsdException w:unhideWhenUsed="0" w:uiPriority="71" w:semiHidden="0" w:name="Colorful Shading Accent 5"/>
+    <w:lsdException w:unhideWhenUsed="0" w:uiPriority="72" w:semiHidden="0" w:name="Colorful List Accent 5"/>
+    <w:lsdException w:unhideWhenUsed="0" w:uiPriority="73" w:semiHidden="0" w:name="Colorful Grid Accent 5"/>
+    <w:lsdException w:unhideWhenUsed="0" w:uiPriority="60" w:semiHidden="0" w:name="Light Shading Accent 6"/>
+    <w:lsdException w:unhideWhenUsed="0" w:uiPriority="61" w:semiHidden="0" w:name="Light List Accent 6"/>
+    <w:lsdException w:unhideWhenUsed="0" w:uiPriority="62" w:semiHidden="0" w:name="Light Grid Accent 6"/>
+    <w:lsdException w:unhideWhenUsed="0" w:uiPriority="63" w:semiHidden="0" w:name="Medium Shading 1 Accent 6"/>
+    <w:lsdException w:unhideWhenUsed="0" w:uiPriority="64" w:semiHidden="0" w:name="Medium Shading 2 Accent 6"/>
+    <w:lsdException w:unhideWhenUsed="0" w:uiPriority="65" w:semiHidden="0" w:name="Medium List 1 Accent 6"/>
+    <w:lsdException w:unhideWhenUsed="0" w:uiPriority="66" w:semiHidden="0" w:name="Medium List 2 Accent 6"/>
+    <w:lsdException w:unhideWhenUsed="0" w:uiPriority="67" w:semiHidden="0" w:name="Medium Grid 1 Accent 6"/>
+    <w:lsdException w:unhideWhenUsed="0" w:uiPriority="68" w:semiHidden="0" w:name="Medium Grid 2 Accent 6"/>
+    <w:lsdException w:unhideWhenUsed="0" w:uiPriority="69" w:semiHidden="0" w:name="Medium Grid 3 Accent 6"/>
+    <w:lsdException w:unhideWhenUsed="0" w:uiPriority="70" w:semiHidden="0" w:name="Dark List Accent 6"/>
+    <w:lsdException w:unhideWhenUsed="0" w:uiPriority="71" w:semiHidden="0" w:name="Colorful Shading Accent 6"/>
+    <w:lsdException w:unhideWhenUsed="0" w:uiPriority="72" w:semiHidden="0" w:name="Colorful List Accent 6"/>
+    <w:lsdException w:unhideWhenUsed="0" w:uiPriority="73" w:semiHidden="0" w:name="Colorful Grid Accent 6"/>
   </w:latentStyles>
-  <w:style w:type="paragraph" w:default="1" w:styleId="Normal">
+  <w:style w:type="paragraph" w:default="1" w:styleId="1">
     <w:name w:val="Normal"/>
     <w:semiHidden/>
     <w:qFormat/>
+    <w:uiPriority w:val="0"/>
     <w:pPr>
       <w:kinsoku w:val="0"/>
       <w:autoSpaceDE w:val="0"/>
       <w:autoSpaceDN w:val="0"/>
       <w:adjustRightInd w:val="0"/>
       <w:snapToGrid w:val="0"/>
-      <w:spacing w:line="240" w:lineRule="auto"/>
+      <w:spacing w:after="200" w:line="240" w:lineRule="auto"/>
       <w:jc w:val="left"/>
       <w:textAlignment w:val="baseline"/>
     </w:pPr>
     <w:rPr>
-      <w:noProof/>
+      <w:rFonts w:ascii="Arial" w:hAnsi="Arial" w:eastAsia="Arial" w:cs="Arial"/>
       <w:snapToGrid w:val="0"/>
       <w:color w:val="000000"/>
       <w:kern w:val="0"/>
+      <w:sz w:val="21"/>
+      <w:szCs w:val="21"/>
+      <w:lang w:val="en-US" w:eastAsia="en-US" w:bidi="ar-SA"/>
     </w:rPr>
   </w:style>
-  <w:style w:type="character" w:default="1" w:styleId="DefaultParagraphFont">
+  <w:style w:type="character" w:default="1" w:styleId="4">
     <w:name w:val="Default Paragraph Font"/>
-    <w:uiPriority w:val="1"/>
     <w:semiHidden/>
     <w:unhideWhenUsed/>
+    <w:qFormat/>
+    <w:uiPriority w:val="1"/>
   </w:style>
-  <w:style w:type="table" w:customStyle="1" w:styleId="TableNormal">
+  <w:style w:type="table" w:default="1" w:styleId="3">
+    <w:name w:val="Normal Table"/>
+    <w:semiHidden/>
+    <w:unhideWhenUsed/>
+    <w:qFormat/>
+    <w:uiPriority w:val="99"/>
+    <w:tblPr>
+      <w:tblCellMar>
+        <w:top w:w="0" w:type="dxa"/>
+        <w:left w:w="108" w:type="dxa"/>
+        <w:bottom w:w="0" w:type="dxa"/>
+        <w:right w:w="108" w:type="dxa"/>
+      </w:tblCellMar>
+    </w:tblPr>
+  </w:style>
+  <w:style w:type="paragraph" w:styleId="2">
+    <w:name w:val="Body Text"/>
+    <w:basedOn w:val="1"/>
+    <w:semiHidden/>
+    <w:qFormat/>
+    <w:uiPriority w:val="0"/>
+    <w:rPr>
+      <w:rFonts w:ascii="Arial" w:hAnsi="Arial" w:eastAsia="Arial" w:cs="Arial"/>
+      <w:sz w:val="21"/>
+      <w:szCs w:val="21"/>
+      <w:lang w:val="en-US" w:eastAsia="en-US" w:bidi="ar-SA"/>
+    </w:rPr>
+  </w:style>
+  <w:style w:type="table" w:customStyle="1" w:styleId="5">
     <w:name w:val="Table Normal"/>
     <w:semiHidden/>
     <w:unhideWhenUsed/>
     <w:qFormat/>
+    <w:uiPriority w:val="0"/>
     <w:tblPr>
       <w:tblCellMar>
         <w:top w:w="0" w:type="dxa"/>
@@ -4620,29 +3794,302 @@
       </w:tblCellMar>
     </w:tblPr>
   </w:style>
-  <w:style w:type="paragraph" w:styleId="BodyText">
-    <w:name w:val="Body Text"/>
-    <w:basedOn w:val="Normal"/>
+  <w:style w:type="paragraph" w:customStyle="1" w:styleId="6">
+    <w:name w:val="Table Text"/>
+    <w:basedOn w:val="1"/>
     <w:semiHidden/>
     <w:qFormat/>
+    <w:uiPriority w:val="0"/>
     <w:rPr>
-      <w:rFonts w:ascii="Arial" w:eastAsia="Arial" w:hAnsi="Arial" w:cs="Arial"/>
-      <w:sz w:val="21"/>
-      <w:szCs w:val="21"/>
-      <w:lang w:val="en-US" w:eastAsia="en-US" w:bidi="ar-SA"/>
-    </w:rPr>
-  </w:style>
-  <w:style w:type="paragraph" w:customStyle="1" w:styleId="TableText">
-    <w:name w:val="Table Text"/>
-    <w:basedOn w:val="Normal"/>
-    <w:semiHidden/>
-    <w:qFormat/>
-    <w:rPr>
-      <w:rFonts w:ascii="Arial" w:eastAsia="Arial" w:hAnsi="Arial" w:cs="Arial"/>
+      <w:rFonts w:ascii="Arial" w:hAnsi="Arial" w:eastAsia="Arial" w:cs="Arial"/>
       <w:sz w:val="21"/>
       <w:szCs w:val="21"/>
       <w:lang w:val="en-US" w:eastAsia="en-US" w:bidi="ar-SA"/>
     </w:rPr>
   </w:style>
 </w:styles>
+</file>
+
+<file path=word/theme/theme1.xml><?xml version="1.0" encoding="utf-8"?>
+<a:theme xmlns:a="http://schemas.openxmlformats.org/drawingml/2006/main" name="Office">
+  <a:themeElements>
+    <a:clrScheme name="Office">
+      <a:dk1>
+        <a:sysClr val="windowText" lastClr="000000"/>
+      </a:dk1>
+      <a:lt1>
+        <a:sysClr val="window" lastClr="FFFFFF"/>
+      </a:lt1>
+      <a:dk2>
+        <a:srgbClr val="1F497D"/>
+      </a:dk2>
+      <a:lt2>
+        <a:srgbClr val="EEECE1"/>
+      </a:lt2>
+      <a:accent1>
+        <a:srgbClr val="4F81BD"/>
+      </a:accent1>
+      <a:accent2>
+        <a:srgbClr val="C0504D"/>
+      </a:accent2>
+      <a:accent3>
+        <a:srgbClr val="9BBB59"/>
+      </a:accent3>
+      <a:accent4>
+        <a:srgbClr val="8064A2"/>
+      </a:accent4>
+      <a:accent5>
+        <a:srgbClr val="4BACC6"/>
+      </a:accent5>
+      <a:accent6>
+        <a:srgbClr val="F79646"/>
+      </a:accent6>
+      <a:hlink>
+        <a:srgbClr val="0000FF"/>
+      </a:hlink>
+      <a:folHlink>
+        <a:srgbClr val="800080"/>
+      </a:folHlink>
+    </a:clrScheme>
+    <a:fontScheme name="Office">
+      <a:majorFont>
+        <a:latin typeface="Cambria"/>
+        <a:ea typeface=""/>
+        <a:cs typeface=""/>
+        <a:font script="Jpan" typeface="ＭＳ ゴシック"/>
+        <a:font script="Hang" typeface="맑은 고딕"/>
+        <a:font script="Hans" typeface="宋体"/>
+        <a:font script="Hant" typeface="新細明體"/>
+        <a:font script="Arab" typeface="Times New Roman"/>
+        <a:font script="Hebr" typeface="Times New Roman"/>
+        <a:font script="Thai" typeface="Angsana New"/>
+        <a:font script="Ethi" typeface="Nyala"/>
+        <a:font script="Beng" typeface="Vrinda"/>
+        <a:font script="Gujr" typeface="Shruti"/>
+        <a:font script="Khmr" typeface="MoolBoran"/>
+        <a:font script="Knda" typeface="Tunga"/>
+        <a:font script="Guru" typeface="Raavi"/>
+        <a:font script="Cans" typeface="Euphemia"/>
+        <a:font script="Cher" typeface="Plantagenet Cherokee"/>
+        <a:font script="Yiii" typeface="Microsoft Yi Baiti"/>
+        <a:font script="Tibt" typeface="Microsoft Himalaya"/>
+        <a:font script="Thaa" typeface="MV Boli"/>
+        <a:font script="Deva" typeface="Mangal"/>
+        <a:font script="Telu" typeface="Gautami"/>
+        <a:font script="Taml" typeface="Latha"/>
+        <a:font script="Syrc" typeface="Estrangelo Edessa"/>
+        <a:font script="Orya" typeface="Kalinga"/>
+        <a:font script="Mlym" typeface="Kartika"/>
+        <a:font script="Laoo" typeface="DokChampa"/>
+        <a:font script="Sinh" typeface="Iskoola Pota"/>
+        <a:font script="Mong" typeface="Mongolian Baiti"/>
+        <a:font script="Viet" typeface="Times New Roman"/>
+        <a:font script="Uigh" typeface="Microsoft Uighur"/>
+        <a:font script="Geor" typeface="Sylfaen"/>
+      </a:majorFont>
+      <a:minorFont>
+        <a:latin typeface="Calibri"/>
+        <a:ea typeface=""/>
+        <a:cs typeface=""/>
+        <a:font script="Jpan" typeface="ＭＳ 明朝"/>
+        <a:font script="Hang" typeface="맑은 고딕"/>
+        <a:font script="Hans" typeface="宋体"/>
+        <a:font script="Hant" typeface="新細明體"/>
+        <a:font script="Arab" typeface="Arial"/>
+        <a:font script="Hebr" typeface="Arial"/>
+        <a:font script="Thai" typeface="Cordia New"/>
+        <a:font script="Ethi" typeface="Nyala"/>
+        <a:font script="Beng" typeface="Vrinda"/>
+        <a:font script="Gujr" typeface="Shruti"/>
+        <a:font script="Khmr" typeface="DaunPenh"/>
+        <a:font script="Knda" typeface="Tunga"/>
+        <a:font script="Guru" typeface="Raavi"/>
+        <a:font script="Cans" typeface="Euphemia"/>
+        <a:font script="Cher" typeface="Plantagenet Cherokee"/>
+        <a:font script="Yiii" typeface="Microsoft Yi Baiti"/>
+        <a:font script="Tibt" typeface="Microsoft Himalaya"/>
+        <a:font script="Thaa" typeface="MV Boli"/>
+        <a:font script="Deva" typeface="Mangal"/>
+        <a:font script="Telu" typeface="Gautami"/>
+        <a:font script="Taml" typeface="Latha"/>
+        <a:font script="Syrc" typeface="Estrangelo Edessa"/>
+        <a:font script="Orya" typeface="Kalinga"/>
+        <a:font script="Mlym" typeface="Kartika"/>
+        <a:font script="Laoo" typeface="DokChampa"/>
+        <a:font script="Sinh" typeface="Iskoola Pota"/>
+        <a:font script="Mong" typeface="Mongolian Baiti"/>
+        <a:font script="Viet" typeface="Arial"/>
+        <a:font script="Uigh" typeface="Microsoft Uighur"/>
+        <a:font script="Geor" typeface="Sylfaen"/>
+      </a:minorFont>
+    </a:fontScheme>
+    <a:fmtScheme name="Office">
+      <a:fillStyleLst>
+        <a:solidFill>
+          <a:schemeClr val="phClr"/>
+        </a:solidFill>
+        <a:gradFill rotWithShape="1">
+          <a:gsLst>
+            <a:gs pos="0">
+              <a:schemeClr val="phClr">
+                <a:tint val="50000"/>
+                <a:satMod val="300000"/>
+              </a:schemeClr>
+            </a:gs>
+            <a:gs pos="35000">
+              <a:schemeClr val="phClr">
+                <a:tint val="37000"/>
+                <a:satMod val="300000"/>
+              </a:schemeClr>
+            </a:gs>
+            <a:gs pos="100000">
+              <a:schemeClr val="phClr">
+                <a:tint val="15000"/>
+                <a:satMod val="350000"/>
+              </a:schemeClr>
+            </a:gs>
+          </a:gsLst>
+          <a:lin ang="16200000" scaled="1"/>
+        </a:gradFill>
+        <a:gradFill rotWithShape="1">
+          <a:gsLst>
+            <a:gs pos="0">
+              <a:schemeClr val="phClr">
+                <a:shade val="51000"/>
+                <a:satMod val="130000"/>
+              </a:schemeClr>
+            </a:gs>
+            <a:gs pos="80000">
+              <a:schemeClr val="phClr">
+                <a:shade val="93000"/>
+                <a:satMod val="130000"/>
+              </a:schemeClr>
+            </a:gs>
+            <a:gs pos="100000">
+              <a:schemeClr val="phClr">
+                <a:shade val="94000"/>
+                <a:satMod val="135000"/>
+              </a:schemeClr>
+            </a:gs>
+          </a:gsLst>
+          <a:lin ang="16200000" scaled="0"/>
+        </a:gradFill>
+      </a:fillStyleLst>
+      <a:lnStyleLst>
+        <a:ln w="9525" cap="flat" cmpd="sng" algn="ctr">
+          <a:solidFill>
+            <a:schemeClr val="phClr">
+              <a:shade val="95000"/>
+              <a:satMod val="105000"/>
+            </a:schemeClr>
+          </a:solidFill>
+          <a:prstDash val="solid"/>
+        </a:ln>
+        <a:ln w="25400" cap="flat" cmpd="sng" algn="ctr">
+          <a:solidFill>
+            <a:schemeClr val="phClr"/>
+          </a:solidFill>
+          <a:prstDash val="solid"/>
+        </a:ln>
+        <a:ln w="38100" cap="flat" cmpd="sng" algn="ctr">
+          <a:solidFill>
+            <a:schemeClr val="phClr"/>
+          </a:solidFill>
+          <a:prstDash val="solid"/>
+        </a:ln>
+      </a:lnStyleLst>
+      <a:effectStyleLst>
+        <a:effectStyle>
+          <a:effectLst>
+            <a:outerShdw blurRad="40000" dist="20000" dir="5400000" rotWithShape="0">
+              <a:srgbClr val="000000">
+                <a:alpha val="38000"/>
+              </a:srgbClr>
+            </a:outerShdw>
+          </a:effectLst>
+        </a:effectStyle>
+        <a:effectStyle>
+          <a:effectLst>
+            <a:outerShdw blurRad="40000" dist="23000" dir="5400000" rotWithShape="0">
+              <a:srgbClr val="000000">
+                <a:alpha val="35000"/>
+              </a:srgbClr>
+            </a:outerShdw>
+          </a:effectLst>
+        </a:effectStyle>
+        <a:effectStyle>
+          <a:effectLst>
+            <a:outerShdw blurRad="40000" dist="23000" dir="5400000" rotWithShape="0">
+              <a:srgbClr val="000000">
+                <a:alpha val="35000"/>
+              </a:srgbClr>
+            </a:outerShdw>
+          </a:effectLst>
+          <a:scene3d>
+            <a:camera prst="orthographicFront">
+              <a:rot lat="0" lon="0" rev="0"/>
+            </a:camera>
+            <a:lightRig rig="threePt" dir="t">
+              <a:rot lat="0" lon="0" rev="1200000"/>
+            </a:lightRig>
+          </a:scene3d>
+          <a:sp3d>
+            <a:bevelT w="63500" h="25400"/>
+          </a:sp3d>
+        </a:effectStyle>
+      </a:effectStyleLst>
+      <a:bgFillStyleLst>
+        <a:solidFill>
+          <a:schemeClr val="phClr"/>
+        </a:solidFill>
+        <a:gradFill rotWithShape="1">
+          <a:gsLst>
+            <a:gs pos="0">
+              <a:schemeClr val="phClr">
+                <a:tint val="40000"/>
+                <a:satMod val="350000"/>
+              </a:schemeClr>
+            </a:gs>
+            <a:gs pos="40000">
+              <a:schemeClr val="phClr">
+                <a:tint val="45000"/>
+                <a:satMod val="350000"/>
+                <a:shade val="99000"/>
+              </a:schemeClr>
+            </a:gs>
+            <a:gs pos="100000">
+              <a:schemeClr val="phClr">
+                <a:shade val="20000"/>
+                <a:satMod val="255000"/>
+              </a:schemeClr>
+            </a:gs>
+          </a:gsLst>
+          <a:path path="circle">
+            <a:fillToRect l="50000" t="-80000" r="50000" b="180000"/>
+          </a:path>
+        </a:gradFill>
+        <a:gradFill rotWithShape="1">
+          <a:gsLst>
+            <a:gs pos="0">
+              <a:schemeClr val="phClr">
+                <a:tint val="80000"/>
+                <a:satMod val="300000"/>
+              </a:schemeClr>
+            </a:gs>
+            <a:gs pos="100000">
+              <a:schemeClr val="phClr">
+                <a:shade val="30000"/>
+                <a:satMod val="200000"/>
+              </a:schemeClr>
+            </a:gs>
+          </a:gsLst>
+          <a:path path="circle">
+            <a:fillToRect l="50000" t="50000" r="50000" b="50000"/>
+          </a:path>
+        </a:gradFill>
+      </a:bgFillStyleLst>
+    </a:fmtScheme>
+  </a:themeElements>
+  <a:objectDefaults/>
+</a:theme>
 </file>